--- a/public/training/tiered-admin/SecureByDesign-tiered-admin-Workbook.docx
+++ b/public/training/tiered-admin/SecureByDesign-tiered-admin-Workbook.docx
@@ -150,7 +150,7 @@
           <w:sz w:val="16"/>
           <w:szCs w:val="16"/>
         </w:rPr>
-        <w:t xml:space="preserve">MATERIALS EDITION 1.0    /    COURSE 1.7</w:t>
+        <w:t xml:space="preserve">MATERIALS EDITION 1.1    /    COURSE 1.7</w:t>
       </w:r>
     </w:p>
     <w:p>
@@ -500,7 +500,7 @@
           <w:sz w:val="21"/>
           <w:szCs w:val="21"/>
         </w:rPr>
-        <w:t xml:space="preserve">Provision Windows Server 2025 hosts for SBD-DHCP01 (10.0.20.10) and the three administration systems in VLAN 60: AdminJumpBox01 (.10), SBD-ADMIN-SRV01 (.20), SBD-ADMIN-PC01 (.30).</w:t>
+        <w:t xml:space="preserve">Provision Windows Server 2025 hosts for SBD-DHCP01 (10.0.20.10) and the four administration systems in VLAN 60: AdminJumpBox01 (.10), SBD-ADMIN-SRV01 (.20), SBD-ADMIN-PC01 (.30), and SBD-ADMIN-AUD01 (.40).</w:t>
       </w:r>
     </w:p>
     <w:p>
@@ -1148,7 +1148,7 @@
           <w:sz w:val="21"/>
           <w:szCs w:val="21"/>
         </w:rPr>
-        <w:t xml:space="preserve">Define three tiers against what exists: Tier 0 is the identity and trust fabric (DCs, both CAs, PKI-MGMT01), Tier 1 the member servers, Tier 2 the user endpoints. Map each tier to its OU from course 1.3 and to the admin system that will manage it.</w:t>
+        <w:t xml:space="preserve">Define three tiers against what exists, using Microsoft's rule: anything that can control a Tier 0 system is Tier 0. Tier 0 is the identity and trust fabric (DCs, both CAs, PKI-MGMT01) plus what controls it — the hypervisor hosts and their console, the core router's management, NPS when course 1.9 adds it, and the DC-facing parts of the tools that patch, protect, scan, monitor, and back up the DCs. Tier 1 is the member servers; Tier 2 the user endpoints. Map each tier to its OU from course 1.3 and to the admin system that will manage it.</w:t>
       </w:r>
     </w:p>
     <w:p>
@@ -1167,7 +1167,7 @@
           <w:sz w:val="21"/>
           <w:szCs w:val="21"/>
         </w:rPr>
-        <w:t xml:space="preserve">Write the credential rule per tier: a Tier 0 account signs in only on Tier 0 systems and AdminJumpBox01; Tier 1 admins work from SBD-ADMIN-SRV01; Tier 2 from SBD-ADMIN-PC01. Each administrator gets separate per-tier accounts — the daily account holds no admin rights anywhere.</w:t>
+        <w:t xml:space="preserve">Write the credential rule per tier: a Tier 0 account signs in only on Tier 0 systems and AdminJumpBox01; Tier 1 admins work from SBD-ADMIN-SRV01; Tier 2 from SBD-ADMIN-PC01. The audit custodian gets a fourth seat, SBD-ADMIN-AUD01, that no server operator can use. Each administrator gets separate per-tier accounts — the daily account holds no admin rights anywhere.</w:t>
       </w:r>
     </w:p>
     <w:p>
@@ -1887,7 +1887,7 @@
       <w:pPr>
         <w:spacing w:after="60" w:before="0" w:line="288" w:lineRule="auto"/>
       </w:pPr>
-      <w:hyperlink w:history="1" r:id="rIdnsy5s0xeuzpxbaanxaqsg">
+      <w:hyperlink w:history="1" r:id="rIdvyssbxnipymjyquasgx8j">
         <w:r>
           <w:rPr>
             <w:rFonts w:ascii="Arial" w:cs="Arial" w:eastAsia="Arial" w:hAnsi="Arial"/>
@@ -1904,7 +1904,7 @@
       <w:pPr>
         <w:spacing w:after="60" w:before="0" w:line="288" w:lineRule="auto"/>
       </w:pPr>
-      <w:hyperlink w:history="1" r:id="rIdurr1_yekf2ylm62wy8ch9">
+      <w:hyperlink w:history="1" r:id="rId8es1zenuscpbs2ngewgqx">
         <w:r>
           <w:rPr>
             <w:rFonts w:ascii="Arial" w:cs="Arial" w:eastAsia="Arial" w:hAnsi="Arial"/>
@@ -1921,7 +1921,7 @@
       <w:pPr>
         <w:spacing w:after="60" w:before="0" w:line="288" w:lineRule="auto"/>
       </w:pPr>
-      <w:hyperlink w:history="1" r:id="rIdj56mwkfzxaazicckbcecd">
+      <w:hyperlink w:history="1" r:id="rIduhw48ak5eqaz6vxet4x4n">
         <w:r>
           <w:rPr>
             <w:rFonts w:ascii="Arial" w:cs="Arial" w:eastAsia="Arial" w:hAnsi="Arial"/>
@@ -2868,7 +2868,7 @@
       <w:pPr>
         <w:spacing w:after="60" w:before="0" w:line="288" w:lineRule="auto"/>
       </w:pPr>
-      <w:hyperlink w:history="1" r:id="rIdnd-mv05mi8gngzvojwq02">
+      <w:hyperlink w:history="1" r:id="rIdebl0ohnzjgeyyv893tw6t">
         <w:r>
           <w:rPr>
             <w:rFonts w:ascii="Arial" w:cs="Arial" w:eastAsia="Arial" w:hAnsi="Arial"/>
@@ -2885,7 +2885,7 @@
       <w:pPr>
         <w:spacing w:after="60" w:before="0" w:line="288" w:lineRule="auto"/>
       </w:pPr>
-      <w:hyperlink w:history="1" r:id="rIdbgri4xmyw1akrntfneemp">
+      <w:hyperlink w:history="1" r:id="rIdnngrwjutgjus9u-n21khg">
         <w:r>
           <w:rPr>
             <w:rFonts w:ascii="Arial" w:cs="Arial" w:eastAsia="Arial" w:hAnsi="Arial"/>
@@ -2965,7 +2965,7 @@
           <w:sz w:val="20"/>
           <w:szCs w:val="20"/>
         </w:rPr>
-        <w:t xml:space="preserve">Privileged work gets dedicated, hardened seats: one jump host for Tier 0, one workstation for server administration, one for endpoint administration — each in the Admin OU, each doing nothing else.</w:t>
+        <w:t xml:space="preserve">Privileged work gets dedicated, hardened seats: one jump host for Tier 0, one workstation for server administration, one for endpoint administration, and one for the audit custodian — each in the Admin OU, each doing nothing else.</w:t>
       </w:r>
     </w:p>
     <w:p>
@@ -3002,7 +3002,7 @@
           <w:sz w:val="21"/>
           <w:szCs w:val="21"/>
         </w:rPr>
-        <w:t xml:space="preserve">Build the three VLAN 60 systems into the Admin OU.</w:t>
+        <w:t xml:space="preserve">Build the four VLAN 60 systems into the Admin OU.</w:t>
       </w:r>
     </w:p>
     <w:p>
@@ -3077,7 +3077,7 @@
           <w:sz w:val="21"/>
           <w:szCs w:val="21"/>
         </w:rPr>
-        <w:t xml:space="preserve">Build AdminJumpBox01, SBD-ADMIN-SRV01, and SBD-ADMIN-PC01 as clean Windows Server 2025 (or Windows 11, for the endpoint seat) installs, joined into an Admin OU sub-structure so course 1.3's hardening GPOs apply from first boot.</w:t>
+        <w:t xml:space="preserve">Build AdminJumpBox01, SBD-ADMIN-SRV01, SBD-ADMIN-PC01, and SBD-ADMIN-AUD01 as clean Windows Server 2025 (or Windows 11, for the endpoint seat) installs, joined into an Admin OU sub-structure so course 1.3's hardening GPOs apply from first boot.</w:t>
       </w:r>
     </w:p>
     <w:p>
@@ -3115,7 +3115,7 @@
           <w:sz w:val="21"/>
           <w:szCs w:val="21"/>
         </w:rPr>
-        <w:t xml:space="preserve">Register the management paths: VLAN 60 to Tier 0 and Tier 1 ports (remote desktop 3389, remote management 5985–5986) from the specific admin host each tier allows, and keep the VLAN 80 → VLAN 60 deny from lesson 1 in force.</w:t>
+        <w:t xml:space="preserve">Register the management paths: VLAN 60 to Tier 0 and Tier 1 ports (remote desktop 3389, remote management 5985–5986) from the specific admin host each tier allows, the router's management on VLAN 100 from AdminJumpBox01 only, and SBD-AUDIT01's retention administration from SBD-ADMIN-AUD01 only. Keep the VLAN 80 → VLAN 60 deny from lesson 1 in force.</w:t>
       </w:r>
     </w:p>
     <w:p>
@@ -3230,7 +3230,7 @@
           <w:sz w:val="20"/>
           <w:szCs w:val="20"/>
         </w:rPr>
-        <w:t xml:space="preserve">All three hosts sit in the Admin OU with the hardening GPOs applied, management ports answer from the correct admin host per tier, and nothing in user space can open a session toward VLAN 60.</w:t>
+        <w:t xml:space="preserve">All four hosts sit in the Admin OU with the hardening GPOs applied, management ports answer from the correct admin host per tier, and nothing in user space can open a session toward VLAN 60.</w:t>
       </w:r>
     </w:p>
     <w:p>
@@ -3816,7 +3816,7 @@
       <w:pPr>
         <w:spacing w:after="60" w:before="0" w:line="288" w:lineRule="auto"/>
       </w:pPr>
-      <w:hyperlink w:history="1" r:id="rIdbpm3i2bxllvluhf7edkbz">
+      <w:hyperlink w:history="1" r:id="rIdkzajkmt1c0quovcoxvbv6">
         <w:r>
           <w:rPr>
             <w:rFonts w:ascii="Arial" w:cs="Arial" w:eastAsia="Arial" w:hAnsi="Arial"/>
@@ -3833,7 +3833,7 @@
       <w:pPr>
         <w:spacing w:after="60" w:before="0" w:line="288" w:lineRule="auto"/>
       </w:pPr>
-      <w:hyperlink w:history="1" r:id="rIdpo9bxtzijld8fo7wzzhzs">
+      <w:hyperlink w:history="1" r:id="rIdb3vzok3fjbwtknny-5ceo">
         <w:r>
           <w:rPr>
             <w:rFonts w:ascii="Arial" w:cs="Arial" w:eastAsia="Arial" w:hAnsi="Arial"/>
@@ -4764,7 +4764,7 @@
       <w:pPr>
         <w:spacing w:after="60" w:before="0" w:line="288" w:lineRule="auto"/>
       </w:pPr>
-      <w:hyperlink w:history="1" r:id="rIdu4hoypq5fsvzczf7fve0f">
+      <w:hyperlink w:history="1" r:id="rIdh34t9ycusp-rlq1hjqjp5">
         <w:r>
           <w:rPr>
             <w:rFonts w:ascii="Arial" w:cs="Arial" w:eastAsia="Arial" w:hAnsi="Arial"/>
@@ -4781,7 +4781,7 @@
       <w:pPr>
         <w:spacing w:after="60" w:before="0" w:line="288" w:lineRule="auto"/>
       </w:pPr>
-      <w:hyperlink w:history="1" r:id="rIdnxeguajycmygvazaakjps">
+      <w:hyperlink w:history="1" r:id="rIdpitvqq-ciae7xvvtsfq0s">
         <w:r>
           <w:rPr>
             <w:rFonts w:ascii="Arial" w:cs="Arial" w:eastAsia="Arial" w:hAnsi="Arial"/>
@@ -5712,7 +5712,7 @@
       <w:pPr>
         <w:spacing w:after="60" w:before="0" w:line="288" w:lineRule="auto"/>
       </w:pPr>
-      <w:hyperlink w:history="1" r:id="rId165k4-hhq4kx3m07r6bgw">
+      <w:hyperlink w:history="1" r:id="rIdisckgwnozzmkko2z1yjvk">
         <w:r>
           <w:rPr>
             <w:rFonts w:ascii="Arial" w:cs="Arial" w:eastAsia="Arial" w:hAnsi="Arial"/>
@@ -5729,7 +5729,7 @@
       <w:pPr>
         <w:spacing w:after="60" w:before="0" w:line="288" w:lineRule="auto"/>
       </w:pPr>
-      <w:hyperlink w:history="1" r:id="rIdntmnikswqxq6uv5uusuty">
+      <w:hyperlink w:history="1" r:id="rIdbmocvqolts0tek1crfkfg">
         <w:r>
           <w:rPr>
             <w:rFonts w:ascii="Arial" w:cs="Arial" w:eastAsia="Arial" w:hAnsi="Arial"/>
@@ -5809,7 +5809,7 @@
           <w:sz w:val="20"/>
           <w:szCs w:val="20"/>
         </w:rPr>
-        <w:t xml:space="preserve">Four new systems joined and the directory's logon policy changed — the cadence fires again. Baseline the newcomers, rescan what changed, and hand the next course a network that can finally be watched from somewhere safe.</w:t>
+        <w:t xml:space="preserve">Five new systems joined and the directory's logon policy changed — the cadence fires again. Baseline the newcomers, rescan what changed, and hand the next course a network that can finally be watched from somewhere safe.</w:t>
       </w:r>
     </w:p>
     <w:p>
@@ -5846,7 +5846,7 @@
           <w:sz w:val="21"/>
           <w:szCs w:val="21"/>
         </w:rPr>
-        <w:t xml:space="preserve">Baseline the four new hosts and rescan the changed ones.</w:t>
+        <w:t xml:space="preserve">Baseline the five new hosts and rescan the changed ones.</w:t>
       </w:r>
     </w:p>
     <w:p>
@@ -5921,7 +5921,7 @@
           <w:sz w:val="21"/>
           <w:szCs w:val="21"/>
         </w:rPr>
-        <w:t xml:space="preserve">Run first baselines on SBD-DHCP01 and the three admin hosts with the standard benchmark and tool versions, and rescan the domain controllers — the logon-rights GPOs are the expected delta there.</w:t>
+        <w:t xml:space="preserve">Run first baselines on SBD-DHCP01 and the four admin hosts with the standard benchmark and tool versions, and rescan the domain controllers — the logon-rights GPOs are the expected delta there.</w:t>
       </w:r>
     </w:p>
     <w:p>
@@ -5978,7 +5978,7 @@
           <w:sz w:val="21"/>
           <w:szCs w:val="21"/>
         </w:rPr>
-        <w:t xml:space="preserve">Write the handoff: administration now has a home, which means the logging course can require that SIEM consoles and collectors are managed only from VLAN 60 — say so explicitly for course 1.8.</w:t>
+        <w:t xml:space="preserve">Write the handoff: administration now has a home, which means the logging course can require that SIEM consoles and collectors are managed only from VLAN 60 — with the DC-facing scopes from the Tier 0 seat and audit retention from SBD-ADMIN-AUD01 — say so explicitly for course 1.8.</w:t>
       </w:r>
     </w:p>
     <w:p>
@@ -6058,7 +6058,7 @@
           <w:sz w:val="20"/>
           <w:szCs w:val="20"/>
         </w:rPr>
-        <w:t xml:space="preserve">Four baselines and the DC rescans are filed with attributed deltas, the exception record and register carry the new rows, and the handoff names the logging course's management constraint.</w:t>
+        <w:t xml:space="preserve">Five baselines and the DC rescans are filed with attributed deltas, the exception record and register carry the new rows, and the handoff names the logging course's management constraint.</w:t>
       </w:r>
     </w:p>
     <w:p>
@@ -6644,7 +6644,7 @@
       <w:pPr>
         <w:spacing w:after="60" w:before="0" w:line="288" w:lineRule="auto"/>
       </w:pPr>
-      <w:hyperlink w:history="1" r:id="rIdkvlqcmqymc1-zlx6z4p9k">
+      <w:hyperlink w:history="1" r:id="rIdkec6zp0ypwvekjl8oqqse">
         <w:r>
           <w:rPr>
             <w:rFonts w:ascii="Arial" w:cs="Arial" w:eastAsia="Arial" w:hAnsi="Arial"/>
@@ -7554,7 +7554,7 @@
         <w:sz w:val="15"/>
         <w:szCs w:val="15"/>
       </w:rPr>
-      <w:t xml:space="preserve">© 2026 Secure By Design Team LLC.   Course 1.7 · Materials edition 1.0     </w:t>
+      <w:t xml:space="preserve">© 2026 Secure By Design Team LLC.   Course 1.7 · Materials edition 1.1     </w:t>
     </w:r>
     <w:r>
       <w:rPr>

--- a/public/training/tiered-admin/SecureByDesign-tiered-admin-Workbook.docx
+++ b/public/training/tiered-admin/SecureByDesign-tiered-admin-Workbook.docx
@@ -500,7 +500,7 @@
           <w:sz w:val="21"/>
           <w:szCs w:val="21"/>
         </w:rPr>
-        <w:t xml:space="preserve">Provision Windows Server 2025 hosts for SBD-DHCP01 (10.0.20.10) and the four administration systems in VLAN 60: AdminJumpBox01 (.10), SBD-ADMIN-SRV01 (.20), SBD-ADMIN-PC01 (.30), and SBD-ADMIN-AUD01 (.40).</w:t>
+        <w:t xml:space="preserve">Provision Windows Server 2025 hosts for SBD-DHCP01 (10.0.20.10) and the three administration systems in VLAN 60: AdminJumpBox01 (.10), SBD-ADMIN-SRV01 (.20), SBD-ADMIN-PC01 (.30).</w:t>
       </w:r>
     </w:p>
     <w:p>
@@ -1148,7 +1148,7 @@
           <w:sz w:val="21"/>
           <w:szCs w:val="21"/>
         </w:rPr>
-        <w:t xml:space="preserve">Define three tiers against what exists, using Microsoft's rule: anything that can control a Tier 0 system is Tier 0. Tier 0 is the identity and trust fabric (DCs, both CAs, PKI-MGMT01) plus what controls it — the hypervisor hosts and their console, the core router's management, NPS when course 1.9 adds it, and the DC-facing parts of the tools that patch, protect, scan, monitor, and back up the DCs. Tier 1 is the member servers; Tier 2 the user endpoints. Map each tier to its OU from course 1.3 and to the admin system that will manage it.</w:t>
+        <w:t xml:space="preserve">Define three tiers against what exists, using Microsoft's rule: anything that can control a Tier 0 system is Tier 0. Tier 0 is the identity and trust fabric (DCs, both CAs, PKI-MGMT01) plus what controls it — the hypervisor hosts and their console, the core router's management, and the DC-facing parts of the tools that patch, protect, scan, monitor, and back up the DCs. Tier 1 is the member servers; Tier 2 the user endpoints. Map each tier to its OU from course 1.3 and to the admin system that will manage it.</w:t>
       </w:r>
     </w:p>
     <w:p>
@@ -1167,7 +1167,7 @@
           <w:sz w:val="21"/>
           <w:szCs w:val="21"/>
         </w:rPr>
-        <w:t xml:space="preserve">Write the credential rule per tier: a Tier 0 account signs in only on Tier 0 systems and AdminJumpBox01; Tier 1 admins work from SBD-ADMIN-SRV01; Tier 2 from SBD-ADMIN-PC01. The audit custodian gets a fourth seat, SBD-ADMIN-AUD01, that no server operator can use. Each administrator gets separate per-tier accounts — the daily account holds no admin rights anywhere.</w:t>
+        <w:t xml:space="preserve">Write the credential rule per tier: a Tier 0 account signs in only on Tier 0 systems and AdminJumpBox01; Tier 1 admins work from SBD-ADMIN-SRV01; Tier 2 from SBD-ADMIN-PC01. The audit custodian uses separate accounts and sessions on SBD-ADMIN-SRV01 that ordinary server operators cannot use. Each administrator gets separate per-tier accounts — the daily account holds no admin rights anywhere.</w:t>
       </w:r>
     </w:p>
     <w:p>
@@ -1887,7 +1887,7 @@
       <w:pPr>
         <w:spacing w:after="60" w:before="0" w:line="288" w:lineRule="auto"/>
       </w:pPr>
-      <w:hyperlink w:history="1" r:id="rIdvyssbxnipymjyquasgx8j">
+      <w:hyperlink w:history="1" r:id="rIdmx4to3kjpl1ne67alkk3l">
         <w:r>
           <w:rPr>
             <w:rFonts w:ascii="Arial" w:cs="Arial" w:eastAsia="Arial" w:hAnsi="Arial"/>
@@ -1904,7 +1904,7 @@
       <w:pPr>
         <w:spacing w:after="60" w:before="0" w:line="288" w:lineRule="auto"/>
       </w:pPr>
-      <w:hyperlink w:history="1" r:id="rId8es1zenuscpbs2ngewgqx">
+      <w:hyperlink w:history="1" r:id="rIdt97uyr7cbokv0wvmwk9jb">
         <w:r>
           <w:rPr>
             <w:rFonts w:ascii="Arial" w:cs="Arial" w:eastAsia="Arial" w:hAnsi="Arial"/>
@@ -1921,7 +1921,7 @@
       <w:pPr>
         <w:spacing w:after="60" w:before="0" w:line="288" w:lineRule="auto"/>
       </w:pPr>
-      <w:hyperlink w:history="1" r:id="rIduhw48ak5eqaz6vxet4x4n">
+      <w:hyperlink w:history="1" r:id="rIdypwwpwu0sfdfz3xvkwmaz">
         <w:r>
           <w:rPr>
             <w:rFonts w:ascii="Arial" w:cs="Arial" w:eastAsia="Arial" w:hAnsi="Arial"/>
@@ -2868,7 +2868,7 @@
       <w:pPr>
         <w:spacing w:after="60" w:before="0" w:line="288" w:lineRule="auto"/>
       </w:pPr>
-      <w:hyperlink w:history="1" r:id="rIdebl0ohnzjgeyyv893tw6t">
+      <w:hyperlink w:history="1" r:id="rIdzalhpnjyfcet5wuzn4lku">
         <w:r>
           <w:rPr>
             <w:rFonts w:ascii="Arial" w:cs="Arial" w:eastAsia="Arial" w:hAnsi="Arial"/>
@@ -2885,7 +2885,7 @@
       <w:pPr>
         <w:spacing w:after="60" w:before="0" w:line="288" w:lineRule="auto"/>
       </w:pPr>
-      <w:hyperlink w:history="1" r:id="rIdnngrwjutgjus9u-n21khg">
+      <w:hyperlink w:history="1" r:id="rIdvjwcshpp5gx_dcc17pfne">
         <w:r>
           <w:rPr>
             <w:rFonts w:ascii="Arial" w:cs="Arial" w:eastAsia="Arial" w:hAnsi="Arial"/>
@@ -2965,7 +2965,7 @@
           <w:sz w:val="20"/>
           <w:szCs w:val="20"/>
         </w:rPr>
-        <w:t xml:space="preserve">Privileged work gets dedicated, hardened seats: one jump host for Tier 0, one workstation for server administration, one for endpoint administration, and one for the audit custodian — each in the Admin OU, each doing nothing else.</w:t>
+        <w:t xml:space="preserve">Privileged work gets dedicated, hardened seats: one jump host for Tier 0, one workstation for server administration, one for endpoint administration — each in the Admin OU, each doing nothing else.</w:t>
       </w:r>
     </w:p>
     <w:p>
@@ -3002,7 +3002,7 @@
           <w:sz w:val="21"/>
           <w:szCs w:val="21"/>
         </w:rPr>
-        <w:t xml:space="preserve">Build the four VLAN 60 systems into the Admin OU.</w:t>
+        <w:t xml:space="preserve">Build the three VLAN 60 systems into the Admin OU.</w:t>
       </w:r>
     </w:p>
     <w:p>
@@ -3077,7 +3077,7 @@
           <w:sz w:val="21"/>
           <w:szCs w:val="21"/>
         </w:rPr>
-        <w:t xml:space="preserve">Build AdminJumpBox01, SBD-ADMIN-SRV01, SBD-ADMIN-PC01, and SBD-ADMIN-AUD01 as clean Windows Server 2025 (or Windows 11, for the endpoint seat) installs, joined into an Admin OU sub-structure so course 1.3's hardening GPOs apply from first boot.</w:t>
+        <w:t xml:space="preserve">Build AdminJumpBox01, SBD-ADMIN-SRV01, and SBD-ADMIN-PC01 as clean Windows Server 2025 (or Windows 11, for the endpoint seat) installs, joined into an Admin OU sub-structure so course 1.3's hardening GPOs apply from first boot.</w:t>
       </w:r>
     </w:p>
     <w:p>
@@ -3115,7 +3115,7 @@
           <w:sz w:val="21"/>
           <w:szCs w:val="21"/>
         </w:rPr>
-        <w:t xml:space="preserve">Register the management paths: VLAN 60 to Tier 0 and Tier 1 ports (remote desktop 3389, remote management 5985–5986) from the specific admin host each tier allows, the router's management on VLAN 100 from AdminJumpBox01 only, and SBD-AUDIT01's retention administration from SBD-ADMIN-AUD01 only. Keep the VLAN 80 → VLAN 60 deny from lesson 1 in force.</w:t>
+        <w:t xml:space="preserve">Register the management paths: VLAN 60 to Tier 0 and Tier 1 ports (remote desktop 3389, remote management 5985–5986, SSH 22 for the domain-joined Linux servers) from the specific admin host each tier allows, and the router's management on VLAN 100 from AdminJumpBox01 only. Keep the VLAN 80 → VLAN 60 deny from lesson 1 in force.</w:t>
       </w:r>
     </w:p>
     <w:p>
@@ -3230,7 +3230,7 @@
           <w:sz w:val="20"/>
           <w:szCs w:val="20"/>
         </w:rPr>
-        <w:t xml:space="preserve">All four hosts sit in the Admin OU with the hardening GPOs applied, management ports answer from the correct admin host per tier, and nothing in user space can open a session toward VLAN 60.</w:t>
+        <w:t xml:space="preserve">All three hosts sit in the Admin OU with the hardening GPOs applied, management ports answer from the correct admin host per tier, and nothing in user space can open a session toward VLAN 60.</w:t>
       </w:r>
     </w:p>
     <w:p>
@@ -3816,7 +3816,7 @@
       <w:pPr>
         <w:spacing w:after="60" w:before="0" w:line="288" w:lineRule="auto"/>
       </w:pPr>
-      <w:hyperlink w:history="1" r:id="rIdkzajkmt1c0quovcoxvbv6">
+      <w:hyperlink w:history="1" r:id="rIdg5zvt2osdmdradkdkwuak">
         <w:r>
           <w:rPr>
             <w:rFonts w:ascii="Arial" w:cs="Arial" w:eastAsia="Arial" w:hAnsi="Arial"/>
@@ -3833,7 +3833,7 @@
       <w:pPr>
         <w:spacing w:after="60" w:before="0" w:line="288" w:lineRule="auto"/>
       </w:pPr>
-      <w:hyperlink w:history="1" r:id="rIdb3vzok3fjbwtknny-5ceo">
+      <w:hyperlink w:history="1" r:id="rIdqmxdufs2yczad9unv7uvf">
         <w:r>
           <w:rPr>
             <w:rFonts w:ascii="Arial" w:cs="Arial" w:eastAsia="Arial" w:hAnsi="Arial"/>
@@ -4764,7 +4764,7 @@
       <w:pPr>
         <w:spacing w:after="60" w:before="0" w:line="288" w:lineRule="auto"/>
       </w:pPr>
-      <w:hyperlink w:history="1" r:id="rIdh34t9ycusp-rlq1hjqjp5">
+      <w:hyperlink w:history="1" r:id="rIdoj6hrd7b2dshz4yzmjip2">
         <w:r>
           <w:rPr>
             <w:rFonts w:ascii="Arial" w:cs="Arial" w:eastAsia="Arial" w:hAnsi="Arial"/>
@@ -4781,7 +4781,7 @@
       <w:pPr>
         <w:spacing w:after="60" w:before="0" w:line="288" w:lineRule="auto"/>
       </w:pPr>
-      <w:hyperlink w:history="1" r:id="rIdpitvqq-ciae7xvvtsfq0s">
+      <w:hyperlink w:history="1" r:id="rIdxflmdasuosplof5iovp0e">
         <w:r>
           <w:rPr>
             <w:rFonts w:ascii="Arial" w:cs="Arial" w:eastAsia="Arial" w:hAnsi="Arial"/>
@@ -5712,7 +5712,7 @@
       <w:pPr>
         <w:spacing w:after="60" w:before="0" w:line="288" w:lineRule="auto"/>
       </w:pPr>
-      <w:hyperlink w:history="1" r:id="rIdisckgwnozzmkko2z1yjvk">
+      <w:hyperlink w:history="1" r:id="rIdht4d728xl3pqcsfnvxltu">
         <w:r>
           <w:rPr>
             <w:rFonts w:ascii="Arial" w:cs="Arial" w:eastAsia="Arial" w:hAnsi="Arial"/>
@@ -5729,7 +5729,7 @@
       <w:pPr>
         <w:spacing w:after="60" w:before="0" w:line="288" w:lineRule="auto"/>
       </w:pPr>
-      <w:hyperlink w:history="1" r:id="rIdbmocvqolts0tek1crfkfg">
+      <w:hyperlink w:history="1" r:id="rIdgb58lfuofdbsz0_uqi5gl">
         <w:r>
           <w:rPr>
             <w:rFonts w:ascii="Arial" w:cs="Arial" w:eastAsia="Arial" w:hAnsi="Arial"/>
@@ -5809,7 +5809,7 @@
           <w:sz w:val="20"/>
           <w:szCs w:val="20"/>
         </w:rPr>
-        <w:t xml:space="preserve">Five new systems joined and the directory's logon policy changed — the cadence fires again. Baseline the newcomers, rescan what changed, and hand the next course a network that can finally be watched from somewhere safe.</w:t>
+        <w:t xml:space="preserve">Four new systems joined and the directory's logon policy changed — the cadence fires again. Baseline the newcomers, rescan what changed, and hand the next course a network that can finally be watched from somewhere safe.</w:t>
       </w:r>
     </w:p>
     <w:p>
@@ -5846,7 +5846,7 @@
           <w:sz w:val="21"/>
           <w:szCs w:val="21"/>
         </w:rPr>
-        <w:t xml:space="preserve">Baseline the five new hosts and rescan the changed ones.</w:t>
+        <w:t xml:space="preserve">Baseline the four new hosts and rescan the changed ones.</w:t>
       </w:r>
     </w:p>
     <w:p>
@@ -5921,7 +5921,7 @@
           <w:sz w:val="21"/>
           <w:szCs w:val="21"/>
         </w:rPr>
-        <w:t xml:space="preserve">Run first baselines on SBD-DHCP01 and the four admin hosts with the standard benchmark and tool versions, and rescan the domain controllers — the logon-rights GPOs are the expected delta there.</w:t>
+        <w:t xml:space="preserve">Run first baselines on SBD-DHCP01 and the three admin hosts with the standard benchmark and tool versions, and rescan the domain controllers — the logon-rights GPOs are the expected delta there.</w:t>
       </w:r>
     </w:p>
     <w:p>
@@ -5978,7 +5978,7 @@
           <w:sz w:val="21"/>
           <w:szCs w:val="21"/>
         </w:rPr>
-        <w:t xml:space="preserve">Write the handoff: administration now has a home, which means the logging course can require that SIEM consoles and collectors are managed only from VLAN 60 — with the DC-facing scopes from the Tier 0 seat and audit retention from SBD-ADMIN-AUD01 — say so explicitly for course 1.8.</w:t>
+        <w:t xml:space="preserve">Write the handoff: administration now has a home, which means the logging course can require that SIEM consoles and collectors are managed only from VLAN 60 — with the DC-facing scopes from the Tier 0 seat and audit retention under the custodian's separate accounts — say so explicitly for course 1.8.</w:t>
       </w:r>
     </w:p>
     <w:p>
@@ -6058,7 +6058,7 @@
           <w:sz w:val="20"/>
           <w:szCs w:val="20"/>
         </w:rPr>
-        <w:t xml:space="preserve">Five baselines and the DC rescans are filed with attributed deltas, the exception record and register carry the new rows, and the handoff names the logging course's management constraint.</w:t>
+        <w:t xml:space="preserve">Four baselines and the DC rescans are filed with attributed deltas, the exception record and register carry the new rows, and the handoff names the logging course's management constraint.</w:t>
       </w:r>
     </w:p>
     <w:p>
@@ -6644,7 +6644,7 @@
       <w:pPr>
         <w:spacing w:after="60" w:before="0" w:line="288" w:lineRule="auto"/>
       </w:pPr>
-      <w:hyperlink w:history="1" r:id="rIdkec6zp0ypwvekjl8oqqse">
+      <w:hyperlink w:history="1" r:id="rIdehtwdtsipcgihi0awxp4l">
         <w:r>
           <w:rPr>
             <w:rFonts w:ascii="Arial" w:cs="Arial" w:eastAsia="Arial" w:hAnsi="Arial"/>

--- a/public/training/tiered-admin/SecureByDesign-tiered-admin-Workbook.docx
+++ b/public/training/tiered-admin/SecureByDesign-tiered-admin-Workbook.docx
@@ -1887,7 +1887,7 @@
       <w:pPr>
         <w:spacing w:after="60" w:before="0" w:line="288" w:lineRule="auto"/>
       </w:pPr>
-      <w:hyperlink w:history="1" r:id="rIdmx4to3kjpl1ne67alkk3l">
+      <w:hyperlink w:history="1" r:id="rIdqqezxgfdtjdve2joclfdi">
         <w:r>
           <w:rPr>
             <w:rFonts w:ascii="Arial" w:cs="Arial" w:eastAsia="Arial" w:hAnsi="Arial"/>
@@ -1904,7 +1904,7 @@
       <w:pPr>
         <w:spacing w:after="60" w:before="0" w:line="288" w:lineRule="auto"/>
       </w:pPr>
-      <w:hyperlink w:history="1" r:id="rIdt97uyr7cbokv0wvmwk9jb">
+      <w:hyperlink w:history="1" r:id="rIdyjlan9qwpayweifleu8jj">
         <w:r>
           <w:rPr>
             <w:rFonts w:ascii="Arial" w:cs="Arial" w:eastAsia="Arial" w:hAnsi="Arial"/>
@@ -1921,7 +1921,7 @@
       <w:pPr>
         <w:spacing w:after="60" w:before="0" w:line="288" w:lineRule="auto"/>
       </w:pPr>
-      <w:hyperlink w:history="1" r:id="rIdypwwpwu0sfdfz3xvkwmaz">
+      <w:hyperlink w:history="1" r:id="rIdpamhxgj9ghucxprc3kvqv">
         <w:r>
           <w:rPr>
             <w:rFonts w:ascii="Arial" w:cs="Arial" w:eastAsia="Arial" w:hAnsi="Arial"/>
@@ -2868,7 +2868,7 @@
       <w:pPr>
         <w:spacing w:after="60" w:before="0" w:line="288" w:lineRule="auto"/>
       </w:pPr>
-      <w:hyperlink w:history="1" r:id="rIdzalhpnjyfcet5wuzn4lku">
+      <w:hyperlink w:history="1" r:id="rIdwo13ro7h1wejsefrmtbip">
         <w:r>
           <w:rPr>
             <w:rFonts w:ascii="Arial" w:cs="Arial" w:eastAsia="Arial" w:hAnsi="Arial"/>
@@ -2885,7 +2885,7 @@
       <w:pPr>
         <w:spacing w:after="60" w:before="0" w:line="288" w:lineRule="auto"/>
       </w:pPr>
-      <w:hyperlink w:history="1" r:id="rIdvjwcshpp5gx_dcc17pfne">
+      <w:hyperlink w:history="1" r:id="rId861xun_mna75dn2q7_ucx">
         <w:r>
           <w:rPr>
             <w:rFonts w:ascii="Arial" w:cs="Arial" w:eastAsia="Arial" w:hAnsi="Arial"/>
@@ -3816,7 +3816,7 @@
       <w:pPr>
         <w:spacing w:after="60" w:before="0" w:line="288" w:lineRule="auto"/>
       </w:pPr>
-      <w:hyperlink w:history="1" r:id="rIdg5zvt2osdmdradkdkwuak">
+      <w:hyperlink w:history="1" r:id="rIdcehjwnadjqy2di1oghsox">
         <w:r>
           <w:rPr>
             <w:rFonts w:ascii="Arial" w:cs="Arial" w:eastAsia="Arial" w:hAnsi="Arial"/>
@@ -3833,7 +3833,7 @@
       <w:pPr>
         <w:spacing w:after="60" w:before="0" w:line="288" w:lineRule="auto"/>
       </w:pPr>
-      <w:hyperlink w:history="1" r:id="rIdqmxdufs2yczad9unv7uvf">
+      <w:hyperlink w:history="1" r:id="rIduimlxi1z-qv7w6x8m0vg5">
         <w:r>
           <w:rPr>
             <w:rFonts w:ascii="Arial" w:cs="Arial" w:eastAsia="Arial" w:hAnsi="Arial"/>
@@ -4764,7 +4764,7 @@
       <w:pPr>
         <w:spacing w:after="60" w:before="0" w:line="288" w:lineRule="auto"/>
       </w:pPr>
-      <w:hyperlink w:history="1" r:id="rIdoj6hrd7b2dshz4yzmjip2">
+      <w:hyperlink w:history="1" r:id="rId7sfu-r61z2za4z767ho2o">
         <w:r>
           <w:rPr>
             <w:rFonts w:ascii="Arial" w:cs="Arial" w:eastAsia="Arial" w:hAnsi="Arial"/>
@@ -4781,7 +4781,7 @@
       <w:pPr>
         <w:spacing w:after="60" w:before="0" w:line="288" w:lineRule="auto"/>
       </w:pPr>
-      <w:hyperlink w:history="1" r:id="rIdxflmdasuosplof5iovp0e">
+      <w:hyperlink w:history="1" r:id="rIdkyce152j_nmfvzc7yafwj">
         <w:r>
           <w:rPr>
             <w:rFonts w:ascii="Arial" w:cs="Arial" w:eastAsia="Arial" w:hAnsi="Arial"/>
@@ -5712,7 +5712,7 @@
       <w:pPr>
         <w:spacing w:after="60" w:before="0" w:line="288" w:lineRule="auto"/>
       </w:pPr>
-      <w:hyperlink w:history="1" r:id="rIdht4d728xl3pqcsfnvxltu">
+      <w:hyperlink w:history="1" r:id="rIdkorhmnrbpsob43buq8mzw">
         <w:r>
           <w:rPr>
             <w:rFonts w:ascii="Arial" w:cs="Arial" w:eastAsia="Arial" w:hAnsi="Arial"/>
@@ -5729,7 +5729,7 @@
       <w:pPr>
         <w:spacing w:after="60" w:before="0" w:line="288" w:lineRule="auto"/>
       </w:pPr>
-      <w:hyperlink w:history="1" r:id="rIdgb58lfuofdbsz0_uqi5gl">
+      <w:hyperlink w:history="1" r:id="rId_7gu1no5mbchg7p_pjxo9">
         <w:r>
           <w:rPr>
             <w:rFonts w:ascii="Arial" w:cs="Arial" w:eastAsia="Arial" w:hAnsi="Arial"/>
@@ -6644,7 +6644,7 @@
       <w:pPr>
         <w:spacing w:after="60" w:before="0" w:line="288" w:lineRule="auto"/>
       </w:pPr>
-      <w:hyperlink w:history="1" r:id="rIdehtwdtsipcgihi0awxp4l">
+      <w:hyperlink w:history="1" r:id="rIdbe0rv_77aoq688jgexwg6">
         <w:r>
           <w:rPr>
             <w:rFonts w:ascii="Arial" w:cs="Arial" w:eastAsia="Arial" w:hAnsi="Arial"/>

--- a/public/training/tiered-admin/SecureByDesign-tiered-admin-Workbook.docx
+++ b/public/training/tiered-admin/SecureByDesign-tiered-admin-Workbook.docx
@@ -11,7 +11,7 @@
           <wp:inline distT="0" distB="0" distL="0" distR="0">
             <wp:extent cx="495300" cy="495300"/>
             <wp:effectExtent t="0" r="0" b="0" l="0"/>
-            <wp:docPr id="1" name="" descr="" title=""/>
+            <wp:docPr id="1" name="" descr="Secure By Design logo" title=""/>
             <wp:cNvGraphicFramePr>
               <a:graphicFrameLocks xmlns:a="http://schemas.openxmlformats.org/drawingml/2006/main" noChangeAspect="1"/>
             </wp:cNvGraphicFramePr>
@@ -19,7 +19,7 @@
               <a:graphicData uri="http://schemas.openxmlformats.org/drawingml/2006/picture">
                 <pic:pic xmlns:pic="http://schemas.openxmlformats.org/drawingml/2006/picture">
                   <pic:nvPicPr>
-                    <pic:cNvPr id="0" name="" descr=""/>
+                    <pic:cNvPr id="0" name="" descr="Secure By Design logo"/>
                     <pic:cNvPicPr>
                       <a:picLocks noChangeAspect="1" noChangeArrowheads="1"/>
                     </pic:cNvPicPr>
@@ -150,7 +150,7 @@
           <w:sz w:val="16"/>
           <w:szCs w:val="16"/>
         </w:rPr>
-        <w:t xml:space="preserve">MATERIALS EDITION 1.1    /    COURSE 1.7</w:t>
+        <w:t xml:space="preserve">MATERIALS EDITION 1.2    /    COURSE 1.7</w:t>
       </w:r>
     </w:p>
     <w:p>
@@ -164,7 +164,7 @@
           <w:sz w:val="16"/>
           <w:szCs w:val="16"/>
         </w:rPr>
-        <w:t xml:space="preserve">Updated 7 October 2026  ·  sbd-tiered-admin</w:t>
+        <w:t xml:space="preserve">Updated 8 October 2026  ·  sbd-tiered-admin</w:t>
       </w:r>
     </w:p>
     <w:p>
@@ -481,7 +481,7 @@
           <w:sz w:val="21"/>
           <w:szCs w:val="21"/>
         </w:rPr>
-        <w:t xml:space="preserve">Complete course 1.5: the routed network with its ACL register, and course 1.3's OU structure with the Admin OU in place.</w:t>
+        <w:t xml:space="preserve">Complete courses 1.5 and 1.6: the routed network with its access control list (ACL) register and the finished PKI services, plus course 1.3's OU structure with the Admin OU in place.</w:t>
       </w:r>
     </w:p>
     <w:p>
@@ -1148,7 +1148,7 @@
           <w:sz w:val="21"/>
           <w:szCs w:val="21"/>
         </w:rPr>
-        <w:t xml:space="preserve">Define three tiers against what exists, using Microsoft's rule: anything that can control a Tier 0 system is Tier 0. Tier 0 is the identity and trust fabric (DCs, both CAs, PKI-MGMT01) plus what controls it — the hypervisor hosts and their console, the core router's management, and the DC-facing parts of the tools that patch, protect, scan, monitor, and back up the DCs. Tier 1 is the member servers; Tier 2 the user endpoints. Map each tier to its OU from course 1.3 and to the admin system that will manage it.</w:t>
+        <w:t xml:space="preserve">Define three tiers against what exists, using Microsoft's rule: anything that can control a Tier 0 system is Tier 0. Tier 0 is the identity and trust fabric (DCs, both CAs, PKI-MGMT01) plus what controls it — the hypervisor hosts and their console, the core router's management, and the DC-facing parts of the tools that patch, protect, scan, monitor, and back up the DCs. Tier 1 is the member servers; Tier 2 the user endpoints. Map each tier to its OUs: Tier 0 to the Domain Controllers OU plus a new Tier 0 Servers OU for SBD-SUBCA01 and SBD-PKI-MGMT01 (lesson 4 moves them out of the Servers OU), Tier 1 to the Servers OU, and Tier 2 to the Workstations OU.</w:t>
       </w:r>
     </w:p>
     <w:p>
@@ -1186,7 +1186,7 @@
           <w:sz w:val="21"/>
           <w:szCs w:val="21"/>
         </w:rPr>
-        <w:t xml:space="preserve">Plan the DHCP design: scope 10.0.80.100–149 for the workstation VLAN, options for router 10.0.80.1, the two DCs as DNS, and the sbd.test domain; the core router relays VLAN 80 broadcasts to SBD-DHCP01; everything else stays static.</w:t>
+        <w:t xml:space="preserve">Plan the DHCP design: scope 10.0.80.100–199 for the workstation VLAN — 100 addresses, room for the 50 PCs, the test clients, and replacement machines whose old leases have not yet expired — with options for router 10.0.80.1, the two DCs as DNS, and the sbd.test domain; the core router relays VLAN 80 broadcasts to SBD-DHCP01; everything else stays static.</w:t>
       </w:r>
     </w:p>
     <w:p>
@@ -1205,7 +1205,7 @@
           <w:sz w:val="21"/>
           <w:szCs w:val="21"/>
         </w:rPr>
-        <w:t xml:space="preserve">Add the register rows this course needs: VLAN 60 to each tier's management ports, DHCP relay from the core to SBD-DHCP01, and explicit denies from VLAN 80 into VLAN 60 — user space never initiates toward the admin plane.</w:t>
+        <w:t xml:space="preserve">Add the register rows this course needs: VLAN 60 to each tier's management ports (rules A01–A04 in Inside the Network), DHCP relay from the core to SBD-DHCP01 (F04), and explicit denies from VLAN 80 into VLAN 60 — user space never initiates toward the admin plane.</w:t>
       </w:r>
     </w:p>
     <w:p>
@@ -2113,7 +2113,7 @@
           <w:sz w:val="21"/>
           <w:szCs w:val="21"/>
         </w:rPr>
-        <w:t xml:space="preserve">Install the DHCP role on SBD-DHCP01 in the Servers OU and complete directory authorization — an unauthorized Windows DHCP server refuses to serve domain networks, which is the built-in rogue check worth explaining on camera.</w:t>
+        <w:t xml:space="preserve">Install the DHCP role on SBD-DHCP01 in the Servers OU and complete directory authorization — an unauthorized Windows DHCP server refuses to serve domain networks, the directory's built-in check against rogue DHCP servers.</w:t>
       </w:r>
     </w:p>
     <w:p>
@@ -2132,7 +2132,7 @@
           <w:sz w:val="21"/>
           <w:szCs w:val="21"/>
         </w:rPr>
-        <w:t xml:space="preserve">Create the IPv4 scope 10.0.80.100–149 with the planned options: router 10.0.80.1, DNS 10.0.10.10 and 10.0.10.11, domain sbd.test. Leave every other VLAN static as designed.</w:t>
+        <w:t xml:space="preserve">Create the IPv4 scope 10.0.80.100–199 with the planned options: router 10.0.80.1, DNS 10.0.10.10 and 10.0.10.11, domain sbd.test. Leave every other VLAN static as designed.</w:t>
       </w:r>
     </w:p>
     <w:p>
@@ -2170,7 +2170,7 @@
           <w:sz w:val="21"/>
           <w:szCs w:val="21"/>
         </w:rPr>
-        <w:t xml:space="preserve">Enable the DHCP relay on the core router's VLAN 80 interface toward 10.0.20.10, confirm the register row permits it, then pull a lease with a temporary test VM in VLAN 80 and watch its A record appear.</w:t>
+        <w:t xml:space="preserve">Enable the DHCP relay on the core router's VLAN 80 interface toward 10.0.20.10, confirm the register row (F04) permits it, then pull a lease with a temporary test VM in VLAN 80 and watch its A record appear.</w:t>
       </w:r>
     </w:p>
     <w:p>
@@ -2916,7 +2916,7 @@
           <w:sz w:val="16"/>
           <w:szCs w:val="16"/>
         </w:rPr>
-        <w:t xml:space="preserve">LESSON 03  /  ABOUT 30 MIN</w:t>
+        <w:t xml:space="preserve">LESSON 03  /  ABOUT 35 MIN</w:t>
       </w:r>
     </w:p>
     <w:p>
@@ -3002,7 +3002,7 @@
           <w:sz w:val="21"/>
           <w:szCs w:val="21"/>
         </w:rPr>
-        <w:t xml:space="preserve">Build the three VLAN 60 systems into the Admin OU.</w:t>
+        <w:t xml:space="preserve">Link the hardening policies to the Admin OU's computer sub-OUs, then build the three VLAN 60 systems into them.</w:t>
       </w:r>
     </w:p>
     <w:p>
@@ -3077,7 +3077,7 @@
           <w:sz w:val="21"/>
           <w:szCs w:val="21"/>
         </w:rPr>
-        <w:t xml:space="preserve">Build AdminJumpBox01, SBD-ADMIN-SRV01, and SBD-ADMIN-PC01 as clean Windows Server 2025 (or Windows 11, for the endpoint seat) installs, joined into an Admin OU sub-structure so course 1.3's hardening GPOs apply from first boot.</w:t>
+        <w:t xml:space="preserve">Create two computer sub-OUs under the Admin OU — Admin Servers for AdminJumpBox01 and SBD-ADMIN-SRV01, Admin Workstations for SBD-ADMIN-PC01 — and link course 1.3's Security Technical Implementation Guide (STIG) Group Policy objects (GPOs) to them before any seat joins: the member-server policies to Admin Servers and the Windows 11 policies from the same package to Admin Workstations. Course 1.3 linked them only to the Domain Controllers and Servers OUs, so without this step the seats would boot unhardened.</w:t>
       </w:r>
     </w:p>
     <w:p>
@@ -3096,7 +3096,7 @@
           <w:sz w:val="21"/>
           <w:szCs w:val="21"/>
         </w:rPr>
-        <w:t xml:space="preserve">Strip them to purpose: no browsing to anything but internal admin interfaces, no mail, no file shares hosted, and the management tools for exactly their tier — RSAT on the server seats, endpoint tooling on the PC seat.</w:t>
+        <w:t xml:space="preserve">Build AdminJumpBox01, SBD-ADMIN-SRV01, and SBD-ADMIN-PC01 as clean Windows Server 2025 (or Windows 11, for the endpoint seat) installs and join each into its sub-OU, so the hardening applies from first boot.</w:t>
       </w:r>
     </w:p>
     <w:p>
@@ -3115,7 +3115,7 @@
           <w:sz w:val="21"/>
           <w:szCs w:val="21"/>
         </w:rPr>
-        <w:t xml:space="preserve">Register the management paths: VLAN 60 to Tier 0 and Tier 1 ports (remote desktop 3389, remote management 5985–5986, SSH 22 for the domain-joined Linux servers) from the specific admin host each tier allows, and the router's management on VLAN 100 from AdminJumpBox01 only. Keep the VLAN 80 → VLAN 60 deny from lesson 1 in force.</w:t>
+        <w:t xml:space="preserve">Strip them to purpose: no browsing to anything but internal admin interfaces, no mail, no file shares hosted, and the management tools for exactly their tier — Remote Server Administration Tools (RSAT) on the server seats, endpoint tooling on the PC seat.</w:t>
       </w:r>
     </w:p>
     <w:p>
@@ -3134,6 +3134,25 @@
           <w:sz w:val="21"/>
           <w:szCs w:val="21"/>
         </w:rPr>
+        <w:t xml:space="preserve">Register the management paths: VLAN 60 to Tier 0 and Tier 1 ports (remote desktop 3389, remote management 5985–5986, SSH 22 for the domain-joined Linux servers) from the specific admin host each tier allows, and the router's management on VLAN 100 from AdminJumpBox01 only. Keep the VLAN 80 → VLAN 60 deny from lesson 1 in force.</w:t>
+      </w:r>
+    </w:p>
+    <w:p>
+      <w:pPr>
+        <w:pStyle w:val="ListParagraph"/>
+        <w:numPr>
+          <w:ilvl w:val="0"/>
+          <w:numId w:val="6"/>
+        </w:numPr>
+        <w:spacing w:after="120" w:before="0" w:line="288" w:lineRule="auto"/>
+      </w:pPr>
+      <w:r>
+        <w:rPr>
+          <w:rFonts w:ascii="Arial" w:cs="Arial" w:eastAsia="Arial" w:hAnsi="Arial"/>
+          <w:color w:val="526B7E"/>
+          <w:sz w:val="21"/>
+          <w:szCs w:val="21"/>
+        </w:rPr>
         <w:t xml:space="preserve">Require the admin hosts' own local firewalls to accept management inbound from nowhere — sessions originate here, they never terminate here.</w:t>
       </w:r>
     </w:p>
@@ -3168,7 +3187,39 @@
           <w:sz w:val="18"/>
           <w:szCs w:val="18"/>
         </w:rPr>
-        <w:t xml:space="preserve">Get-ADComputer -SearchBase 'OU=Admin,OU=SBD,DC=sbd,DC=test' -Filter * | Select-Object Name, DNSHostName</w:t>
+        <w:t xml:space="preserve">Get-ADComputer -SearchBase 'OU=Admin,OU=SBD,DC=sbd,DC=test' -Filter * | Select-Object Name, DistinguishedName</w:t>
+      </w:r>
+    </w:p>
+    <w:p>
+      <w:pPr>
+        <w:shd w:fill="F1F7FA" w:color="auto" w:val="clear"/>
+        <w:spacing w:after="0" w:before="0" w:line="252" w:lineRule="auto"/>
+        <w:ind w:left="160" w:right="160"/>
+      </w:pPr>
+      <w:r>
+        <w:rPr>
+          <w:rFonts w:ascii="Consolas" w:cs="Consolas" w:eastAsia="Consolas" w:hAnsi="Consolas"/>
+          <w:color w:val="193448"/>
+          <w:sz w:val="18"/>
+          <w:szCs w:val="18"/>
+        </w:rPr>
+        <w:t xml:space="preserve">Get-GPInheritance -Target 'OU=Admin Servers,OU=Admin,OU=SBD,DC=sbd,DC=test'</w:t>
+      </w:r>
+    </w:p>
+    <w:p>
+      <w:pPr>
+        <w:shd w:fill="F1F7FA" w:color="auto" w:val="clear"/>
+        <w:spacing w:after="0" w:before="0" w:line="252" w:lineRule="auto"/>
+        <w:ind w:left="160" w:right="160"/>
+      </w:pPr>
+      <w:r>
+        <w:rPr>
+          <w:rFonts w:ascii="Consolas" w:cs="Consolas" w:eastAsia="Consolas" w:hAnsi="Consolas"/>
+          <w:color w:val="193448"/>
+          <w:sz w:val="18"/>
+          <w:szCs w:val="18"/>
+        </w:rPr>
+        <w:t xml:space="preserve">Get-GPInheritance -Target 'OU=Admin Workstations,OU=Admin,OU=SBD,DC=sbd,DC=test'</w:t>
       </w:r>
     </w:p>
     <w:p>
@@ -3230,13 +3281,14 @@
           <w:sz w:val="20"/>
           <w:szCs w:val="20"/>
         </w:rPr>
-        <w:t xml:space="preserve">All three hosts sit in the Admin OU with the hardening GPOs applied, management ports answer from the correct admin host per tier, and nothing in user space can open a session toward VLAN 60.</w:t>
+        <w:t xml:space="preserve">All three hosts sit in their Admin sub-OUs with the STIG GPOs linked there and applied, management ports answer from the correct admin host per tier, and nothing in user space can open a session toward VLAN 60.</w:t>
       </w:r>
     </w:p>
     <w:p>
       <w:pPr>
         <w:pStyle w:val="Heading2"/>
         <w:keepNext/>
+        <w:pageBreakBefore/>
         <w:spacing w:after="100" w:before="200"/>
       </w:pPr>
       <w:r>
@@ -3262,7 +3314,7 @@
           <w:sz w:val="21"/>
           <w:szCs w:val="21"/>
         </w:rPr>
-        <w:t xml:space="preserve">Evidence to keep: Record each host's build sheet, OU placement, gpresult output, and the register rows for its permitted management paths.</w:t>
+        <w:t xml:space="preserve">Evidence to keep: Record each host's build sheet, OU placement, the sub-OU GPO links, gpresult output, and the register rows for its permitted management paths.</w:t>
       </w:r>
     </w:p>
     <w:tbl>
@@ -3864,7 +3916,7 @@
           <w:sz w:val="16"/>
           <w:szCs w:val="16"/>
         </w:rPr>
-        <w:t xml:space="preserve">LESSON 04  /  ABOUT 30 MIN</w:t>
+        <w:t xml:space="preserve">LESSON 04  /  ABOUT 40 MIN</w:t>
       </w:r>
     </w:p>
     <w:p>
@@ -3913,7 +3965,7 @@
           <w:sz w:val="20"/>
           <w:szCs w:val="20"/>
         </w:rPr>
-        <w:t xml:space="preserve">The tier rule becomes real when the directory refuses the wrong sign-in. Deny privileged logons on lower tiers by policy, protect the highest accounts, and make the refusal something you can show in a log.</w:t>
+        <w:t xml:space="preserve">The tier rule becomes real when the directory refuses the wrong sign-in. Give Tier 0 servers their own OU first, deny privileged logons on lower tiers by policy, protect the highest accounts, and make the refusal something you can show in a log.</w:t>
       </w:r>
     </w:p>
     <w:p>
@@ -3950,7 +4002,7 @@
           <w:sz w:val="21"/>
           <w:szCs w:val="21"/>
         </w:rPr>
-        <w:t xml:space="preserve">Enforce per-tier sign-in restrictions with Group Policy logon rights.</w:t>
+        <w:t xml:space="preserve">Move the Tier 0 member servers into their own OU before any deny policy lands.</w:t>
       </w:r>
     </w:p>
     <w:p>
@@ -3969,7 +4021,7 @@
           <w:sz w:val="21"/>
           <w:szCs w:val="21"/>
         </w:rPr>
-        <w:t xml:space="preserve">Add the strongest protections to Tier 0 accounts.</w:t>
+        <w:t xml:space="preserve">Enforce per-tier sign-in restrictions with Group Policy logon rights, and record the one network-logon exception.</w:t>
       </w:r>
     </w:p>
     <w:p>
@@ -3988,7 +4040,7 @@
           <w:sz w:val="21"/>
           <w:szCs w:val="21"/>
         </w:rPr>
-        <w:t xml:space="preserve">Prove a cross-tier sign-in is denied and logged.</w:t>
+        <w:t xml:space="preserve">Protect Tier 0 accounts and prove a cross-tier sign-in is denied and logged.</w:t>
       </w:r>
     </w:p>
     <w:p>
@@ -4025,7 +4077,7 @@
           <w:sz w:val="21"/>
           <w:szCs w:val="21"/>
         </w:rPr>
-        <w:t xml:space="preserve">Create tier logon GPOs: on the Workstations and Servers OUs, deny interactive, remote desktop, and network logon to the Tier 0 admin group; on the Workstations OU, deny the Tier 1 group the same — each tier's credentials simply stop working below their tier.</w:t>
+        <w:t xml:space="preserve">Create the Tier 0 Servers OU (OU=Tier 0 Servers,OU=SBD,DC=sbd,DC=test) with deletion protection, link course 1.3's member-server STIG GPOs to it so nothing loses its hardening, and move SBD-SUBCA01 and SBD-PKI-MGMT01 there. Both are Tier 0, and the Servers OU is about to deny Tier 0 sign-ins — left there, they would lock Tier 0 out of its own systems.</w:t>
       </w:r>
     </w:p>
     <w:p>
@@ -4044,7 +4096,7 @@
           <w:sz w:val="21"/>
           <w:szCs w:val="21"/>
         </w:rPr>
-        <w:t xml:space="preserve">Add Tier 0 administrators to the Protected Users group so the domain refuses their weaker authentication paths, and note the Windows Server 2025 behavior that supports this design: RC4 ticket-granting tickets are gone and legacy remote password changes are blocked for protected accounts.</w:t>
+        <w:t xml:space="preserve">Create one tier logon GPO for the Servers OU — now Tier 1 only — and one for the Workstations OU, and never link either to the Domain Controllers or Tier 0 Servers OUs. User rights don't merge across GPOs: for each right, the highest-precedence GPO that sets it wins, so each list repeats the entries course 1.3's STIG GPO sets for that right (such as Domain Admins and Enterprise Admins), and the tier GPO links above the STIG GPO. On the Servers OU, give the Tier 0 admin group (SBD Tier 0 Admins in this sample) Deny log on locally, Deny log on through Remote Desktop Services, Deny log on as a batch job, and Deny log on as a service. On the Workstations OU, give both the Tier 0 and Tier 1 groups those four denies plus Deny access to this computer from the network.</w:t>
       </w:r>
     </w:p>
     <w:p>
@@ -4063,7 +4115,7 @@
           <w:sz w:val="21"/>
           <w:szCs w:val="21"/>
         </w:rPr>
-        <w:t xml:space="preserve">Keep the built-in safety valves: one documented break-glass account, excluded from the deny policies, with its password sealed and its every use alarmed in a later logging course.</w:t>
+        <w:t xml:space="preserve">On the Servers OU, set Deny access to this computer from the network — the Tier 0 group plus the STIG's entries — in a separate GPO that excludes the SBD Tier 0 Console Hosts group through security filtering (deny Apply group policy). Course 1.10 adds SBD-WSUS01 and SBD-EPO01 to that group, so those two keep only the STIG's own setting. From AdminJumpBox01, Tier 0 manages the domain controllers' WSUS update ring and their agent policy in Trellix ePolicy Orchestrator (ePO) through those two consoles, using Tier 0 task accounts outside Domain Admins and Enterprise Admins (which the STIG denies network logon on member servers); a Kerberos network logon leaves no reusable credentials on the server. Record the exception — the two servers, the accounts, the reason, and its owner — in the course 1.3 exception record.</w:t>
       </w:r>
     </w:p>
     <w:p>
@@ -4082,6 +4134,44 @@
           <w:sz w:val="21"/>
           <w:szCs w:val="21"/>
         </w:rPr>
+        <w:t xml:space="preserve">Add Tier 0 administrators to the Protected Users group so the domain refuses their weaker authentication paths, and note the Windows Server 2025 behavior that supports this design: RC4 ticket-granting tickets are gone and legacy remote password changes are blocked for protected accounts. Protected Users accounts also cannot be delegated, which keeps the console exception free of reusable credentials.</w:t>
+      </w:r>
+    </w:p>
+    <w:p>
+      <w:pPr>
+        <w:pStyle w:val="ListParagraph"/>
+        <w:numPr>
+          <w:ilvl w:val="0"/>
+          <w:numId w:val="7"/>
+        </w:numPr>
+        <w:spacing w:after="120" w:before="0" w:line="288" w:lineRule="auto"/>
+      </w:pPr>
+      <w:r>
+        <w:rPr>
+          <w:rFonts w:ascii="Arial" w:cs="Arial" w:eastAsia="Arial" w:hAnsi="Arial"/>
+          <w:color w:val="526B7E"/>
+          <w:sz w:val="21"/>
+          <w:szCs w:val="21"/>
+        </w:rPr>
+        <w:t xml:space="preserve">Keep the built-in safety valves: one documented break-glass account, excluded from the deny policies, with its password sealed and its every use alarmed in a later logging course.</w:t>
+      </w:r>
+    </w:p>
+    <w:p>
+      <w:pPr>
+        <w:pStyle w:val="ListParagraph"/>
+        <w:numPr>
+          <w:ilvl w:val="0"/>
+          <w:numId w:val="7"/>
+        </w:numPr>
+        <w:spacing w:after="120" w:before="0" w:line="288" w:lineRule="auto"/>
+      </w:pPr>
+      <w:r>
+        <w:rPr>
+          <w:rFonts w:ascii="Arial" w:cs="Arial" w:eastAsia="Arial" w:hAnsi="Arial"/>
+          <w:color w:val="526B7E"/>
+          <w:sz w:val="21"/>
+          <w:szCs w:val="21"/>
+        </w:rPr>
         <w:t xml:space="preserve">Record the multifactor decision the model calls for on VLAN 60 — smart card or certificate-based sign-in for privileged accounts is the natural follow-on to course 1.6's templates; write the decision and its target date even if implementation waits.</w:t>
       </w:r>
     </w:p>
@@ -4116,7 +4206,7 @@
           <w:sz w:val="18"/>
           <w:szCs w:val="18"/>
         </w:rPr>
-        <w:t xml:space="preserve">gpresult /r /scope:computer</w:t>
+        <w:t xml:space="preserve">Get-ADComputer -SearchBase 'OU=Tier 0 Servers,OU=SBD,DC=sbd,DC=test' -Filter * | Select-Object Name</w:t>
       </w:r>
     </w:p>
     <w:p>
@@ -4138,6 +4228,86 @@
     <w:p>
       <w:pPr>
         <w:shd w:fill="F1F7FA" w:color="auto" w:val="clear"/>
+        <w:spacing w:after="0" w:before="0" w:line="252" w:lineRule="auto"/>
+        <w:ind w:left="160" w:right="160"/>
+      </w:pPr>
+      <w:r>
+        <w:rPr>
+          <w:rFonts w:ascii="Consolas" w:cs="Consolas" w:eastAsia="Consolas" w:hAnsi="Consolas"/>
+          <w:color w:val="193448"/>
+          <w:sz w:val="18"/>
+          <w:szCs w:val="18"/>
+        </w:rPr>
+        <w:t xml:space="preserve"># On the Tier 2 test machine: export the effective logon rights and read the deny lines.</w:t>
+      </w:r>
+    </w:p>
+    <w:p>
+      <w:pPr>
+        <w:shd w:fill="F1F7FA" w:color="auto" w:val="clear"/>
+        <w:spacing w:after="0" w:before="0" w:line="252" w:lineRule="auto"/>
+        <w:ind w:left="160" w:right="160"/>
+      </w:pPr>
+      <w:r>
+        <w:rPr>
+          <w:rFonts w:ascii="Consolas" w:cs="Consolas" w:eastAsia="Consolas" w:hAnsi="Consolas"/>
+          <w:color w:val="193448"/>
+          <w:sz w:val="18"/>
+          <w:szCs w:val="18"/>
+        </w:rPr>
+        <w:t xml:space="preserve">secedit /export /mergedpolicy /cfg C:\Evidence\tiered-admin\user-rights.inf /areas user_rights</w:t>
+      </w:r>
+    </w:p>
+    <w:p>
+      <w:pPr>
+        <w:shd w:fill="F1F7FA" w:color="auto" w:val="clear"/>
+        <w:spacing w:after="0" w:before="0" w:line="252" w:lineRule="auto"/>
+        <w:ind w:left="160" w:right="160"/>
+      </w:pPr>
+      <w:r>
+        <w:rPr>
+          <w:rFonts w:ascii="Consolas" w:cs="Consolas" w:eastAsia="Consolas" w:hAnsi="Consolas"/>
+          <w:color w:val="193448"/>
+          <w:sz w:val="18"/>
+          <w:szCs w:val="18"/>
+        </w:rPr>
+        <w:t xml:space="preserve">Select-String -Path C:\Evidence\tiered-admin\user-rights.inf -Pattern 'SeDeny'</w:t>
+      </w:r>
+    </w:p>
+    <w:p>
+      <w:pPr>
+        <w:shd w:fill="F1F7FA" w:color="auto" w:val="clear"/>
+        <w:spacing w:after="0" w:before="0" w:line="252" w:lineRule="auto"/>
+        <w:ind w:left="160" w:right="160"/>
+      </w:pPr>
+      <w:r>
+        <w:rPr>
+          <w:rFonts w:ascii="Consolas" w:cs="Consolas" w:eastAsia="Consolas" w:hAnsi="Consolas"/>
+          <w:color w:val="193448"/>
+          <w:sz w:val="18"/>
+          <w:szCs w:val="18"/>
+        </w:rPr>
+        <w:t xml:space="preserve">(Get-ADGroup 'SBD Tier 0 Admins').SID.Value   # from an admin seat: this SID must appear on those lines</w:t>
+      </w:r>
+    </w:p>
+    <w:p>
+      <w:pPr>
+        <w:shd w:fill="F1F7FA" w:color="auto" w:val="clear"/>
+        <w:spacing w:after="0" w:before="0" w:line="252" w:lineRule="auto"/>
+        <w:ind w:left="160" w:right="160"/>
+      </w:pPr>
+      <w:r>
+        <w:rPr>
+          <w:rFonts w:ascii="Consolas" w:cs="Consolas" w:eastAsia="Consolas" w:hAnsi="Consolas"/>
+          <w:color w:val="193448"/>
+          <w:sz w:val="18"/>
+          <w:szCs w:val="18"/>
+        </w:rPr>
+        <w:t xml:space="preserve"># After the refused Tier 0 sign-in: event 4625 with status 0xC000015B (logon type not granted).</w:t>
+      </w:r>
+    </w:p>
+    <w:p>
+      <w:pPr>
+        <w:shd w:fill="F1F7FA" w:color="auto" w:val="clear"/>
         <w:spacing w:after="160" w:before="0" w:line="252" w:lineRule="auto"/>
         <w:ind w:left="160" w:right="160"/>
       </w:pPr>
@@ -4148,7 +4318,7 @@
           <w:sz w:val="18"/>
           <w:szCs w:val="18"/>
         </w:rPr>
-        <w:t xml:space="preserve">whoami /priv | Select-String 'SeDenyInteractiveLogonRight' -Quiet</w:t>
+        <w:t xml:space="preserve">Get-WinEvent -FilterHashtable @{LogName='Security'; Id=4625; StartTime=(Get-Date).AddHours(-1)} | Where-Object Message -match '0xC000015B' | Select-Object TimeCreated, Id</w:t>
       </w:r>
     </w:p>
     <w:p>
@@ -4178,7 +4348,7 @@
           <w:sz w:val="20"/>
           <w:szCs w:val="20"/>
         </w:rPr>
-        <w:t xml:space="preserve">A Tier 0 account's sign-in attempt on a Tier 2 test machine is refused by policy and produces the matching denial event; Protected Users contains the Tier 0 admins; the break-glass and MFA decisions are written.</w:t>
+        <w:t xml:space="preserve">SBD-SUBCA01 and SBD-PKI-MGMT01 sit in the Tier 0 Servers OU and still accept Tier 0 sign-ins; on a Tier 2 test machine the deny rights list the Tier 0 group's SID, and a Tier 0 sign-in there is refused with Security event 4625 (status 0xC000015B); the console network-logon exception is in the exception record; Protected Users contains the Tier 0 admins; and the break-glass and MFA decisions are written.</w:t>
       </w:r>
     </w:p>
     <w:p>
@@ -4210,7 +4380,7 @@
           <w:sz w:val="21"/>
           <w:szCs w:val="21"/>
         </w:rPr>
-        <w:t xml:space="preserve">Evidence to keep: Keep the logon-rights GPO reports, the refused sign-in's event capture, the Protected Users membership, and the break-glass and MFA decision records.</w:t>
+        <w:t xml:space="preserve">Evidence to keep: Keep the Tier 0 Servers OU move, the logon-rights GPO reports with their links and security filtering, the user-rights export, the refused sign-in's 4625 event, the exception record entry, the Protected Users membership, and the break-glass and MFA decision records.</w:t>
       </w:r>
     </w:p>
     <w:tbl>
@@ -4640,6 +4810,7 @@
       <w:pPr>
         <w:pStyle w:val="Heading2"/>
         <w:keepNext/>
+        <w:pageBreakBefore/>
         <w:spacing w:after="100" w:before="200"/>
       </w:pPr>
       <w:r>
@@ -4757,7 +4928,7 @@
           <w:sz w:val="20"/>
           <w:szCs w:val="20"/>
         </w:rPr>
-        <w:t xml:space="preserve">Lower tiers refuse higher-tier credentials by policy, with events to prove it.  Tier 0 accounts sit in Protected Users, backed by 2025's stricter defaults.  Break-glass and MFA are written decisions, not loose ends.</w:t>
+        <w:t xml:space="preserve">Tier 0 servers have their own OU, so the deny policies never lock Tier 0 out.  Lower tiers refuse higher-tier credentials by policy, with events to prove it; the console network-logon exception is recorded.  Tier 0 accounts sit in Protected Users, backed by 2025's stricter defaults.  Break-glass and MFA are written decisions, not loose ends.</w:t>
       </w:r>
     </w:p>
     <w:p>
@@ -4781,6 +4952,91 @@
       <w:pPr>
         <w:spacing w:after="60" w:before="0" w:line="288" w:lineRule="auto"/>
       </w:pPr>
+      <w:hyperlink w:history="1" r:id="rId9">
+        <w:r>
+          <w:rPr>
+            <w:rFonts w:ascii="Arial" w:cs="Arial" w:eastAsia="Arial" w:hAnsi="Arial"/>
+            <w:color w:val="20647C"/>
+            <w:sz w:val="18"/>
+            <w:szCs w:val="18"/>
+            <w:u w:val="single"/>
+          </w:rPr>
+          <w:t xml:space="preserve">Microsoft · User Rights Assignment</w:t>
+        </w:r>
+      </w:hyperlink>
+    </w:p>
+    <w:p>
+      <w:pPr>
+        <w:spacing w:after="60" w:before="0" w:line="288" w:lineRule="auto"/>
+      </w:pPr>
+      <w:hyperlink w:history="1" r:id="rId10">
+        <w:r>
+          <w:rPr>
+            <w:rFonts w:ascii="Arial" w:cs="Arial" w:eastAsia="Arial" w:hAnsi="Arial"/>
+            <w:color w:val="20647C"/>
+            <w:sz w:val="18"/>
+            <w:szCs w:val="18"/>
+            <w:u w:val="single"/>
+          </w:rPr>
+          <w:t xml:space="preserve">Microsoft · Administrative tools and logon types</w:t>
+        </w:r>
+      </w:hyperlink>
+    </w:p>
+    <w:p>
+      <w:pPr>
+        <w:spacing w:after="60" w:before="0" w:line="288" w:lineRule="auto"/>
+      </w:pPr>
+      <w:hyperlink w:history="1" r:id="rId11">
+        <w:r>
+          <w:rPr>
+            <w:rFonts w:ascii="Arial" w:cs="Arial" w:eastAsia="Arial" w:hAnsi="Arial"/>
+            <w:color w:val="20647C"/>
+            <w:sz w:val="18"/>
+            <w:szCs w:val="18"/>
+            <w:u w:val="single"/>
+          </w:rPr>
+          <w:t xml:space="preserve">Microsoft · Protected Users security group</w:t>
+        </w:r>
+      </w:hyperlink>
+    </w:p>
+    <w:p>
+      <w:pPr>
+        <w:spacing w:after="60" w:before="0" w:line="288" w:lineRule="auto"/>
+      </w:pPr>
+      <w:hyperlink w:history="1" r:id="rId12">
+        <w:r>
+          <w:rPr>
+            <w:rFonts w:ascii="Arial" w:cs="Arial" w:eastAsia="Arial" w:hAnsi="Arial"/>
+            <w:color w:val="20647C"/>
+            <w:sz w:val="18"/>
+            <w:szCs w:val="18"/>
+            <w:u w:val="single"/>
+          </w:rPr>
+          <w:t xml:space="preserve">Microsoft · secedit /export</w:t>
+        </w:r>
+      </w:hyperlink>
+    </w:p>
+    <w:p>
+      <w:pPr>
+        <w:spacing w:after="60" w:before="0" w:line="288" w:lineRule="auto"/>
+      </w:pPr>
+      <w:hyperlink w:history="1" r:id="rId13">
+        <w:r>
+          <w:rPr>
+            <w:rFonts w:ascii="Arial" w:cs="Arial" w:eastAsia="Arial" w:hAnsi="Arial"/>
+            <w:color w:val="20647C"/>
+            <w:sz w:val="18"/>
+            <w:szCs w:val="18"/>
+            <w:u w:val="single"/>
+          </w:rPr>
+          <w:t xml:space="preserve">Microsoft · 4625(F): An account failed to log on</w:t>
+        </w:r>
+      </w:hyperlink>
+    </w:p>
+    <w:p>
+      <w:pPr>
+        <w:spacing w:after="60" w:before="0" w:line="288" w:lineRule="auto"/>
+      </w:pPr>
       <w:hyperlink w:history="1" r:id="rIdkyce152j_nmfvzc7yafwj">
         <w:r>
           <w:rPr>
@@ -4973,7 +5229,7 @@
           <w:sz w:val="21"/>
           <w:szCs w:val="21"/>
         </w:rPr>
-        <w:t xml:space="preserve">From AdminJumpBox01, manage a DC with a Tier 0 account; from SBD-ADMIN-SRV01, manage SBD-DHCP01 with a Tier 1 account; from SBD-ADMIN-PC01, manage the VLAN 80 test client with a Tier 2 account. Record each success with its session details.</w:t>
+        <w:t xml:space="preserve">From AdminJumpBox01, manage a DC and SBD-SUBCA01 with a Tier 0 account — the Tier 0 Servers OU kept that access; from SBD-ADMIN-SRV01, manage SBD-DHCP01 with a Tier 1 account; from SBD-ADMIN-PC01, manage the VLAN 80 test client with a Tier 2 account. Record each success with its session details, including the target's Security event 4624 (and 4672, which marks a logon that received special privileges).</w:t>
       </w:r>
     </w:p>
     <w:p>
@@ -4992,7 +5248,7 @@
           <w:sz w:val="21"/>
           <w:szCs w:val="21"/>
         </w:rPr>
-        <w:t xml:space="preserve">Attempt the forbidden combinations — Tier 0 credentials at the test client, a session from VLAN 80 toward VLAN 60 — and capture both the refusal the user sees and the event or deny-log entry the infrastructure writes.</w:t>
+        <w:t xml:space="preserve">Attempt the forbidden combinations — Tier 0 credentials at the test client, a session from VLAN 80 toward VLAN 60 — and capture both the refusal the user sees and the record the infrastructure writes: Security event 4625 with status 0xC000015B on the test client for the refused sign-in, and the router's deny-log entry for the VLAN 80 session.</w:t>
       </w:r>
     </w:p>
     <w:p>
@@ -5086,6 +5342,22 @@
     <w:p>
       <w:pPr>
         <w:shd w:fill="F1F7FA" w:color="auto" w:val="clear"/>
+        <w:spacing w:after="0" w:before="0" w:line="252" w:lineRule="auto"/>
+        <w:ind w:left="160" w:right="160"/>
+      </w:pPr>
+      <w:r>
+        <w:rPr>
+          <w:rFonts w:ascii="Consolas" w:cs="Consolas" w:eastAsia="Consolas" w:hAnsi="Consolas"/>
+          <w:color w:val="193448"/>
+          <w:sz w:val="18"/>
+          <w:szCs w:val="18"/>
+        </w:rPr>
+        <w:t xml:space="preserve"># On the test client: refused sign-ins in the last hour (status 0xC000015B = logon type not granted).</w:t>
+      </w:r>
+    </w:p>
+    <w:p>
+      <w:pPr>
+        <w:shd w:fill="F1F7FA" w:color="auto" w:val="clear"/>
         <w:spacing w:after="160" w:before="0" w:line="252" w:lineRule="auto"/>
         <w:ind w:left="160" w:right="160"/>
       </w:pPr>
@@ -5096,7 +5368,7 @@
           <w:sz w:val="18"/>
           <w:szCs w:val="18"/>
         </w:rPr>
-        <w:t xml:space="preserve">Get-WinEvent -LogName Security -MaxEvents 5 | Where-Object Id -in 4625,4672 | Select-Object TimeCreated, Id</w:t>
+        <w:t xml:space="preserve">Get-WinEvent -FilterHashtable @{LogName='Security'; Id=4625; StartTime=(Get-Date).AddHours(-1)} | Where-Object Message -match '0xC000015B' | Select-Object TimeCreated, Id</w:t>
       </w:r>
     </w:p>
     <w:p>
@@ -5729,6 +6001,40 @@
       <w:pPr>
         <w:spacing w:after="60" w:before="0" w:line="288" w:lineRule="auto"/>
       </w:pPr>
+      <w:hyperlink w:history="1" r:id="rId14">
+        <w:r>
+          <w:rPr>
+            <w:rFonts w:ascii="Arial" w:cs="Arial" w:eastAsia="Arial" w:hAnsi="Arial"/>
+            <w:color w:val="20647C"/>
+            <w:sz w:val="18"/>
+            <w:szCs w:val="18"/>
+            <w:u w:val="single"/>
+          </w:rPr>
+          <w:t xml:space="preserve">Microsoft · 4625(F): An account failed to log on</w:t>
+        </w:r>
+      </w:hyperlink>
+    </w:p>
+    <w:p>
+      <w:pPr>
+        <w:spacing w:after="60" w:before="0" w:line="288" w:lineRule="auto"/>
+      </w:pPr>
+      <w:hyperlink w:history="1" r:id="rId15">
+        <w:r>
+          <w:rPr>
+            <w:rFonts w:ascii="Arial" w:cs="Arial" w:eastAsia="Arial" w:hAnsi="Arial"/>
+            <w:color w:val="20647C"/>
+            <w:sz w:val="18"/>
+            <w:szCs w:val="18"/>
+            <w:u w:val="single"/>
+          </w:rPr>
+          <w:t xml:space="preserve">Microsoft · Get-WinEvent</w:t>
+        </w:r>
+      </w:hyperlink>
+    </w:p>
+    <w:p>
+      <w:pPr>
+        <w:spacing w:after="60" w:before="0" w:line="288" w:lineRule="auto"/>
+      </w:pPr>
       <w:hyperlink w:history="1" r:id="rId_7gu1no5mbchg7p_pjxo9">
         <w:r>
           <w:rPr>
@@ -5884,7 +6190,7 @@
           <w:sz w:val="21"/>
           <w:szCs w:val="21"/>
         </w:rPr>
-        <w:t xml:space="preserve">Write the handoff the logging wave builds on.</w:t>
+        <w:t xml:space="preserve">Write the handoff course 1.8 builds on.</w:t>
       </w:r>
     </w:p>
     <w:p>
@@ -5921,7 +6227,7 @@
           <w:sz w:val="21"/>
           <w:szCs w:val="21"/>
         </w:rPr>
-        <w:t xml:space="preserve">Run first baselines on SBD-DHCP01 and the three admin hosts with the standard benchmark and tool versions, and rescan the domain controllers — the logon-rights GPOs are the expected delta there.</w:t>
+        <w:t xml:space="preserve">Run first baselines on SBD-DHCP01 and the three admin hosts with the standard benchmark and tool versions, and rescan SBD-SUBCA01 and SBD-PKI-MGMT01 — the move to the Tier 0 Servers OU is their change, and the rescan should show their hardening intact.</w:t>
       </w:r>
     </w:p>
     <w:p>
@@ -5940,7 +6246,7 @@
           <w:sz w:val="21"/>
           <w:szCs w:val="21"/>
         </w:rPr>
-        <w:t xml:space="preserve">Add this course's rows to the living records: the deny-logon and Protected Users decisions into the exception record where they interact with STIG values, and the new permit and deny rows into the register with owners.</w:t>
+        <w:t xml:space="preserve">Add this course's rows to the living records: the deny-logon and Protected Users decisions into the exception record where they interact with STIG values, beside lesson 4's console network-logon exception, and the new permit and deny rows into the register with owners.</w:t>
       </w:r>
     </w:p>
     <w:p>
@@ -6058,7 +6364,7 @@
           <w:sz w:val="20"/>
           <w:szCs w:val="20"/>
         </w:rPr>
-        <w:t xml:space="preserve">Four baselines and the DC rescans are filed with attributed deltas, the exception record and register carry the new rows, and the handoff names the logging course's management constraint.</w:t>
+        <w:t xml:space="preserve">Four baselines and the Tier 0 server rescans are filed with attributed deltas, the exception record and register carry the new rows, and the handoff names the logging course's management constraint.</w:t>
       </w:r>
     </w:p>
     <w:p>
@@ -6637,7 +6943,7 @@
           <w:sz w:val="20"/>
           <w:szCs w:val="20"/>
         </w:rPr>
-        <w:t xml:space="preserve">Baselines, rescans, and attributed deltas are on file.  Exception record and register absorbed the course's decisions.  The logging wave inherits a managed, addressable network.</w:t>
+        <w:t xml:space="preserve">Baselines, rescans, and attributed deltas are on file.  Exception record and register absorbed the course's decisions.  Course 1.8 inherits a managed, addressable network.</w:t>
       </w:r>
     </w:p>
     <w:p>
@@ -7554,7 +7860,7 @@
         <w:sz w:val="15"/>
         <w:szCs w:val="15"/>
       </w:rPr>
-      <w:t xml:space="preserve">© 2026 Secure By Design Team LLC.   Course 1.7 · Materials edition 1.1     </w:t>
+      <w:t xml:space="preserve">© 2026 Secure By Design Team LLC.   Course 1.7 · Materials edition 1.2     </w:t>
     </w:r>
     <w:r>
       <w:rPr>

--- a/public/training/tiered-admin/SecureByDesign-tiered-admin-Workbook.docx
+++ b/public/training/tiered-admin/SecureByDesign-tiered-admin-Workbook.docx
@@ -90,7 +90,7 @@
           <w:sz w:val="16"/>
           <w:szCs w:val="16"/>
         </w:rPr>
-        <w:t xml:space="preserve">COURSE 1.7    /    COMPANION WORKBOOK</w:t>
+        <w:t xml:space="preserve">COURSE 1.5    /    COMPANION WORKBOOK</w:t>
       </w:r>
     </w:p>
     <w:p>
@@ -150,7 +150,7 @@
           <w:sz w:val="16"/>
           <w:szCs w:val="16"/>
         </w:rPr>
-        <w:t xml:space="preserve">MATERIALS EDITION 1.2    /    COURSE 1.7</w:t>
+        <w:t xml:space="preserve">MATERIALS EDITION 1.3    /    COURSE 1.5</w:t>
       </w:r>
     </w:p>
     <w:p>
@@ -411,7 +411,7 @@
           <w:sz w:val="16"/>
           <w:szCs w:val="16"/>
         </w:rPr>
-        <w:t xml:space="preserve">COURSE 1.7 / PREREQUISITES</w:t>
+        <w:t xml:space="preserve">COURSE 1.5 / PREREQUISITES</w:t>
       </w:r>
     </w:p>
     <w:p>
@@ -481,7 +481,7 @@
           <w:sz w:val="21"/>
           <w:szCs w:val="21"/>
         </w:rPr>
-        <w:t xml:space="preserve">Complete courses 1.5 and 1.6: the routed network with its access control list (ACL) register and the finished PKI services, plus course 1.3's OU structure with the Admin OU in place.</w:t>
+        <w:t xml:space="preserve">Complete course 1.4: the finished two-tier PKI with its publication site and templates, plus course 1.3's OU structure with the Admin OU in place. The network's routing and default-deny segmentation, with its access control list (ACL) register, are already in place.</w:t>
       </w:r>
     </w:p>
     <w:p>
@@ -4115,7 +4115,7 @@
           <w:sz w:val="21"/>
           <w:szCs w:val="21"/>
         </w:rPr>
-        <w:t xml:space="preserve">On the Servers OU, set Deny access to this computer from the network — the Tier 0 group plus the STIG's entries — in a separate GPO that excludes the SBD Tier 0 Console Hosts group through security filtering (deny Apply group policy). Course 1.10 adds SBD-WSUS01 and SBD-EPO01 to that group, so those two keep only the STIG's own setting. From AdminJumpBox01, Tier 0 manages the domain controllers' WSUS update ring and their agent policy in Trellix ePolicy Orchestrator (ePO) through those two consoles, using Tier 0 task accounts outside Domain Admins and Enterprise Admins (which the STIG denies network logon on member servers); a Kerberos network logon leaves no reusable credentials on the server. Record the exception — the two servers, the accounts, the reason, and its owner — in the course 1.3 exception record.</w:t>
+        <w:t xml:space="preserve">On the Servers OU, set Deny access to this computer from the network — the Tier 0 group plus the STIG's entries — in a separate GPO that excludes the SBD Tier 0 Console Hosts group through security filtering (deny Apply group policy). Course 1.8 adds SBD-WSUS01 and SBD-EPO01 to that group, so those two keep only the STIG's own setting. From AdminJumpBox01, Tier 0 manages the domain controllers' WSUS update ring and their agent policy in Trellix ePolicy Orchestrator (ePO) through those two consoles, using Tier 0 task accounts outside Domain Admins and Enterprise Admins (which the STIG denies network logon on member servers); a Kerberos network logon leaves no reusable credentials on the server. Record the exception — the two servers, the accounts, the reason, and its owner — in the course 1.3 exception record.</w:t>
       </w:r>
     </w:p>
     <w:p>
@@ -4172,7 +4172,7 @@
           <w:sz w:val="21"/>
           <w:szCs w:val="21"/>
         </w:rPr>
-        <w:t xml:space="preserve">Record the multifactor decision the model calls for on VLAN 60 — smart card or certificate-based sign-in for privileged accounts is the natural follow-on to course 1.6's templates; write the decision and its target date even if implementation waits.</w:t>
+        <w:t xml:space="preserve">Record the multifactor decision the model calls for on VLAN 60 — smart card or certificate-based sign-in for privileged accounts is the natural follow-on to course 1.4's templates; write the decision and its target date even if implementation waits.</w:t>
       </w:r>
     </w:p>
     <w:p>
@@ -6190,7 +6190,7 @@
           <w:sz w:val="21"/>
           <w:szCs w:val="21"/>
         </w:rPr>
-        <w:t xml:space="preserve">Write the handoff course 1.8 builds on.</w:t>
+        <w:t xml:space="preserve">Write the handoff course 1.6 builds on.</w:t>
       </w:r>
     </w:p>
     <w:p>
@@ -6284,7 +6284,7 @@
           <w:sz w:val="21"/>
           <w:szCs w:val="21"/>
         </w:rPr>
-        <w:t xml:space="preserve">Write the handoff: administration now has a home, which means the logging course can require that SIEM consoles and collectors are managed only from VLAN 60 — with the DC-facing scopes from the Tier 0 seat and audit retention under the custodian's separate accounts — say so explicitly for course 1.8.</w:t>
+        <w:t xml:space="preserve">Write the handoff: administration now has a home, which means the logging course can require that SIEM consoles and collectors are managed only from VLAN 60 — with the DC-facing scopes from the Tier 0 seat and audit retention under the custodian's separate accounts — say so explicitly for course 1.6.</w:t>
       </w:r>
     </w:p>
     <w:p>
@@ -6943,7 +6943,7 @@
           <w:sz w:val="20"/>
           <w:szCs w:val="20"/>
         </w:rPr>
-        <w:t xml:space="preserve">Baselines, rescans, and attributed deltas are on file.  Exception record and register absorbed the course's decisions.  Course 1.8 inherits a managed, addressable network.</w:t>
+        <w:t xml:space="preserve">Baselines, rescans, and attributed deltas are on file.  Exception record and register absorbed the course's decisions.  Course 1.6 inherits a managed, addressable network.</w:t>
       </w:r>
     </w:p>
     <w:p>
@@ -6981,7 +6981,7 @@
           <w:sz w:val="16"/>
           <w:szCs w:val="16"/>
         </w:rPr>
-        <w:t xml:space="preserve">COURSE 1.7 / CLOSE OUT</w:t>
+        <w:t xml:space="preserve">COURSE 1.5 / CLOSE OUT</w:t>
       </w:r>
     </w:p>
     <w:p>
@@ -7762,7 +7762,7 @@
           <w:sz w:val="21"/>
           <w:szCs w:val="21"/>
         </w:rPr>
-        <w:t xml:space="preserve">That completes course 1.7. Course 1.8 builds the logging pipeline — collect, protect, analyze — before the fleet arrives to be watched.</w:t>
+        <w:t xml:space="preserve">That completes course 1.5. Course 1.6 builds the logging pipeline — collect, protect, analyze — before the fleet arrives to be watched.</w:t>
       </w:r>
     </w:p>
     <w:p>
@@ -7860,7 +7860,7 @@
         <w:sz w:val="15"/>
         <w:szCs w:val="15"/>
       </w:rPr>
-      <w:t xml:space="preserve">© 2026 Secure By Design Team LLC.   Course 1.7 · Materials edition 1.2     </w:t>
+      <w:t xml:space="preserve">© 2026 Secure By Design Team LLC.   Course 1.5 · Materials edition 1.3     </w:t>
     </w:r>
     <w:r>
       <w:rPr>

--- a/public/training/tiered-admin/SecureByDesign-tiered-admin-Workbook.docx
+++ b/public/training/tiered-admin/SecureByDesign-tiered-admin-Workbook.docx
@@ -150,7 +150,7 @@
           <w:sz w:val="16"/>
           <w:szCs w:val="16"/>
         </w:rPr>
-        <w:t xml:space="preserve">MATERIALS EDITION 1.3    /    COURSE 1.5</w:t>
+        <w:t xml:space="preserve">MATERIALS EDITION 1.4    /    COURSE 1.5</w:t>
       </w:r>
     </w:p>
     <w:p>
@@ -164,7 +164,7 @@
           <w:sz w:val="16"/>
           <w:szCs w:val="16"/>
         </w:rPr>
-        <w:t xml:space="preserve">Updated 8 October 2026  ·  sbd-tiered-admin</w:t>
+        <w:t xml:space="preserve">Updated 9 October 2026  ·  sbd-tiered-admin</w:t>
       </w:r>
     </w:p>
     <w:p>
@@ -500,7 +500,7 @@
           <w:sz w:val="21"/>
           <w:szCs w:val="21"/>
         </w:rPr>
-        <w:t xml:space="preserve">Provision Windows Server 2025 hosts for SBD-DHCP01 (10.0.20.10) and the three administration systems in VLAN 60: AdminJumpBox01 (.10), SBD-ADMIN-SRV01 (.20), SBD-ADMIN-PC01 (.30).</w:t>
+        <w:t xml:space="preserve">Provision Windows Server hosts for SBD-DHCP01 (10.0.20.10) and the three administration systems in VLAN 60: AdminJumpBox01 (.10), SBD-ADMIN-SRV01 (.20), SBD-ADMIN-PC01 (.30).</w:t>
       </w:r>
     </w:p>
     <w:p>
@@ -3077,7 +3077,7 @@
           <w:sz w:val="21"/>
           <w:szCs w:val="21"/>
         </w:rPr>
-        <w:t xml:space="preserve">Create two computer sub-OUs under the Admin OU — Admin Servers for AdminJumpBox01 and SBD-ADMIN-SRV01, Admin Workstations for SBD-ADMIN-PC01 — and link course 1.3's Security Technical Implementation Guide (STIG) Group Policy objects (GPOs) to them before any seat joins: the member-server policies to Admin Servers and the Windows 11 policies from the same package to Admin Workstations. Course 1.3 linked them only to the Domain Controllers and Servers OUs, so without this step the seats would boot unhardened.</w:t>
+        <w:t xml:space="preserve">Create two computer sub-OUs under the Admin OU — Admin Servers for AdminJumpBox01 and SBD-ADMIN-SRV01, Admin Workstations for SBD-ADMIN-PC01 — and link course 1.3's Security Technical Implementation Guide (STIG) Group Policy objects (GPOs) to them before any seat joins: the member-server policies to Admin Servers and the Windows client policies from the same package to Admin Workstations. Course 1.3 linked them only to the Domain Controllers and Servers OUs, so without this step the seats would boot unhardened.</w:t>
       </w:r>
     </w:p>
     <w:p>
@@ -3096,7 +3096,7 @@
           <w:sz w:val="21"/>
           <w:szCs w:val="21"/>
         </w:rPr>
-        <w:t xml:space="preserve">Build AdminJumpBox01, SBD-ADMIN-SRV01, and SBD-ADMIN-PC01 as clean Windows Server 2025 (or Windows 11, for the endpoint seat) installs and join each into its sub-OU, so the hardening applies from first boot.</w:t>
+        <w:t xml:space="preserve">Build AdminJumpBox01, SBD-ADMIN-SRV01, and SBD-ADMIN-PC01 as clean Windows Server (or Windows client, for the endpoint seat) installs and join each into its sub-OU, so the hardening applies from first boot.</w:t>
       </w:r>
     </w:p>
     <w:p>
@@ -4134,7 +4134,7 @@
           <w:sz w:val="21"/>
           <w:szCs w:val="21"/>
         </w:rPr>
-        <w:t xml:space="preserve">Add Tier 0 administrators to the Protected Users group so the domain refuses their weaker authentication paths, and note the Windows Server 2025 behavior that supports this design: RC4 ticket-granting tickets are gone and legacy remote password changes are blocked for protected accounts. Protected Users accounts also cannot be delegated, which keeps the console exception free of reusable credentials.</w:t>
+        <w:t xml:space="preserve">Add Tier 0 administrators to the Protected Users group so the domain refuses their weaker authentication paths, and note the current Windows Server behavior that supports this design: RC4 ticket-granting tickets are gone and legacy remote password changes are blocked for protected accounts. Protected Users accounts also cannot be delegated, which keeps the console exception free of reusable credentials.</w:t>
       </w:r>
     </w:p>
     <w:p>
@@ -4928,7 +4928,7 @@
           <w:sz w:val="20"/>
           <w:szCs w:val="20"/>
         </w:rPr>
-        <w:t xml:space="preserve">Tier 0 servers have their own OU, so the deny policies never lock Tier 0 out.  Lower tiers refuse higher-tier credentials by policy, with events to prove it; the console network-logon exception is recorded.  Tier 0 accounts sit in Protected Users, backed by 2025's stricter defaults.  Break-glass and MFA are written decisions, not loose ends.</w:t>
+        <w:t xml:space="preserve">Tier 0 servers have their own OU, so the deny policies never lock Tier 0 out.  Lower tiers refuse higher-tier credentials by policy, with events to prove it; the console network-logon exception is recorded.  Tier 0 accounts sit in Protected Users, backed by current Windows Server's stricter defaults.  Break-glass and MFA are written decisions, not loose ends.</w:t>
       </w:r>
     </w:p>
     <w:p>
@@ -7860,7 +7860,7 @@
         <w:sz w:val="15"/>
         <w:szCs w:val="15"/>
       </w:rPr>
-      <w:t xml:space="preserve">© 2026 Secure By Design Team LLC.   Course 1.5 · Materials edition 1.3     </w:t>
+      <w:t xml:space="preserve">© 2026 Secure By Design Team LLC.   Course 1.5 · Materials edition 1.4     </w:t>
     </w:r>
     <w:r>
       <w:rPr>

--- a/public/training/tiered-admin/SecureByDesign-tiered-admin-Workbook.docx
+++ b/public/training/tiered-admin/SecureByDesign-tiered-admin-Workbook.docx
@@ -3134,7 +3134,7 @@
           <w:sz w:val="21"/>
           <w:szCs w:val="21"/>
         </w:rPr>
-        <w:t xml:space="preserve">Register the management paths: VLAN 60 to Tier 0 and Tier 1 ports (remote desktop 3389, remote management 5985–5986, SSH 22 for the domain-joined Linux servers) from the specific admin host each tier allows, and the router's management on VLAN 100 from AdminJumpBox01 only. Keep the VLAN 80 → VLAN 60 deny from lesson 1 in force.</w:t>
+        <w:t xml:space="preserve">Register the management paths: VLAN 60 to Tier 0 and Tier 1 ports (remote desktop 3389, remote management 5985–5986, AD Web Services 9389 to the domain controllers, SSH 22 for the domain-joined Linux servers) from the specific admin host each tier allows, and the router's management on VLAN 100 from AdminJumpBox01 only. Keep the VLAN 80 → VLAN 60 deny from lesson 1 in force.</w:t>
       </w:r>
     </w:p>
     <w:p>
@@ -3153,7 +3153,7 @@
           <w:sz w:val="21"/>
           <w:szCs w:val="21"/>
         </w:rPr>
-        <w:t xml:space="preserve">Require the admin hosts' own local firewalls to accept management inbound from nowhere — sessions originate here, they never terminate here.</w:t>
+        <w:t xml:space="preserve">Require the admin hosts' own local firewalls to accept management inbound from nowhere — sessions originate here, they never terminate here. On both domain controllers, scope the existing Remote Desktop, Windows Remote Management, and Active Directory Web Services firewall rules to AdminJumpBox01 and VLAN 10: allow rules add up, so a new, narrower rule would not restrict the broad ones already enabled.</w:t>
       </w:r>
     </w:p>
     <w:p>
@@ -4134,7 +4134,7 @@
           <w:sz w:val="21"/>
           <w:szCs w:val="21"/>
         </w:rPr>
-        <w:t xml:space="preserve">Add Tier 0 administrators to the Protected Users group so the domain refuses their weaker authentication paths, and note the current Windows Server behavior that supports this design: RC4 ticket-granting tickets are gone and legacy remote password changes are blocked for protected accounts. Protected Users accounts also cannot be delegated, which keeps the console exception free of reusable credentials.</w:t>
+        <w:t xml:space="preserve">Add Tier 0 administrators to the Protected Users group so the domain refuses their weaker authentication paths, and note the behavior of the newest Windows Server release that supports this design: RC4 ticket-granting tickets are gone and legacy remote password changes are blocked for protected accounts. Protected Users accounts also cannot be delegated, which keeps the console exception free of reusable credentials.</w:t>
       </w:r>
     </w:p>
     <w:p>
@@ -4928,7 +4928,7 @@
           <w:sz w:val="20"/>
           <w:szCs w:val="20"/>
         </w:rPr>
-        <w:t xml:space="preserve">Tier 0 servers have their own OU, so the deny policies never lock Tier 0 out.  Lower tiers refuse higher-tier credentials by policy, with events to prove it; the console network-logon exception is recorded.  Tier 0 accounts sit in Protected Users, backed by current Windows Server's stricter defaults.  Break-glass and MFA are written decisions, not loose ends.</w:t>
+        <w:t xml:space="preserve">Tier 0 servers have their own OU, so the deny policies never lock Tier 0 out.  Lower tiers refuse higher-tier credentials by policy, with events to prove it; the console network-logon exception is recorded.  Tier 0 accounts sit in Protected Users, backed by the stricter defaults of the newest Windows Server release.  Break-glass and MFA are written decisions, not loose ends.</w:t>
       </w:r>
     </w:p>
     <w:p>

--- a/public/training/tiered-admin/SecureByDesign-tiered-admin-Workbook.docx
+++ b/public/training/tiered-admin/SecureByDesign-tiered-admin-Workbook.docx
@@ -136,7 +136,7 @@
           <w:sz w:val="21"/>
           <w:szCs w:val="21"/>
         </w:rPr>
-        <w:t xml:space="preserve">Build the control plane before the fleet: DHCP with its core relay for the workstation VLAN, three dedicated administration systems in VLAN 60, and directory-enforced tier restrictions proven by both successful in-tier sessions and logged out-of-tier denials.</w:t>
+        <w:t xml:space="preserve">Build the control plane before the fleet: DHCP with its core relay for the workstation VLAN, three administration seats on two machines in VLAN 60 (the endpoint seat runs as a virtual machine on the server seat), and directory-enforced tier restrictions proven by both successful in-tier sessions and logged out-of-tier denials.</w:t>
       </w:r>
     </w:p>
     <w:p>
@@ -150,7 +150,7 @@
           <w:sz w:val="16"/>
           <w:szCs w:val="16"/>
         </w:rPr>
-        <w:t xml:space="preserve">MATERIALS EDITION 1.4    /    COURSE 1.5</w:t>
+        <w:t xml:space="preserve">MATERIALS EDITION 1.5    /    COURSE 1.5</w:t>
       </w:r>
     </w:p>
     <w:p>
@@ -164,7 +164,7 @@
           <w:sz w:val="16"/>
           <w:szCs w:val="16"/>
         </w:rPr>
-        <w:t xml:space="preserve">Updated 9 October 2026  ·  sbd-tiered-admin</w:t>
+        <w:t xml:space="preserve">Updated 13 October 2026  ·  sbd-tiered-admin</w:t>
       </w:r>
     </w:p>
     <w:p>
@@ -444,7 +444,7 @@
           <w:sz w:val="21"/>
           <w:szCs w:val="21"/>
         </w:rPr>
-        <w:t xml:space="preserve">This course builds the control plane before the fleet exists: DHCP for the workstation VLAN, and a tiered administration model where privileged sessions only ever start from dedicated hosts. The model's rule is strict — the jump systems administer; they browse nothing, read no mail, and accept no inbound sessions from user space.</w:t>
+        <w:t xml:space="preserve">This course builds the control plane before the fleet exists: DHCP for the workstation VLAN, and a tiered administration model where privileged sessions only ever start from dedicated hosts. The model's rule is strict — the jump systems administer; they browse nothing, read no mail, and accept no inbound sessions from user space. To save a machine, the three seats run on two: the endpoint seat is a virtual machine on the server seat, the arrangement the Defense Information Systems Agency (DISA) Windows Privileged Access Workstation (PAW) Security Technical Implementation Guide (STIG) allows where workstations are scarce. The Tier 0 seat runs no virtual machines.</w:t>
       </w:r>
     </w:p>
     <w:p>
@@ -500,7 +500,7 @@
           <w:sz w:val="21"/>
           <w:szCs w:val="21"/>
         </w:rPr>
-        <w:t xml:space="preserve">Provision Windows Server hosts for SBD-DHCP01 (10.0.20.10) and the three administration systems in VLAN 60: AdminJumpBox01 (.10), SBD-ADMIN-SRV01 (.20), SBD-ADMIN-PC01 (.30).</w:t>
+        <w:t xml:space="preserve">Provision Windows Server hosts for SBD-DHCP01 (10.0.20.10) and the two physical administration seats in VLAN 60, AdminJumpBox01 (.10) and SBD-ADMIN-SRV01 (.20), and plan SBD-ADMIN-PC01 (.30) as a virtual machine on SBD-ADMIN-SRV01 running the Enterprise or Education edition of the Windows client. SBD-ADMIN-SRV01 needs hardware virtualization and an input–output memory management unit (IOMMU); where it is itself a virtual machine, turn on nested virtualization and media access control (MAC) address spoofing for it, and record what your lab can't provide, such as Credential Guard, as a lab limitation.</w:t>
       </w:r>
     </w:p>
     <w:p>
@@ -575,7 +575,7 @@
           <w:sz w:val="21"/>
           <w:szCs w:val="21"/>
         </w:rPr>
-        <w:t xml:space="preserve">Stand up single-purpose administration hosts for each tier in the Admin OU.</w:t>
+        <w:t xml:space="preserve">Stand up single-purpose administration seats for each tier in the Admin OU, with the endpoint seat a virtual machine on the server seat.</w:t>
       </w:r>
     </w:p>
     <w:p>
@@ -1092,7 +1092,7 @@
           <w:sz w:val="21"/>
           <w:szCs w:val="21"/>
         </w:rPr>
-        <w:t xml:space="preserve">Write the credential rule each tier enforces.</w:t>
+        <w:t xml:space="preserve">Assign each tier its admin seat under the Defense Information Systems Agency (DISA) privileged access workstation (PAW) rules.</w:t>
       </w:r>
     </w:p>
     <w:p>
@@ -1111,6 +1111,25 @@
           <w:sz w:val="21"/>
           <w:szCs w:val="21"/>
         </w:rPr>
+        <w:t xml:space="preserve">Write the credential rule each tier enforces.</w:t>
+      </w:r>
+    </w:p>
+    <w:p>
+      <w:pPr>
+        <w:pStyle w:val="ListParagraph"/>
+        <w:numPr>
+          <w:ilvl w:val="0"/>
+          <w:numId w:val="3"/>
+        </w:numPr>
+        <w:spacing w:after="120" w:before="0" w:line="288" w:lineRule="auto"/>
+      </w:pPr>
+      <w:r>
+        <w:rPr>
+          <w:rFonts w:ascii="Arial" w:cs="Arial" w:eastAsia="Arial" w:hAnsi="Arial"/>
+          <w:color w:val="526B7E"/>
+          <w:sz w:val="21"/>
+          <w:szCs w:val="21"/>
+        </w:rPr>
         <w:t xml:space="preserve">Plan the VLAN 80 DHCP scope, options, and relay.</w:t>
       </w:r>
     </w:p>
@@ -1167,7 +1186,7 @@
           <w:sz w:val="21"/>
           <w:szCs w:val="21"/>
         </w:rPr>
-        <w:t xml:space="preserve">Write the credential rule per tier: a Tier 0 account signs in only on Tier 0 systems and AdminJumpBox01; Tier 1 admins work from SBD-ADMIN-SRV01; Tier 2 from SBD-ADMIN-PC01. The audit custodian uses separate accounts and sessions on SBD-ADMIN-SRV01 that ordinary server operators cannot use. Each administrator gets separate per-tier accounts — the daily account holds no admin rights anywhere.</w:t>
+        <w:t xml:space="preserve">Assign the admin seats under DISA's Windows PAW Security Technical Implementation Guide (STIG): each privileged access workstation serves one tier (V-243445), and the one that manages the domain controllers is reserved for that work (V-243454, high severity). Where workstations are scarce, V-243445 allows one exception: lower-tier admin accounts in a virtual machine on a higher-tier seat, with the higher-tier accounts on the host. This network uses it to run three seats on two machines: AdminJumpBox01 for Tier 0, running no virtual machines, and SBD-ADMIN-SRV01 for Tier 1, which also runs SBD-ADMIN-PC01, the Tier 2 seat, as a virtual machine with its own name and address. Record the STIG differences in the exception record (AdminJumpBox01 manages all of Tier 0, not only the domain controllers; both physical seats run Windows Server where the STIG expects a Windows client, V-243447), and the PAW rules left open, such as smart-card sign-in (V-243457) and application allowlisting (V-243450, V-243451).</w:t>
       </w:r>
     </w:p>
     <w:p>
@@ -1186,7 +1205,7 @@
           <w:sz w:val="21"/>
           <w:szCs w:val="21"/>
         </w:rPr>
-        <w:t xml:space="preserve">Plan the DHCP design: scope 10.0.80.100–199 for the workstation VLAN — 100 addresses, room for the 50 PCs, the test clients, and replacement machines whose old leases have not yet expired — with options for router 10.0.80.1, the two DCs as DNS, and the sbd.test domain; the core router relays VLAN 80 broadcasts to SBD-DHCP01; everything else stays static.</w:t>
+        <w:t xml:space="preserve">Write the credential rule per tier: a Tier 0 account signs in only on Tier 0 systems and AdminJumpBox01; Tier 1 admins work on the SBD-ADMIN-SRV01 host; Tier 2 admins only inside the SBD-ADMIN-PC01 virtual machine, never on its host. The audit custodian uses separate accounts and sessions on SBD-ADMIN-SRV01 that ordinary server operators cannot use. Each administrator gets separate per-tier accounts — the daily account holds no admin rights anywhere.</w:t>
       </w:r>
     </w:p>
     <w:p>
@@ -1205,6 +1224,25 @@
           <w:sz w:val="21"/>
           <w:szCs w:val="21"/>
         </w:rPr>
+        <w:t xml:space="preserve">Plan the DHCP design: scope 10.0.80.100–199 for the workstation VLAN — 100 addresses, room for the 50 PCs, the test clients, and replacement machines whose old leases have not yet expired — with options for router 10.0.80.1, the two DCs as DNS, and the sbd.test domain; the core router relays VLAN 80 broadcasts to SBD-DHCP01; everything else stays static.</w:t>
+      </w:r>
+    </w:p>
+    <w:p>
+      <w:pPr>
+        <w:pStyle w:val="ListParagraph"/>
+        <w:numPr>
+          <w:ilvl w:val="0"/>
+          <w:numId w:val="4"/>
+        </w:numPr>
+        <w:spacing w:after="120" w:before="0" w:line="288" w:lineRule="auto"/>
+      </w:pPr>
+      <w:r>
+        <w:rPr>
+          <w:rFonts w:ascii="Arial" w:cs="Arial" w:eastAsia="Arial" w:hAnsi="Arial"/>
+          <w:color w:val="526B7E"/>
+          <w:sz w:val="21"/>
+          <w:szCs w:val="21"/>
+        </w:rPr>
         <w:t xml:space="preserve">Add the register rows this course needs: VLAN 60 to each tier's management ports (rules A01–A04 in Inside the Network), DHCP relay from the core to SBD-DHCP01 (F04), and explicit denies from VLAN 80 into VLAN 60 — user space never initiates toward the admin plane.</w:t>
       </w:r>
     </w:p>
@@ -1301,7 +1339,7 @@
           <w:sz w:val="20"/>
           <w:szCs w:val="20"/>
         </w:rPr>
-        <w:t xml:space="preserve">The tier map names systems, OUs, admin hosts, and accounts for every tier; the DHCP plan is written; and the register has the new permit and deny rows with owners.</w:t>
+        <w:t xml:space="preserve">The tier map names systems, OUs, admin seats, and accounts per tier, with SBD-ADMIN-PC01 a virtual machine on SBD-ADMIN-SRV01; the exception record holds the seat plan's STIG differences and open PAW items; the DHCP plan is written; and the register has the new permit and deny rows with owners.</w:t>
       </w:r>
     </w:p>
     <w:p>
@@ -1333,7 +1371,7 @@
           <w:sz w:val="21"/>
           <w:szCs w:val="21"/>
         </w:rPr>
-        <w:t xml:space="preserve">Evidence to keep: Keep the tier access matrix, the per-administrator account plan, the DHCP scope design, and the updated register rows.</w:t>
+        <w:t xml:space="preserve">Evidence to keep: Keep the tier access matrix, the seat plan with its STIG rationale and recorded differences, the per-administrator account plan, the DHCP scope design, and the updated register rows.</w:t>
       </w:r>
     </w:p>
     <w:tbl>
@@ -1880,7 +1918,7 @@
           <w:sz w:val="20"/>
           <w:szCs w:val="20"/>
         </w:rPr>
-        <w:t xml:space="preserve">Three tiers, each with its systems, OU, admin host, and accounts.  The credential rule is written before any host enforces it.  DHCP scope, options, relay, and register rows are planned.</w:t>
+        <w:t xml:space="preserve">Three tiers, each with its systems, OU, admin seat, and accounts.  The credential rule is written before any host enforces it.  DHCP scope, options, relay, and register rows are planned.</w:t>
       </w:r>
     </w:p>
     <w:p>
@@ -1914,6 +1952,40 @@
             <w:u w:val="single"/>
           </w:rPr>
           <w:t xml:space="preserve">Microsoft · Privileged access workstations and the access model</w:t>
+        </w:r>
+      </w:hyperlink>
+    </w:p>
+    <w:p>
+      <w:pPr>
+        <w:spacing w:after="60" w:before="0" w:line="288" w:lineRule="auto"/>
+      </w:pPr>
+      <w:hyperlink w:history="1" r:id="rId16">
+        <w:r>
+          <w:rPr>
+            <w:rFonts w:ascii="Arial" w:cs="Arial" w:eastAsia="Arial" w:hAnsi="Arial"/>
+            <w:color w:val="20647C"/>
+            <w:sz w:val="18"/>
+            <w:szCs w:val="18"/>
+            <w:u w:val="single"/>
+          </w:rPr>
+          <w:t xml:space="preserve">Microsoft · Tier model for Active Directory Domain Services</w:t>
+        </w:r>
+      </w:hyperlink>
+    </w:p>
+    <w:p>
+      <w:pPr>
+        <w:spacing w:after="60" w:before="0" w:line="288" w:lineRule="auto"/>
+      </w:pPr>
+      <w:hyperlink w:history="1" r:id="rId17">
+        <w:r>
+          <w:rPr>
+            <w:rFonts w:ascii="Arial" w:cs="Arial" w:eastAsia="Arial" w:hAnsi="Arial"/>
+            <w:color w:val="20647C"/>
+            <w:sz w:val="18"/>
+            <w:szCs w:val="18"/>
+            <w:u w:val="single"/>
+          </w:rPr>
+          <w:t xml:space="preserve">DISA · STIGs Document Library (Windows PAW STIG)</w:t>
         </w:r>
       </w:hyperlink>
     </w:p>
@@ -2916,7 +2988,7 @@
           <w:sz w:val="16"/>
           <w:szCs w:val="16"/>
         </w:rPr>
-        <w:t xml:space="preserve">LESSON 03  /  ABOUT 35 MIN</w:t>
+        <w:t xml:space="preserve">LESSON 03  /  ABOUT 50 MIN</w:t>
       </w:r>
     </w:p>
     <w:p>
@@ -2965,7 +3037,7 @@
           <w:sz w:val="20"/>
           <w:szCs w:val="20"/>
         </w:rPr>
-        <w:t xml:space="preserve">Privileged work gets dedicated, hardened seats: one jump host for Tier 0, one workstation for server administration, one for endpoint administration — each in the Admin OU, each doing nothing else.</w:t>
+        <w:t xml:space="preserve">Privileged work gets dedicated, hardened seats: a Tier 0 jump host that runs no virtual machines, and a server-administration seat that also runs the endpoint seat as a virtual machine. Each seat sits in the Admin OU, does nothing but administer, and is maintained by its own group.</w:t>
       </w:r>
     </w:p>
     <w:p>
@@ -3002,7 +3074,7 @@
           <w:sz w:val="21"/>
           <w:szCs w:val="21"/>
         </w:rPr>
-        <w:t xml:space="preserve">Link the hardening policies to the Admin OU's computer sub-OUs, then build the three VLAN 60 systems into them.</w:t>
+        <w:t xml:space="preserve">Link the hardening policies to the Admin OU's computer sub-OUs, then build the two seats and the seat virtual machine into them.</w:t>
       </w:r>
     </w:p>
     <w:p>
@@ -3021,7 +3093,7 @@
           <w:sz w:val="21"/>
           <w:szCs w:val="21"/>
         </w:rPr>
-        <w:t xml:space="preserve">Keep them single-purpose: hardened, minimal, no user-space services.</w:t>
+        <w:t xml:space="preserve">Give every seat its own Group Policy object (GPO) and maintenance group.</w:t>
       </w:r>
     </w:p>
     <w:p>
@@ -3040,6 +3112,44 @@
           <w:sz w:val="21"/>
           <w:szCs w:val="21"/>
         </w:rPr>
+        <w:t xml:space="preserve">Run SBD-ADMIN-PC01 as a virtual machine on SBD-ADMIN-SRV01 with its own name and address, and close the channels that share data between host and guest.</w:t>
+      </w:r>
+    </w:p>
+    <w:p>
+      <w:pPr>
+        <w:pStyle w:val="ListParagraph"/>
+        <w:numPr>
+          <w:ilvl w:val="0"/>
+          <w:numId w:val="3"/>
+        </w:numPr>
+        <w:spacing w:after="120" w:before="0" w:line="288" w:lineRule="auto"/>
+      </w:pPr>
+      <w:r>
+        <w:rPr>
+          <w:rFonts w:ascii="Arial" w:cs="Arial" w:eastAsia="Arial" w:hAnsi="Arial"/>
+          <w:color w:val="526B7E"/>
+          <w:sz w:val="21"/>
+          <w:szCs w:val="21"/>
+        </w:rPr>
+        <w:t xml:space="preserve">Keep them single-purpose: hardened, minimal, no user-space services.</w:t>
+      </w:r>
+    </w:p>
+    <w:p>
+      <w:pPr>
+        <w:pStyle w:val="ListParagraph"/>
+        <w:numPr>
+          <w:ilvl w:val="0"/>
+          <w:numId w:val="3"/>
+        </w:numPr>
+        <w:spacing w:after="120" w:before="0" w:line="288" w:lineRule="auto"/>
+      </w:pPr>
+      <w:r>
+        <w:rPr>
+          <w:rFonts w:ascii="Arial" w:cs="Arial" w:eastAsia="Arial" w:hAnsi="Arial"/>
+          <w:color w:val="526B7E"/>
+          <w:sz w:val="21"/>
+          <w:szCs w:val="21"/>
+        </w:rPr>
         <w:t xml:space="preserve">Register and restrict their management paths.</w:t>
       </w:r>
     </w:p>
@@ -3077,7 +3187,7 @@
           <w:sz w:val="21"/>
           <w:szCs w:val="21"/>
         </w:rPr>
-        <w:t xml:space="preserve">Create two computer sub-OUs under the Admin OU — Admin Servers for AdminJumpBox01 and SBD-ADMIN-SRV01, Admin Workstations for SBD-ADMIN-PC01 — and link course 1.3's Security Technical Implementation Guide (STIG) Group Policy objects (GPOs) to them before any seat joins: the member-server policies to Admin Servers and the Windows client policies from the same package to Admin Workstations. Course 1.3 linked them only to the Domain Controllers and Servers OUs, so without this step the seats would boot unhardened.</w:t>
+        <w:t xml:space="preserve">Create two computer sub-OUs under the Admin OU — Admin Servers for AdminJumpBox01 and SBD-ADMIN-SRV01, Admin Workstations for the SBD-ADMIN-PC01 virtual machine — and link course 1.3's Security Technical Implementation Guide (STIG) Group Policy objects (GPOs) to them before any seat joins: the member-server policies to Admin Servers and the Windows client policies from the same package to Admin Workstations. Course 1.3 linked them only to the Domain Controllers and Servers OUs, so without this step the seats would boot unhardened.</w:t>
       </w:r>
     </w:p>
     <w:p>
@@ -3096,7 +3206,7 @@
           <w:sz w:val="21"/>
           <w:szCs w:val="21"/>
         </w:rPr>
-        <w:t xml:space="preserve">Build AdminJumpBox01, SBD-ADMIN-SRV01, and SBD-ADMIN-PC01 as clean Windows Server (or Windows client, for the endpoint seat) installs and join each into its sub-OU, so the hardening applies from first boot.</w:t>
+        <w:t xml:space="preserve">Build AdminJumpBox01 and SBD-ADMIN-SRV01 as clean Windows Server installs and join both into Admin Servers, so the hardening applies from first boot. AdminJumpBox01 never gets the Hyper-V role or a virtual machine: the seat that manages the domain controllers never hosts a lower tier.</w:t>
       </w:r>
     </w:p>
     <w:p>
@@ -3115,7 +3225,7 @@
           <w:sz w:val="21"/>
           <w:szCs w:val="21"/>
         </w:rPr>
-        <w:t xml:space="preserve">Strip them to purpose: no browsing to anything but internal admin interfaces, no mail, no file shares hosted, and the management tools for exactly their tier — Remote Server Administration Tools (RSAT) on the server seats, endpoint tooling on the PC seat.</w:t>
+        <w:t xml:space="preserve">Give every seat its own seat GPO, linked above the STIG GPO: one on Admin Workstations for the virtual machine, and two on Admin Servers, each filtered to its seat (deny Apply group policy to the other). Each makes the seat's own maintenance group (SBD PAW Maintenance T0, T1, or T2 in this sample), used for nothing else, the only domain group in its local Administrators, to build and patch it: the PAW STIG gives tier accounts user rights only on their seat (V-243456, V-243462), and no group spans tiers. SBD-ADMIN-SRV01's GPO also adds NT VIRTUAL MACHINE\Virtual Machines (*S-1-5-83-0) to Create symbolic links beside Administrators: Group Policy replaces the right's local value, and without that entry, which the STIG accepts on Hyper-V hosts, the virtual machine won't start. Lesson 4 adds each seat's sign-in rights.</w:t>
       </w:r>
     </w:p>
     <w:p>
@@ -3134,7 +3244,7 @@
           <w:sz w:val="21"/>
           <w:szCs w:val="21"/>
         </w:rPr>
-        <w:t xml:space="preserve">Register the management paths: VLAN 60 to Tier 0 and Tier 1 ports (remote desktop 3389, remote management 5985–5986, AD Web Services 9389 to the domain controllers, SSH 22 for the domain-joined Linux servers) from the specific admin host each tier allows, and the router's management on VLAN 100 from AdminJumpBox01 only. Keep the VLAN 80 → VLAN 60 deny from lesson 1 in force.</w:t>
+        <w:t xml:space="preserve">Add the Hyper-V role to SBD-ADMIN-SRV01 and create SBD-ADMIN-PC01 as a generation 2 virtual machine with Secure Boot and a virtual Trusted Platform Module (TPM), set to start whenever the host starts. The Windows client needs the TPM, and Credential Guard, which the Windows client STIG requires, runs in a virtual machine only on generation 2 and on a host with an input–output memory management unit (IOMMU). Connect it through an external virtual switch on the seat's VLAN 60 adapter with its own address, 10.0.60.30, install the Enterprise or Education edition of the Windows client, and join it into Admin Workstations. Because it keeps its own name and address, the register's rule for SBD-ADMIN-PC01 (A03) still names it alone, never its host.</w:t>
       </w:r>
     </w:p>
     <w:p>
@@ -3153,7 +3263,83 @@
           <w:sz w:val="21"/>
           <w:szCs w:val="21"/>
         </w:rPr>
-        <w:t xml:space="preserve">Require the admin hosts' own local firewalls to accept management inbound from nowhere — sessions originate here, they never terminate here. On both domain controllers, scope the existing Remote Desktop, Windows Remote Management, and Active Directory Web Services firewall rules to AdminJumpBox01 and VLAN 10: allow rules add up, so a new, narrower rule would not restrict the broad ones already enabled.</w:t>
+        <w:t xml:space="preserve">Close the channels that share data between host and guest: the virtual machine separates the tiers only while they share nothing they don't need. Turn off enhanced session mode on the host, so the console carries only screen, keyboard, and mouse, with no shared clipboard, drives, or devices; keep the Guest Service Interface off, so the host can't copy files in; turn off Key-Value Pair Exchange, which passes data both ways; and add no shared folders. What remains, the basic integration services and PowerShell Direct (which can run commands and copy files either way), needs Hyper-V administrator rights on the host, and PowerShell Direct also needs an account in the guest.</w:t>
+      </w:r>
+    </w:p>
+    <w:p>
+      <w:pPr>
+        <w:pStyle w:val="ListParagraph"/>
+        <w:numPr>
+          <w:ilvl w:val="0"/>
+          <w:numId w:val="6"/>
+        </w:numPr>
+        <w:spacing w:after="120" w:before="0" w:line="288" w:lineRule="auto"/>
+      </w:pPr>
+      <w:r>
+        <w:rPr>
+          <w:rFonts w:ascii="Arial" w:cs="Arial" w:eastAsia="Arial" w:hAnsi="Arial"/>
+          <w:color w:val="526B7E"/>
+          <w:sz w:val="21"/>
+          <w:szCs w:val="21"/>
+        </w:rPr>
+        <w:t xml:space="preserve">Administrators who hold both a Tier 1 and a Tier 2 account open the virtual machine's console from the host: SBD-ADMIN-SRV01's seat GPO puts their Tier 1 accounts in the local Hyper-V Administrators group, the one privileged local group the PAW STIG lets a Hyper-V seat fill (V-243463), so they need no host administrator rights. They sign in on the host with the Tier 1 account and inside the console with the Tier 2 one. One person uses the console at a time and signs out of the virtual machine before closing it: without enhanced session mode, the next person to connect takes over an open desktop. A Tier 2-only administrator needs a seat of their own.</w:t>
+      </w:r>
+    </w:p>
+    <w:p>
+      <w:pPr>
+        <w:pStyle w:val="ListParagraph"/>
+        <w:numPr>
+          <w:ilvl w:val="0"/>
+          <w:numId w:val="6"/>
+        </w:numPr>
+        <w:spacing w:after="120" w:before="0" w:line="288" w:lineRule="auto"/>
+      </w:pPr>
+      <w:r>
+        <w:rPr>
+          <w:rFonts w:ascii="Arial" w:cs="Arial" w:eastAsia="Arial" w:hAnsi="Arial"/>
+          <w:color w:val="526B7E"/>
+          <w:sz w:val="21"/>
+          <w:szCs w:val="21"/>
+        </w:rPr>
+        <w:t xml:space="preserve">Strip them to purpose: no browsing to anything but internal admin interfaces, no mail, no file shares hosted, and the management tools for exactly their tier — Remote Server Administration Tools (RSAT) on the two server seats, endpoint tooling inside the SBD-ADMIN-PC01 virtual machine. SBD-ADMIN-SRV01 runs that one virtual machine and no other.</w:t>
+      </w:r>
+    </w:p>
+    <w:p>
+      <w:pPr>
+        <w:pStyle w:val="ListParagraph"/>
+        <w:numPr>
+          <w:ilvl w:val="0"/>
+          <w:numId w:val="6"/>
+        </w:numPr>
+        <w:spacing w:after="120" w:before="0" w:line="288" w:lineRule="auto"/>
+      </w:pPr>
+      <w:r>
+        <w:rPr>
+          <w:rFonts w:ascii="Arial" w:cs="Arial" w:eastAsia="Arial" w:hAnsi="Arial"/>
+          <w:color w:val="526B7E"/>
+          <w:sz w:val="21"/>
+          <w:szCs w:val="21"/>
+        </w:rPr>
+        <w:t xml:space="preserve">Register the management paths: VLAN 60 to Tier 0 and Tier 1 ports (remote desktop 3389, remote management 5985–5986, AD Web Services 9389 to the domain controllers, SSH 22 for the domain-joined Linux servers) from the specific admin host each tier allows, and the router's management on VLAN 100 from AdminJumpBox01 only. Keep the VLAN 80 → VLAN 60 deny from lesson 1 in force.</w:t>
+      </w:r>
+    </w:p>
+    <w:p>
+      <w:pPr>
+        <w:pStyle w:val="ListParagraph"/>
+        <w:numPr>
+          <w:ilvl w:val="0"/>
+          <w:numId w:val="6"/>
+        </w:numPr>
+        <w:spacing w:after="120" w:before="0" w:line="288" w:lineRule="auto"/>
+      </w:pPr>
+      <w:r>
+        <w:rPr>
+          <w:rFonts w:ascii="Arial" w:cs="Arial" w:eastAsia="Arial" w:hAnsi="Arial"/>
+          <w:color w:val="526B7E"/>
+          <w:sz w:val="21"/>
+          <w:szCs w:val="21"/>
+        </w:rPr>
+        <w:t xml:space="preserve">Require the admin seats' own local firewalls, the virtual machine's included, to accept management inbound from nowhere — sessions originate here, they never terminate here, so neither the host nor its guest can manage the other over the network. On both domain controllers, scope the existing Remote Desktop, Windows Remote Management, and Active Directory Web Services firewall rules to AdminJumpBox01 and VLAN 10: allow rules add up, so a new, narrower rule would not restrict the broad ones already enabled.</w:t>
       </w:r>
     </w:p>
     <w:p>
@@ -3220,6 +3406,214 @@
           <w:szCs w:val="18"/>
         </w:rPr>
         <w:t xml:space="preserve">Get-GPInheritance -Target 'OU=Admin Workstations,OU=Admin,OU=SBD,DC=sbd,DC=test'</w:t>
+      </w:r>
+    </w:p>
+    <w:p>
+      <w:pPr>
+        <w:shd w:fill="F1F7FA" w:color="auto" w:val="clear"/>
+        <w:spacing w:after="0" w:before="0" w:line="252" w:lineRule="auto"/>
+        <w:ind w:left="160" w:right="160"/>
+      </w:pPr>
+      <w:r>
+        <w:rPr>
+          <w:rFonts w:ascii="Consolas" w:cs="Consolas" w:eastAsia="Consolas" w:hAnsi="Consolas"/>
+          <w:color w:val="193448"/>
+          <w:sz w:val="18"/>
+          <w:szCs w:val="18"/>
+        </w:rPr>
+        <w:t xml:space="preserve">Get-LocalGroupMember Administrators   # each seat: its maintenance group, no tier group</w:t>
+      </w:r>
+    </w:p>
+    <w:p>
+      <w:pPr>
+        <w:shd w:fill="F1F7FA" w:color="auto" w:val="clear"/>
+        <w:spacing w:after="0" w:before="0" w:line="252" w:lineRule="auto"/>
+        <w:ind w:left="160" w:right="160"/>
+      </w:pPr>
+      <w:r>
+        <w:rPr>
+          <w:rFonts w:ascii="Consolas" w:cs="Consolas" w:eastAsia="Consolas" w:hAnsi="Consolas"/>
+          <w:color w:val="193448"/>
+          <w:sz w:val="18"/>
+          <w:szCs w:val="18"/>
+        </w:rPr>
+        <w:t xml:space="preserve"># On SBD-ADMIN-SRV01: its one virtual machine, and what host and guest share.</w:t>
+      </w:r>
+    </w:p>
+    <w:p>
+      <w:pPr>
+        <w:shd w:fill="F1F7FA" w:color="auto" w:val="clear"/>
+        <w:spacing w:after="0" w:before="0" w:line="252" w:lineRule="auto"/>
+        <w:ind w:left="160" w:right="160"/>
+      </w:pPr>
+      <w:r>
+        <w:rPr>
+          <w:rFonts w:ascii="Consolas" w:cs="Consolas" w:eastAsia="Consolas" w:hAnsi="Consolas"/>
+          <w:color w:val="193448"/>
+          <w:sz w:val="18"/>
+          <w:szCs w:val="18"/>
+        </w:rPr>
+        <w:t xml:space="preserve">Get-VM | Select-Object Name, Generation, State, AutomaticStartAction   # Start</w:t>
+      </w:r>
+    </w:p>
+    <w:p>
+      <w:pPr>
+        <w:shd w:fill="F1F7FA" w:color="auto" w:val="clear"/>
+        <w:spacing w:after="0" w:before="0" w:line="252" w:lineRule="auto"/>
+        <w:ind w:left="160" w:right="160"/>
+      </w:pPr>
+      <w:r>
+        <w:rPr>
+          <w:rFonts w:ascii="Consolas" w:cs="Consolas" w:eastAsia="Consolas" w:hAnsi="Consolas"/>
+          <w:color w:val="193448"/>
+          <w:sz w:val="18"/>
+          <w:szCs w:val="18"/>
+        </w:rPr>
+        <w:t xml:space="preserve">(Get-VMFirmware SBD-ADMIN-PC01).SecureBoot; (Get-VMSecurity SBD-ADMIN-PC01).TpmEnabled</w:t>
+      </w:r>
+    </w:p>
+    <w:p>
+      <w:pPr>
+        <w:shd w:fill="F1F7FA" w:color="auto" w:val="clear"/>
+        <w:spacing w:after="0" w:before="0" w:line="252" w:lineRule="auto"/>
+        <w:ind w:left="160" w:right="160"/>
+      </w:pPr>
+      <w:r>
+        <w:rPr>
+          <w:rFonts w:ascii="Consolas" w:cs="Consolas" w:eastAsia="Consolas" w:hAnsi="Consolas"/>
+          <w:color w:val="193448"/>
+          <w:sz w:val="18"/>
+          <w:szCs w:val="18"/>
+        </w:rPr>
+        <w:t xml:space="preserve">Get-VMHost | Select-Object EnableEnhancedSessionMode   # False</w:t>
+      </w:r>
+    </w:p>
+    <w:p>
+      <w:pPr>
+        <w:shd w:fill="F1F7FA" w:color="auto" w:val="clear"/>
+        <w:spacing w:after="0" w:before="0" w:line="252" w:lineRule="auto"/>
+        <w:ind w:left="160" w:right="160"/>
+      </w:pPr>
+      <w:r>
+        <w:rPr>
+          <w:rFonts w:ascii="Consolas" w:cs="Consolas" w:eastAsia="Consolas" w:hAnsi="Consolas"/>
+          <w:color w:val="193448"/>
+          <w:sz w:val="18"/>
+          <w:szCs w:val="18"/>
+        </w:rPr>
+        <w:t xml:space="preserve">Get-VMIntegrationService SBD-ADMIN-PC01 | Select-Object Name, Enabled</w:t>
+      </w:r>
+    </w:p>
+    <w:p>
+      <w:pPr>
+        <w:shd w:fill="F1F7FA" w:color="auto" w:val="clear"/>
+        <w:spacing w:after="0" w:before="0" w:line="252" w:lineRule="auto"/>
+        <w:ind w:left="160" w:right="160"/>
+      </w:pPr>
+      <w:r>
+        <w:rPr>
+          <w:rFonts w:ascii="Consolas" w:cs="Consolas" w:eastAsia="Consolas" w:hAnsi="Consolas"/>
+          <w:color w:val="193448"/>
+          <w:sz w:val="18"/>
+          <w:szCs w:val="18"/>
+        </w:rPr>
+        <w:t xml:space="preserve">Get-LocalGroupMember 'Hyper-V Administrators'   # the console users' Tier 1 accounts</w:t>
+      </w:r>
+    </w:p>
+    <w:p>
+      <w:pPr>
+        <w:shd w:fill="F1F7FA" w:color="auto" w:val="clear"/>
+        <w:spacing w:after="0" w:before="0" w:line="252" w:lineRule="auto"/>
+        <w:ind w:left="160" w:right="160"/>
+      </w:pPr>
+      <w:r>
+        <w:rPr>
+          <w:rFonts w:ascii="Consolas" w:cs="Consolas" w:eastAsia="Consolas" w:hAnsi="Consolas"/>
+          <w:color w:val="193448"/>
+          <w:sz w:val="18"/>
+          <w:szCs w:val="18"/>
+        </w:rPr>
+        <w:t xml:space="preserve">Resolve-DnsName SBD-ADMIN-PC01.sbd.test   # 10.0.60.30</w:t>
+      </w:r>
+    </w:p>
+    <w:p>
+      <w:pPr>
+        <w:shd w:fill="F1F7FA" w:color="auto" w:val="clear"/>
+        <w:spacing w:after="0" w:before="0" w:line="252" w:lineRule="auto"/>
+        <w:ind w:left="160" w:right="160"/>
+      </w:pPr>
+      <w:r>
+        <w:rPr>
+          <w:rFonts w:ascii="Consolas" w:cs="Consolas" w:eastAsia="Consolas" w:hAnsi="Consolas"/>
+          <w:color w:val="193448"/>
+          <w:sz w:val="18"/>
+          <w:szCs w:val="18"/>
+        </w:rPr>
+        <w:t xml:space="preserve"># Inside SBD-ADMIN-PC01: Credential Guard is running when the list includes 1.</w:t>
+      </w:r>
+    </w:p>
+    <w:p>
+      <w:pPr>
+        <w:shd w:fill="F1F7FA" w:color="auto" w:val="clear"/>
+        <w:spacing w:after="0" w:before="0" w:line="252" w:lineRule="auto"/>
+        <w:ind w:left="160" w:right="160"/>
+      </w:pPr>
+      <w:r>
+        <w:rPr>
+          <w:rFonts w:ascii="Consolas" w:cs="Consolas" w:eastAsia="Consolas" w:hAnsi="Consolas"/>
+          <w:color w:val="193448"/>
+          <w:sz w:val="18"/>
+          <w:szCs w:val="18"/>
+        </w:rPr>
+        <w:t xml:space="preserve">$dg = Get-CimInstance Win32_DeviceGuard -Namespace root\Microsoft\Windows\DeviceGuard</w:t>
+      </w:r>
+    </w:p>
+    <w:p>
+      <w:pPr>
+        <w:shd w:fill="F1F7FA" w:color="auto" w:val="clear"/>
+        <w:spacing w:after="0" w:before="0" w:line="252" w:lineRule="auto"/>
+        <w:ind w:left="160" w:right="160"/>
+      </w:pPr>
+      <w:r>
+        <w:rPr>
+          <w:rFonts w:ascii="Consolas" w:cs="Consolas" w:eastAsia="Consolas" w:hAnsi="Consolas"/>
+          <w:color w:val="193448"/>
+          <w:sz w:val="18"/>
+          <w:szCs w:val="18"/>
+        </w:rPr>
+        <w:t xml:space="preserve">$dg.SecurityServicesRunning</w:t>
+      </w:r>
+    </w:p>
+    <w:p>
+      <w:pPr>
+        <w:shd w:fill="F1F7FA" w:color="auto" w:val="clear"/>
+        <w:spacing w:after="0" w:before="0" w:line="252" w:lineRule="auto"/>
+        <w:ind w:left="160" w:right="160"/>
+      </w:pPr>
+      <w:r>
+        <w:rPr>
+          <w:rFonts w:ascii="Consolas" w:cs="Consolas" w:eastAsia="Consolas" w:hAnsi="Consolas"/>
+          <w:color w:val="193448"/>
+          <w:sz w:val="18"/>
+          <w:szCs w:val="18"/>
+        </w:rPr>
+        <w:t xml:space="preserve"># On AdminJumpBox01: Hyper-V stays Available, never Installed.</w:t>
+      </w:r>
+    </w:p>
+    <w:p>
+      <w:pPr>
+        <w:shd w:fill="F1F7FA" w:color="auto" w:val="clear"/>
+        <w:spacing w:after="0" w:before="0" w:line="252" w:lineRule="auto"/>
+        <w:ind w:left="160" w:right="160"/>
+      </w:pPr>
+      <w:r>
+        <w:rPr>
+          <w:rFonts w:ascii="Consolas" w:cs="Consolas" w:eastAsia="Consolas" w:hAnsi="Consolas"/>
+          <w:color w:val="193448"/>
+          <w:sz w:val="18"/>
+          <w:szCs w:val="18"/>
+        </w:rPr>
+        <w:t xml:space="preserve">Get-WindowsFeature Hyper-V | Select-Object Name, InstallState</w:t>
       </w:r>
     </w:p>
     <w:p>
@@ -3281,14 +3675,13 @@
           <w:sz w:val="20"/>
           <w:szCs w:val="20"/>
         </w:rPr>
-        <w:t xml:space="preserve">All three hosts sit in their Admin sub-OUs with the STIG GPOs linked there and applied, management ports answer from the correct admin host per tier, and nothing in user space can open a session toward VLAN 60.</w:t>
+        <w:t xml:space="preserve">AdminJumpBox01 and SBD-ADMIN-SRV01 sit in Admin Servers and the SBD-ADMIN-PC01 virtual machine in Admin Workstations, with the STIG and seat GPOs applied; each seat's local Administrators holds its maintenance group, no tier group; SBD-ADMIN-SRV01 runs only SBD-ADMIN-PC01 (10.0.60.30, generation 2, Secure Boot on, TPM, Credential Guard, starts with the host) with enhanced session mode, the Guest Service Interface, and Key-Value Pair Exchange off; AdminJumpBox01 has no Hyper-V role; management ports answer from the correct seat per tier; and user space can open no session toward VLAN 60.</w:t>
       </w:r>
     </w:p>
     <w:p>
       <w:pPr>
         <w:pStyle w:val="Heading2"/>
         <w:keepNext/>
-        <w:pageBreakBefore/>
         <w:spacing w:after="100" w:before="200"/>
       </w:pPr>
       <w:r>
@@ -3314,7 +3707,7 @@
           <w:sz w:val="21"/>
           <w:szCs w:val="21"/>
         </w:rPr>
-        <w:t xml:space="preserve">Evidence to keep: Record each host's build sheet, OU placement, the sub-OU GPO links, gpresult output, and the register rows for its permitted management paths.</w:t>
+        <w:t xml:space="preserve">Evidence to keep: Record each seat's build sheet (for the virtual machine: host, generation, address), OU placement, GPO links, gpresult output, local group members, host and guest settings, and register rows.</w:t>
       </w:r>
     </w:p>
     <w:tbl>
@@ -3861,7 +4254,7 @@
           <w:sz w:val="20"/>
           <w:szCs w:val="20"/>
         </w:rPr>
-        <w:t xml:space="preserve">Three single-purpose admin seats, hardened from first boot.  Management flows outward only; VLAN 60 accepts nothing inbound.  Every management path is a register row.</w:t>
+        <w:t xml:space="preserve">Two seats and a seat virtual machine, hardened from first boot; AdminJumpBox01 runs no virtual machines.  Each seat has its own maintenance group; host and guest share no clipboard, drives, or folders.  Management flows outward only; VLAN 60 accepts nothing inbound.  Every management path is a register row.</w:t>
       </w:r>
     </w:p>
     <w:p>
@@ -3885,7 +4278,24 @@
       <w:pPr>
         <w:spacing w:after="60" w:before="0" w:line="288" w:lineRule="auto"/>
       </w:pPr>
-      <w:hyperlink w:history="1" r:id="rIduimlxi1z-qv7w6x8m0vg5">
+      <w:hyperlink w:history="1" r:id="rId18">
+        <w:r>
+          <w:rPr>
+            <w:rFonts w:ascii="Arial" w:cs="Arial" w:eastAsia="Arial" w:hAnsi="Arial"/>
+            <w:color w:val="20647C"/>
+            <w:sz w:val="18"/>
+            <w:szCs w:val="18"/>
+            <w:u w:val="single"/>
+          </w:rPr>
+          <w:t xml:space="preserve">DISA · STIGs Document Library (Windows PAW STIG)</w:t>
+        </w:r>
+      </w:hyperlink>
+    </w:p>
+    <w:p>
+      <w:pPr>
+        <w:spacing w:after="60" w:before="0" w:line="288" w:lineRule="auto"/>
+      </w:pPr>
+      <w:hyperlink w:history="1" r:id="rId19">
         <w:r>
           <w:rPr>
             <w:rFonts w:ascii="Arial" w:cs="Arial" w:eastAsia="Arial" w:hAnsi="Arial"/>
@@ -3899,6 +4309,91 @@
       </w:hyperlink>
     </w:p>
     <w:p>
+      <w:pPr>
+        <w:spacing w:after="60" w:before="0" w:line="288" w:lineRule="auto"/>
+      </w:pPr>
+      <w:hyperlink w:history="1" r:id="rIduimlxi1z-qv7w6x8m0vg5">
+        <w:r>
+          <w:rPr>
+            <w:rFonts w:ascii="Arial" w:cs="Arial" w:eastAsia="Arial" w:hAnsi="Arial"/>
+            <w:color w:val="20647C"/>
+            <w:sz w:val="18"/>
+            <w:szCs w:val="18"/>
+            <w:u w:val="single"/>
+          </w:rPr>
+          <w:t xml:space="preserve">Microsoft · Manage Hyper-V Integration Services</w:t>
+        </w:r>
+      </w:hyperlink>
+    </w:p>
+    <w:p>
+      <w:pPr>
+        <w:spacing w:after="60" w:before="0" w:line="288" w:lineRule="auto"/>
+      </w:pPr>
+      <w:hyperlink w:history="1" r:id="rId20">
+        <w:r>
+          <w:rPr>
+            <w:rFonts w:ascii="Arial" w:cs="Arial" w:eastAsia="Arial" w:hAnsi="Arial"/>
+            <w:color w:val="20647C"/>
+            <w:sz w:val="18"/>
+            <w:szCs w:val="18"/>
+            <w:u w:val="single"/>
+          </w:rPr>
+          <w:t xml:space="preserve">Microsoft · Hyper-V Virtual Machine Connection</w:t>
+        </w:r>
+      </w:hyperlink>
+    </w:p>
+    <w:p>
+      <w:pPr>
+        <w:spacing w:after="60" w:before="0" w:line="288" w:lineRule="auto"/>
+      </w:pPr>
+      <w:hyperlink w:history="1" r:id="rId22">
+        <w:r>
+          <w:rPr>
+            <w:rFonts w:ascii="Arial" w:cs="Arial" w:eastAsia="Arial" w:hAnsi="Arial"/>
+            <w:color w:val="20647C"/>
+            <w:sz w:val="18"/>
+            <w:szCs w:val="18"/>
+            <w:u w:val="single"/>
+          </w:rPr>
+          <w:t xml:space="preserve">Microsoft · Plan for Hyper-V security in Windows Server</w:t>
+        </w:r>
+      </w:hyperlink>
+    </w:p>
+    <w:p>
+      <w:pPr>
+        <w:spacing w:after="60" w:before="0" w:line="288" w:lineRule="auto"/>
+      </w:pPr>
+      <w:hyperlink w:history="1" r:id="rId23">
+        <w:r>
+          <w:rPr>
+            <w:rFonts w:ascii="Arial" w:cs="Arial" w:eastAsia="Arial" w:hAnsi="Arial"/>
+            <w:color w:val="20647C"/>
+            <w:sz w:val="18"/>
+            <w:szCs w:val="18"/>
+            <w:u w:val="single"/>
+          </w:rPr>
+          <w:t xml:space="preserve">Microsoft · Credential Guard overview</w:t>
+        </w:r>
+      </w:hyperlink>
+    </w:p>
+    <w:p>
+      <w:pPr>
+        <w:spacing w:after="60" w:before="0" w:line="288" w:lineRule="auto"/>
+      </w:pPr>
+      <w:hyperlink w:history="1" r:id="rId27">
+        <w:r>
+          <w:rPr>
+            <w:rFonts w:ascii="Arial" w:cs="Arial" w:eastAsia="Arial" w:hAnsi="Arial"/>
+            <w:color w:val="20647C"/>
+            <w:sz w:val="18"/>
+            <w:szCs w:val="18"/>
+            <w:u w:val="single"/>
+          </w:rPr>
+          <w:t xml:space="preserve">Microsoft · Hyper-V virtual machine creation troubleshooting guidance</w:t>
+        </w:r>
+      </w:hyperlink>
+    </w:p>
+    <w:p>
       <w:r>
         <w:br w:type="page"/>
       </w:r>
@@ -3916,7 +4411,7 @@
           <w:sz w:val="16"/>
           <w:szCs w:val="16"/>
         </w:rPr>
-        <w:t xml:space="preserve">LESSON 04  /  ABOUT 40 MIN</w:t>
+        <w:t xml:space="preserve">LESSON 04  /  ABOUT 45 MIN</w:t>
       </w:r>
     </w:p>
     <w:p>
@@ -4021,7 +4516,7 @@
           <w:sz w:val="21"/>
           <w:szCs w:val="21"/>
         </w:rPr>
-        <w:t xml:space="preserve">Enforce per-tier sign-in restrictions with Group Policy logon rights, and record the one network-logon exception.</w:t>
+        <w:t xml:space="preserve">Enforce per-tier sign-in restrictions with Group Policy logon rights — on every admin seat and both sides of the seat virtual machine — and record the one network-logon exception.</w:t>
       </w:r>
     </w:p>
     <w:p>
@@ -4134,7 +4629,7 @@
           <w:sz w:val="21"/>
           <w:szCs w:val="21"/>
         </w:rPr>
-        <w:t xml:space="preserve">Add Tier 0 administrators to the Protected Users group so the domain refuses their weaker authentication paths, and note the behavior of the newest Windows Server release that supports this design: RC4 ticket-granting tickets are gone and legacy remote password changes are blocked for protected accounts. Protected Users accounts also cannot be delegated, which keeps the console exception free of reusable credentials.</w:t>
+        <w:t xml:space="preserve">Finish the seat GPOs from lesson 3 so each seat admits only its own tier, on both sides of the seat virtual machine. Allow log on locally replaces the STIG's list with Administrators and the seat's own groups: the Tier 0 group on AdminJumpBox01 (every Tier 0 account, Domain Admins and Enterprise Admins members included), the Tier 1 and audit custodian groups on SBD-ADMIN-SRV01, and the Tier 2 group inside SBD-ADMIN-PC01 (V-243452; V-243455 for the seat that manages Active Directory). The four denies plus Deny access to this computer from the network go to the other tiers: Tier 0 and Tier 1 inside the virtual machine, Tier 0 and Tier 2 on SBD-ADMIN-SRV01, Tier 1 and Tier 2 on AdminJumpBox01. The PAW STIG requires the higher-tier denies (V-243453, high severity if a Tier 0 account can sign in). Each deny list repeats the STIG GPO's entries for that right, except that AdminJumpBox01 leaves Domain Admins and Enterprise Admins out of Deny log on locally, because V-243455 admits them there. Record every STIG value these settings change in the exception record.</w:t>
       </w:r>
     </w:p>
     <w:p>
@@ -4153,7 +4648,7 @@
           <w:sz w:val="21"/>
           <w:szCs w:val="21"/>
         </w:rPr>
-        <w:t xml:space="preserve">Keep the built-in safety valves: one documented break-glass account, excluded from the deny policies, with its password sealed and its every use alarmed in a later logging course.</w:t>
+        <w:t xml:space="preserve">Add Tier 0 administrators to the Protected Users group so the domain refuses their weaker authentication paths, and note the behavior of the newest Windows Server release that supports this design: RC4 ticket-granting tickets are gone and legacy remote password changes are blocked for protected accounts. Protected Users accounts also cannot be delegated, which keeps the console exception free of reusable credentials.</w:t>
       </w:r>
     </w:p>
     <w:p>
@@ -4172,6 +4667,25 @@
           <w:sz w:val="21"/>
           <w:szCs w:val="21"/>
         </w:rPr>
+        <w:t xml:space="preserve">Keep the built-in safety valves: one documented break-glass account, excluded from the deny policies and used at a domain controller's console (the admin seats admit only their own tiers), with its password sealed and its every use alarmed in a later logging course.</w:t>
+      </w:r>
+    </w:p>
+    <w:p>
+      <w:pPr>
+        <w:pStyle w:val="ListParagraph"/>
+        <w:numPr>
+          <w:ilvl w:val="0"/>
+          <w:numId w:val="7"/>
+        </w:numPr>
+        <w:spacing w:after="120" w:before="0" w:line="288" w:lineRule="auto"/>
+      </w:pPr>
+      <w:r>
+        <w:rPr>
+          <w:rFonts w:ascii="Arial" w:cs="Arial" w:eastAsia="Arial" w:hAnsi="Arial"/>
+          <w:color w:val="526B7E"/>
+          <w:sz w:val="21"/>
+          <w:szCs w:val="21"/>
+        </w:rPr>
         <w:t xml:space="preserve">Record the multifactor decision the model calls for on VLAN 60 — smart card or certificate-based sign-in for privileged accounts is the natural follow-on to course 1.4's templates; write the decision and its target date even if implementation waits.</w:t>
       </w:r>
     </w:p>
@@ -4287,6 +4801,38 @@
           <w:szCs w:val="18"/>
         </w:rPr>
         <w:t xml:space="preserve">(Get-ADGroup 'SBD Tier 0 Admins').SID.Value   # from an admin seat: this SID must appear on those lines</w:t>
+      </w:r>
+    </w:p>
+    <w:p>
+      <w:pPr>
+        <w:shd w:fill="F1F7FA" w:color="auto" w:val="clear"/>
+        <w:spacing w:after="0" w:before="0" w:line="252" w:lineRule="auto"/>
+        <w:ind w:left="160" w:right="160"/>
+      </w:pPr>
+      <w:r>
+        <w:rPr>
+          <w:rFonts w:ascii="Consolas" w:cs="Consolas" w:eastAsia="Consolas" w:hAnsi="Consolas"/>
+          <w:color w:val="193448"/>
+          <w:sz w:val="18"/>
+          <w:szCs w:val="18"/>
+        </w:rPr>
+        <w:t xml:space="preserve"># Repeat on each seat as its maintenance account, and read who may sign in there.</w:t>
+      </w:r>
+    </w:p>
+    <w:p>
+      <w:pPr>
+        <w:shd w:fill="F1F7FA" w:color="auto" w:val="clear"/>
+        <w:spacing w:after="0" w:before="0" w:line="252" w:lineRule="auto"/>
+        <w:ind w:left="160" w:right="160"/>
+      </w:pPr>
+      <w:r>
+        <w:rPr>
+          <w:rFonts w:ascii="Consolas" w:cs="Consolas" w:eastAsia="Consolas" w:hAnsi="Consolas"/>
+          <w:color w:val="193448"/>
+          <w:sz w:val="18"/>
+          <w:szCs w:val="18"/>
+        </w:rPr>
+        <w:t xml:space="preserve">Select-String -Path C:\Evidence\tiered-admin\user-rights.inf -Pattern 'SeInteractive'</w:t>
       </w:r>
     </w:p>
     <w:p>
@@ -4348,7 +4894,7 @@
           <w:sz w:val="20"/>
           <w:szCs w:val="20"/>
         </w:rPr>
-        <w:t xml:space="preserve">SBD-SUBCA01 and SBD-PKI-MGMT01 sit in the Tier 0 Servers OU and still accept Tier 0 sign-ins; on a Tier 2 test machine the deny rights list the Tier 0 group's SID, and a Tier 0 sign-in there is refused with Security event 4625 (status 0xC000015B); the console network-logon exception is in the exception record; Protected Users contains the Tier 0 admins; and the break-glass and MFA decisions are written.</w:t>
+        <w:t xml:space="preserve">SBD-SUBCA01 and SBD-PKI-MGMT01 sit in the Tier 0 Servers OU and still accept Tier 0 sign-ins; on a Tier 2 test machine the deny rights list the Tier 0 group's SID, and a Tier 0 sign-in there is refused with Security event 4625 (status 0xC000015B); each admin seat lets only its own groups sign in and denies the other tiers — Tier 0 and Tier 1 inside SBD-ADMIN-PC01, Tier 0 and Tier 2 on SBD-ADMIN-SRV01, Tier 1 and Tier 2 on AdminJumpBox01; the exception record holds the console network-logon exception and the seat GPOs' STIG differences; Protected Users contains the Tier 0 admins; and the break-glass and MFA decisions are written.</w:t>
       </w:r>
     </w:p>
     <w:p>
@@ -4380,7 +4926,7 @@
           <w:sz w:val="21"/>
           <w:szCs w:val="21"/>
         </w:rPr>
-        <w:t xml:space="preserve">Evidence to keep: Keep the Tier 0 Servers OU move, the logon-rights GPO reports with their links and security filtering, the user-rights export, the refused sign-in's 4625 event, the exception record entry, the Protected Users membership, and the break-glass and MFA decision records.</w:t>
+        <w:t xml:space="preserve">Evidence to keep: Keep the Tier 0 Servers OU move, the logon-rights GPO reports with their links and security filtering, the user-rights exports from the test machine and each seat, the refused sign-in's 4625 event, the exception record entries, the Protected Users membership, and the break-glass and MFA decision records.</w:t>
       </w:r>
     </w:p>
     <w:tbl>
@@ -4810,7 +5356,6 @@
       <w:pPr>
         <w:pStyle w:val="Heading2"/>
         <w:keepNext/>
-        <w:pageBreakBefore/>
         <w:spacing w:after="100" w:before="200"/>
       </w:pPr>
       <w:r>
@@ -4928,7 +5473,7 @@
           <w:sz w:val="20"/>
           <w:szCs w:val="20"/>
         </w:rPr>
-        <w:t xml:space="preserve">Tier 0 servers have their own OU, so the deny policies never lock Tier 0 out.  Lower tiers refuse higher-tier credentials by policy, with events to prove it; the console network-logon exception is recorded.  Tier 0 accounts sit in Protected Users, backed by the stricter defaults of the newest Windows Server release.  Break-glass and MFA are written decisions, not loose ends.</w:t>
+        <w:t xml:space="preserve">Tier 0 servers have their own OU, so the deny policies never lock Tier 0 out.  Lower tiers refuse higher-tier credentials by policy, with events to prove it, and each admin seat admits only its own tier; the console network-logon exception is recorded.  Tier 0 accounts sit in Protected Users, backed by the stricter defaults of the newest Windows Server release.  Break-glass and MFA are written decisions, not loose ends.</w:t>
       </w:r>
     </w:p>
     <w:p>
@@ -4961,6 +5506,23 @@
             <w:szCs w:val="18"/>
             <w:u w:val="single"/>
           </w:rPr>
+          <w:t xml:space="preserve">DISA · STIGs Document Library (Windows PAW STIG)</w:t>
+        </w:r>
+      </w:hyperlink>
+    </w:p>
+    <w:p>
+      <w:pPr>
+        <w:spacing w:after="60" w:before="0" w:line="288" w:lineRule="auto"/>
+      </w:pPr>
+      <w:hyperlink w:history="1" r:id="rId10">
+        <w:r>
+          <w:rPr>
+            <w:rFonts w:ascii="Arial" w:cs="Arial" w:eastAsia="Arial" w:hAnsi="Arial"/>
+            <w:color w:val="20647C"/>
+            <w:sz w:val="18"/>
+            <w:szCs w:val="18"/>
+            <w:u w:val="single"/>
+          </w:rPr>
           <w:t xml:space="preserve">Microsoft · User Rights Assignment</w:t>
         </w:r>
       </w:hyperlink>
@@ -4969,7 +5531,7 @@
       <w:pPr>
         <w:spacing w:after="60" w:before="0" w:line="288" w:lineRule="auto"/>
       </w:pPr>
-      <w:hyperlink w:history="1" r:id="rId10">
+      <w:hyperlink w:history="1" r:id="rId11">
         <w:r>
           <w:rPr>
             <w:rFonts w:ascii="Arial" w:cs="Arial" w:eastAsia="Arial" w:hAnsi="Arial"/>
@@ -4986,7 +5548,7 @@
       <w:pPr>
         <w:spacing w:after="60" w:before="0" w:line="288" w:lineRule="auto"/>
       </w:pPr>
-      <w:hyperlink w:history="1" r:id="rId11">
+      <w:hyperlink w:history="1" r:id="rId12">
         <w:r>
           <w:rPr>
             <w:rFonts w:ascii="Arial" w:cs="Arial" w:eastAsia="Arial" w:hAnsi="Arial"/>
@@ -5003,7 +5565,7 @@
       <w:pPr>
         <w:spacing w:after="60" w:before="0" w:line="288" w:lineRule="auto"/>
       </w:pPr>
-      <w:hyperlink w:history="1" r:id="rId12">
+      <w:hyperlink w:history="1" r:id="rId13">
         <w:r>
           <w:rPr>
             <w:rFonts w:ascii="Arial" w:cs="Arial" w:eastAsia="Arial" w:hAnsi="Arial"/>
@@ -5020,7 +5582,7 @@
       <w:pPr>
         <w:spacing w:after="60" w:before="0" w:line="288" w:lineRule="auto"/>
       </w:pPr>
-      <w:hyperlink w:history="1" r:id="rId13">
+      <w:hyperlink w:history="1" r:id="rId25">
         <w:r>
           <w:rPr>
             <w:rFonts w:ascii="Arial" w:cs="Arial" w:eastAsia="Arial" w:hAnsi="Arial"/>
@@ -5068,7 +5630,7 @@
           <w:sz w:val="16"/>
           <w:szCs w:val="16"/>
         </w:rPr>
-        <w:t xml:space="preserve">LESSON 05  /  ABOUT 25 MIN</w:t>
+        <w:t xml:space="preserve">LESSON 05  /  ABOUT 30 MIN</w:t>
       </w:r>
     </w:p>
     <w:p>
@@ -5173,7 +5735,7 @@
           <w:sz w:val="21"/>
           <w:szCs w:val="21"/>
         </w:rPr>
-        <w:t xml:space="preserve">Capture the denial evidence for out-of-tier attempts.</w:t>
+        <w:t xml:space="preserve">Capture the denial evidence for out-of-tier attempts, across the seat virtual machine's boundary too.</w:t>
       </w:r>
     </w:p>
     <w:p>
@@ -5229,7 +5791,7 @@
           <w:sz w:val="21"/>
           <w:szCs w:val="21"/>
         </w:rPr>
-        <w:t xml:space="preserve">From AdminJumpBox01, manage a DC and SBD-SUBCA01 with a Tier 0 account — the Tier 0 Servers OU kept that access; from SBD-ADMIN-SRV01, manage SBD-DHCP01 with a Tier 1 account; from SBD-ADMIN-PC01, manage the VLAN 80 test client with a Tier 2 account. Record each success with its session details, including the target's Security event 4624 (and 4672, which marks a logon that received special privileges).</w:t>
+        <w:t xml:space="preserve">From AdminJumpBox01, manage a DC and SBD-SUBCA01 with a Tier 0 account — the Tier 0 Servers OU kept that access; from SBD-ADMIN-SRV01, manage SBD-DHCP01 with a Tier 1 account; from the SBD-ADMIN-PC01 virtual machine, opened from the host by a Tier 1 account without administrator rights there, manage the VLAN 80 test client with a Tier 2 account. Record each success with its session details, including the target's Security event 4624 (and 4672, which marks a logon that received special privileges).</w:t>
       </w:r>
     </w:p>
     <w:p>
@@ -5248,7 +5810,7 @@
           <w:sz w:val="21"/>
           <w:szCs w:val="21"/>
         </w:rPr>
-        <w:t xml:space="preserve">Attempt the forbidden combinations — Tier 0 credentials at the test client, a session from VLAN 80 toward VLAN 60 — and capture both the refusal the user sees and the record the infrastructure writes: Security event 4625 with status 0xC000015B on the test client for the refused sign-in, and the router's deny-log entry for the VLAN 80 session.</w:t>
+        <w:t xml:space="preserve">Attempt the forbidden combinations — Tier 0 credentials at the test client, a Tier 1 account inside the SBD-ADMIN-PC01 virtual machine, a Tier 2 account on its host, a session from VLAN 80 toward VLAN 60 — and capture both the refusal the user sees and the record the infrastructure writes: Security event 4625 with status 0xC000015B on the system that refused each sign-in, and the router's deny-log entry for the VLAN 80 session.</w:t>
       </w:r>
     </w:p>
     <w:p>
@@ -5267,7 +5829,7 @@
           <w:sz w:val="21"/>
           <w:szCs w:val="21"/>
         </w:rPr>
-        <w:t xml:space="preserve">Renew the test client's lease and confirm options, registration, and the relay still behave with all restrictions active; the control plane must not have broken the service plane.</w:t>
+        <w:t xml:space="preserve">Prove the virtual machine and its host stay apart: remote management attempts between SBD-ADMIN-PC01 and SBD-ADMIN-SRV01 fail in both directions at the target's firewall (they share VLAN 60, so no router sees them), and the console opens as a basic session, with no clipboard or drive sharing.</w:t>
       </w:r>
     </w:p>
     <w:p>
@@ -5286,6 +5848,25 @@
           <w:sz w:val="21"/>
           <w:szCs w:val="21"/>
         </w:rPr>
+        <w:t xml:space="preserve">Renew the test client's lease and confirm options, registration, and the relay still behave with all restrictions active; the control plane must not have broken the service plane.</w:t>
+      </w:r>
+    </w:p>
+    <w:p>
+      <w:pPr>
+        <w:pStyle w:val="ListParagraph"/>
+        <w:numPr>
+          <w:ilvl w:val="0"/>
+          <w:numId w:val="8"/>
+        </w:numPr>
+        <w:spacing w:after="120" w:before="0" w:line="288" w:lineRule="auto"/>
+      </w:pPr>
+      <w:r>
+        <w:rPr>
+          <w:rFonts w:ascii="Arial" w:cs="Arial" w:eastAsia="Arial" w:hAnsi="Arial"/>
+          <w:color w:val="526B7E"/>
+          <w:sz w:val="21"/>
+          <w:szCs w:val="21"/>
+        </w:rPr>
         <w:t xml:space="preserve">Reconcile the tier access matrix against what you just proved and file it with the register — the two documents together are the admin plane's assessable record.</w:t>
       </w:r>
     </w:p>
@@ -5336,7 +5917,7 @@
           <w:sz w:val="18"/>
           <w:szCs w:val="18"/>
         </w:rPr>
-        <w:t xml:space="preserve">ipconfig /renew   # on the VLAN 80 test client</w:t>
+        <w:t xml:space="preserve">vmconnect.exe localhost SBD-ADMIN-PC01   # same account, not elevated: the console opens</w:t>
       </w:r>
     </w:p>
     <w:p>
@@ -5352,7 +5933,55 @@
           <w:sz w:val="18"/>
           <w:szCs w:val="18"/>
         </w:rPr>
-        <w:t xml:space="preserve"># On the test client: refused sign-ins in the last hour (status 0xC000015B = logon type not granted).</w:t>
+        <w:t xml:space="preserve">Test-NetConnection SBD-ADMIN-SRV01.sbd.test -Port 5985   # from the guest: must fail</w:t>
+      </w:r>
+    </w:p>
+    <w:p>
+      <w:pPr>
+        <w:shd w:fill="F1F7FA" w:color="auto" w:val="clear"/>
+        <w:spacing w:after="0" w:before="0" w:line="252" w:lineRule="auto"/>
+        <w:ind w:left="160" w:right="160"/>
+      </w:pPr>
+      <w:r>
+        <w:rPr>
+          <w:rFonts w:ascii="Consolas" w:cs="Consolas" w:eastAsia="Consolas" w:hAnsi="Consolas"/>
+          <w:color w:val="193448"/>
+          <w:sz w:val="18"/>
+          <w:szCs w:val="18"/>
+        </w:rPr>
+        <w:t xml:space="preserve">Test-NetConnection SBD-ADMIN-PC01.sbd.test -Port 5985   # from the host: must fail</w:t>
+      </w:r>
+    </w:p>
+    <w:p>
+      <w:pPr>
+        <w:shd w:fill="F1F7FA" w:color="auto" w:val="clear"/>
+        <w:spacing w:after="0" w:before="0" w:line="252" w:lineRule="auto"/>
+        <w:ind w:left="160" w:right="160"/>
+      </w:pPr>
+      <w:r>
+        <w:rPr>
+          <w:rFonts w:ascii="Consolas" w:cs="Consolas" w:eastAsia="Consolas" w:hAnsi="Consolas"/>
+          <w:color w:val="193448"/>
+          <w:sz w:val="18"/>
+          <w:szCs w:val="18"/>
+        </w:rPr>
+        <w:t xml:space="preserve">ipconfig /renew   # on the VLAN 80 test client</w:t>
+      </w:r>
+    </w:p>
+    <w:p>
+      <w:pPr>
+        <w:shd w:fill="F1F7FA" w:color="auto" w:val="clear"/>
+        <w:spacing w:after="0" w:before="0" w:line="252" w:lineRule="auto"/>
+        <w:ind w:left="160" w:right="160"/>
+      </w:pPr>
+      <w:r>
+        <w:rPr>
+          <w:rFonts w:ascii="Consolas" w:cs="Consolas" w:eastAsia="Consolas" w:hAnsi="Consolas"/>
+          <w:color w:val="193448"/>
+          <w:sz w:val="18"/>
+          <w:szCs w:val="18"/>
+        </w:rPr>
+        <w:t xml:space="preserve"># Where a sign-in was refused: last hour's 0xC000015B failures (logon type not granted).</w:t>
       </w:r>
     </w:p>
     <w:p>
@@ -5398,13 +6027,14 @@
           <w:sz w:val="20"/>
           <w:szCs w:val="20"/>
         </w:rPr>
-        <w:t xml:space="preserve">Every in-tier path succeeds, every tested out-of-tier path fails with captured evidence, and DHCP with dynamic DNS still works end to end under the full rule set.</w:t>
+        <w:t xml:space="preserve">Every in-tier path succeeds, every tested out-of-tier path fails with captured evidence — in both directions across the seat virtual machine's boundary too — and DHCP with dynamic DNS still works end to end under the full rule set.</w:t>
       </w:r>
     </w:p>
     <w:p>
       <w:pPr>
         <w:pStyle w:val="Heading2"/>
         <w:keepNext/>
+        <w:pageBreakBefore/>
         <w:spacing w:after="100" w:before="200"/>
       </w:pPr>
       <w:r>
@@ -5430,7 +6060,7 @@
           <w:sz w:val="21"/>
           <w:szCs w:val="21"/>
         </w:rPr>
-        <w:t xml:space="preserve">Evidence to keep: Keep the completed tier matrix with timestamps, the denial captures, and the post-restriction lease and registration proof.</w:t>
+        <w:t xml:space="preserve">Evidence to keep: Keep the completed tier matrix with timestamps, the denial captures, the host and guest separation results, and the post-restriction lease and registration proof.</w:t>
       </w:r>
     </w:p>
     <w:tbl>
@@ -5977,7 +6607,7 @@
           <w:sz w:val="20"/>
           <w:szCs w:val="20"/>
         </w:rPr>
-        <w:t xml:space="preserve">In-tier works, out-of-tier fails, and both are on record.  Addressing and registration survived the restrictions.  Matrix and register reconcile as one assessable story.</w:t>
+        <w:t xml:space="preserve">In-tier works, out-of-tier fails — across the seat virtual machine's boundary too — and both are on record.  Addressing and registration survived the restrictions.  Matrix and register reconcile as one assessable story.</w:t>
       </w:r>
     </w:p>
     <w:p>
@@ -6010,6 +6640,23 @@
             <w:szCs w:val="18"/>
             <w:u w:val="single"/>
           </w:rPr>
+          <w:t xml:space="preserve">DISA · STIGs Document Library (Windows PAW STIG)</w:t>
+        </w:r>
+      </w:hyperlink>
+    </w:p>
+    <w:p>
+      <w:pPr>
+        <w:spacing w:after="60" w:before="0" w:line="288" w:lineRule="auto"/>
+      </w:pPr>
+      <w:hyperlink w:history="1" r:id="rId15">
+        <w:r>
+          <w:rPr>
+            <w:rFonts w:ascii="Arial" w:cs="Arial" w:eastAsia="Arial" w:hAnsi="Arial"/>
+            <w:color w:val="20647C"/>
+            <w:sz w:val="18"/>
+            <w:szCs w:val="18"/>
+            <w:u w:val="single"/>
+          </w:rPr>
           <w:t xml:space="preserve">Microsoft · 4625(F): An account failed to log on</w:t>
         </w:r>
       </w:hyperlink>
@@ -6018,7 +6665,7 @@
       <w:pPr>
         <w:spacing w:after="60" w:before="0" w:line="288" w:lineRule="auto"/>
       </w:pPr>
-      <w:hyperlink w:history="1" r:id="rId15">
+      <w:hyperlink w:history="1" r:id="rId26">
         <w:r>
           <w:rPr>
             <w:rFonts w:ascii="Arial" w:cs="Arial" w:eastAsia="Arial" w:hAnsi="Arial"/>
@@ -6049,6 +6696,23 @@
       </w:hyperlink>
     </w:p>
     <w:p>
+      <w:pPr>
+        <w:spacing w:after="60" w:before="0" w:line="288" w:lineRule="auto"/>
+      </w:pPr>
+      <w:hyperlink w:history="1" r:id="rId28">
+        <w:r>
+          <w:rPr>
+            <w:rFonts w:ascii="Arial" w:cs="Arial" w:eastAsia="Arial" w:hAnsi="Arial"/>
+            <w:color w:val="20647C"/>
+            <w:sz w:val="18"/>
+            <w:szCs w:val="18"/>
+            <w:u w:val="single"/>
+          </w:rPr>
+          <w:t xml:space="preserve">Microsoft · Use local resources on Hyper-V virtual machine with VMConnect</w:t>
+        </w:r>
+      </w:hyperlink>
+    </w:p>
+    <w:p>
       <w:r>
         <w:br w:type="page"/>
       </w:r>
@@ -6152,7 +6816,7 @@
           <w:sz w:val="21"/>
           <w:szCs w:val="21"/>
         </w:rPr>
-        <w:t xml:space="preserve">Baseline the four new hosts and rescan the changed ones.</w:t>
+        <w:t xml:space="preserve">Baseline the four new systems and rescan the changed ones.</w:t>
       </w:r>
     </w:p>
     <w:p>
@@ -6227,7 +6891,7 @@
           <w:sz w:val="21"/>
           <w:szCs w:val="21"/>
         </w:rPr>
-        <w:t xml:space="preserve">Run first baselines on SBD-DHCP01 and the three admin hosts with the standard benchmark and tool versions, and rescan SBD-SUBCA01 and SBD-PKI-MGMT01 — the move to the Tier 0 Servers OU is their change, and the rescan should show their hardening intact.</w:t>
+        <w:t xml:space="preserve">Run first baselines on SBD-DHCP01, the two physical seats, and the SBD-ADMIN-PC01 virtual machine with the standard benchmark and tool versions — the Windows client benchmark inside the virtual machine — and rescan SBD-SUBCA01 and SBD-PKI-MGMT01: the move to the Tier 0 Servers OU is their change, and the rescan should show their hardening intact.</w:t>
       </w:r>
     </w:p>
     <w:p>
@@ -7860,7 +8524,7 @@
         <w:sz w:val="15"/>
         <w:szCs w:val="15"/>
       </w:rPr>
-      <w:t xml:space="preserve">© 2026 Secure By Design Team LLC.   Course 1.5 · Materials edition 1.4     </w:t>
+      <w:t xml:space="preserve">© 2026 Secure By Design Team LLC.   Course 1.5 · Materials edition 1.5     </w:t>
     </w:r>
     <w:r>
       <w:rPr>

--- a/public/training/tiered-admin/SecureByDesign-tiered-admin-Workbook.docx
+++ b/public/training/tiered-admin/SecureByDesign-tiered-admin-Workbook.docx
@@ -90,7 +90,7 @@
           <w:sz w:val="16"/>
           <w:szCs w:val="16"/>
         </w:rPr>
-        <w:t xml:space="preserve">COURSE 1.5    /    COMPANION WORKBOOK</w:t>
+        <w:t xml:space="preserve">COURSE 1.8    /    COMPANION WORKBOOK</w:t>
       </w:r>
     </w:p>
     <w:p>
@@ -106,7 +106,7 @@
           <w:sz w:val="60"/>
           <w:szCs w:val="60"/>
         </w:rPr>
-        <w:t xml:space="preserve">Addressing and tiered administration</w:t>
+        <w:t xml:space="preserve">Tiered administration</w:t>
       </w:r>
     </w:p>
     <w:p>
@@ -122,7 +122,7 @@
           <w:sz w:val="30"/>
           <w:szCs w:val="30"/>
         </w:rPr>
-        <w:t xml:space="preserve">DHCP, admin seats &amp; where privilege may sign in</w:t>
+        <w:t xml:space="preserve">Admin seats, the tier rules &amp; where privilege may sign in</w:t>
       </w:r>
     </w:p>
     <w:p>
@@ -136,7 +136,7 @@
           <w:sz w:val="21"/>
           <w:szCs w:val="21"/>
         </w:rPr>
-        <w:t xml:space="preserve">Build the control plane before the fleet: DHCP with its core relay for the workstation VLAN, three administration seats on two machines in VLAN 60 (the endpoint seat runs as a virtual machine on the server seat), and directory-enforced tier restrictions proven by both successful in-tier sessions and logged out-of-tier denials.</w:t>
+        <w:t xml:space="preserve">Build the administration plane before the fleet: three administration seats on two machines in VLAN 60 (the endpoint seat runs as a virtual machine on the server seat), directory-enforced tier restrictions proven by both successful in-tier sessions and logged out-of-tier denials, and the move of earlier console work — SBD-DHCP01's administration and the assessment tools — onto the seats.</w:t>
       </w:r>
     </w:p>
     <w:p>
@@ -150,7 +150,7 @@
           <w:sz w:val="16"/>
           <w:szCs w:val="16"/>
         </w:rPr>
-        <w:t xml:space="preserve">MATERIALS EDITION 1.5    /    COURSE 1.5</w:t>
+        <w:t xml:space="preserve">MATERIALS EDITION 2.0    /    COURSE 1.8</w:t>
       </w:r>
     </w:p>
     <w:p>
@@ -164,7 +164,7 @@
           <w:sz w:val="16"/>
           <w:szCs w:val="16"/>
         </w:rPr>
-        <w:t xml:space="preserve">Updated 13 October 2026  ·  sbd-tiered-admin</w:t>
+        <w:t xml:space="preserve">Updated 14 October 2026  ·  sbd-tiered-admin</w:t>
       </w:r>
     </w:p>
     <w:p>
@@ -263,23 +263,7 @@
             <w:sz w:val="21"/>
             <w:szCs w:val="21"/>
           </w:rPr>
-          <w:t xml:space="preserve">01  Design the tiers and the address plan</w:t>
-        </w:r>
-      </w:hyperlink>
-    </w:p>
-    <w:p>
-      <w:pPr>
-        <w:spacing w:after="90" w:before="0" w:line="288" w:lineRule="auto"/>
-      </w:pPr>
-      <w:hyperlink w:history="1" w:anchor="lesson-dhcp">
-        <w:r>
-          <w:rPr>
-            <w:rFonts w:ascii="Arial" w:cs="Arial" w:eastAsia="Arial" w:hAnsi="Arial"/>
-            <w:color w:val="20647C"/>
-            <w:sz w:val="21"/>
-            <w:szCs w:val="21"/>
-          </w:rPr>
-          <w:t xml:space="preserve">02  Build SBD-DHCP01 and the relay</w:t>
+          <w:t xml:space="preserve">01  Design the tiers and the admin seats</w:t>
         </w:r>
       </w:hyperlink>
     </w:p>
@@ -295,7 +279,7 @@
             <w:sz w:val="21"/>
             <w:szCs w:val="21"/>
           </w:rPr>
-          <w:t xml:space="preserve">03  Build the administration systems</w:t>
+          <w:t xml:space="preserve">02  Build the administration systems</w:t>
         </w:r>
       </w:hyperlink>
     </w:p>
@@ -311,7 +295,7 @@
             <w:sz w:val="21"/>
             <w:szCs w:val="21"/>
           </w:rPr>
-          <w:t xml:space="preserve">04  Restrict where privilege can sign in</w:t>
+          <w:t xml:space="preserve">03  Restrict where privilege can sign in</w:t>
         </w:r>
       </w:hyperlink>
     </w:p>
@@ -327,7 +311,7 @@
             <w:sz w:val="21"/>
             <w:szCs w:val="21"/>
           </w:rPr>
-          <w:t xml:space="preserve">05  Prove the tiers and the addressing</w:t>
+          <w:t xml:space="preserve">04  Prove the tiers end to end</w:t>
         </w:r>
       </w:hyperlink>
     </w:p>
@@ -343,7 +327,7 @@
             <w:sz w:val="21"/>
             <w:szCs w:val="21"/>
           </w:rPr>
-          <w:t xml:space="preserve">06  Delta scan and hand off</w:t>
+          <w:t xml:space="preserve">05  Move the scan tools, rescan, and hand off</w:t>
         </w:r>
       </w:hyperlink>
     </w:p>
@@ -411,7 +395,7 @@
           <w:sz w:val="16"/>
           <w:szCs w:val="16"/>
         </w:rPr>
-        <w:t xml:space="preserve">COURSE 1.5 / PREREQUISITES</w:t>
+        <w:t xml:space="preserve">COURSE 1.8 / PREREQUISITES</w:t>
       </w:r>
     </w:p>
     <w:p>
@@ -444,7 +428,7 @@
           <w:sz w:val="21"/>
           <w:szCs w:val="21"/>
         </w:rPr>
-        <w:t xml:space="preserve">This course builds the control plane before the fleet exists: DHCP for the workstation VLAN, and a tiered administration model where privileged sessions only ever start from dedicated hosts. The model's rule is strict — the jump systems administer; they browse nothing, read no mail, and accept no inbound sessions from user space. To save a machine, the three seats run on two: the endpoint seat is a virtual machine on the server seat, the arrangement the Defense Information Systems Agency (DISA) Windows Privileged Access Workstation (PAW) Security Technical Implementation Guide (STIG) allows where workstations are scarce. The Tier 0 seat runs no virtual machines.</w:t>
+        <w:t xml:space="preserve">This course builds the administration plane before the fleet exists: a tiered model where privileged sessions only ever start from dedicated hosts. The model's rule is strict — the jump systems administer; they browse nothing, read no mail, and accept no inbound sessions from user space. To save a machine, the three seats run on two: the endpoint seat is a virtual machine on the server seat, the arrangement the Defense Information Systems Agency (DISA) Windows Privileged Access Workstation (PAW) Security Technical Implementation Guide (STIG) allows where workstations are scarce. The Tier 0 seat runs no virtual machines. Work that earlier courses did at consoles moves onto the seats: SBD-DHCP01's administration (course 1.7) to the Tier 1 seat, and the assessment tools and evidence (course 1.4) from the domain controllers to AdminJumpBox01, with a Tier 1 copy of the tools on SBD-ADMIN-SRV01.</w:t>
       </w:r>
     </w:p>
     <w:p>
@@ -481,7 +465,7 @@
           <w:sz w:val="21"/>
           <w:szCs w:val="21"/>
         </w:rPr>
-        <w:t xml:space="preserve">Complete course 1.4: the finished two-tier PKI with its publication site and templates, plus course 1.3's OU structure with the Admin OU in place. The network's routing and default-deny segmentation, with its access control list (ACL) register, are already in place.</w:t>
+        <w:t xml:space="preserve">Complete course 1.7: SBD-DHCP01 serves VLAN 80 and is run at its console by course 1.7's SBD Tier 1 Admins, with the VLAN 80 test client still in place. Course 1.6's two-tier PKI and course 1.5's OU structure, with the Admin OU, are already built, and the network's routing and default-deny segmentation, with its access control list (ACL) register, are in place.</w:t>
       </w:r>
     </w:p>
     <w:p>
@@ -500,7 +484,7 @@
           <w:sz w:val="21"/>
           <w:szCs w:val="21"/>
         </w:rPr>
-        <w:t xml:space="preserve">Provision Windows Server hosts for SBD-DHCP01 (10.0.20.10) and the two physical administration seats in VLAN 60, AdminJumpBox01 (.10) and SBD-ADMIN-SRV01 (.20), and plan SBD-ADMIN-PC01 (.30) as a virtual machine on SBD-ADMIN-SRV01 running the Enterprise or Education edition of the Windows client. SBD-ADMIN-SRV01 needs hardware virtualization and an input–output memory management unit (IOMMU); where it is itself a virtual machine, turn on nested virtualization and media access control (MAC) address spoofing for it, and record what your lab can't provide, such as Credential Guard, as a lab limitation.</w:t>
+        <w:t xml:space="preserve">Provision Windows Server hosts for the two physical administration seats in VLAN 60, AdminJumpBox01 (.10) and SBD-ADMIN-SRV01 (.20), and plan SBD-ADMIN-PC01 (.30) as a virtual machine on SBD-ADMIN-SRV01 running the Enterprise or Education edition of the Windows client. SBD-ADMIN-SRV01 needs hardware virtualization and an input–output memory management unit (IOMMU); where it is itself a virtual machine, turn on nested virtualization and media access control (MAC) address spoofing for it; where either seat is a virtual machine in your lab, turn off its hypervisor time synchronization, as course 1.3 requires of every virtual machine; and record what your lab can't provide, such as Credential Guard, as a lab limitation.</w:t>
       </w:r>
     </w:p>
     <w:p>
@@ -524,6 +508,25 @@
     </w:p>
     <w:p>
       <w:pPr>
+        <w:pStyle w:val="ListParagraph"/>
+        <w:numPr>
+          <w:ilvl w:val="0"/>
+          <w:numId w:val="2"/>
+        </w:numPr>
+        <w:spacing w:after="120" w:before="0" w:line="288" w:lineRule="auto"/>
+      </w:pPr>
+      <w:r>
+        <w:rPr>
+          <w:rFonts w:ascii="Arial" w:cs="Arial" w:eastAsia="Arial" w:hAnsi="Arial"/>
+          <w:color w:val="526B7E"/>
+          <w:sz w:val="21"/>
+          <w:szCs w:val="21"/>
+        </w:rPr>
+        <w:t xml:space="preserve">Have course 1.4's media set at hand — SCC, STIG Viewer, and the benchmarks, with connected-side-hashes.csv — because lesson 5 moves the assessment tools from the domain controllers onto AdminJumpBox01 and gives SBD-ADMIN-SRV01 its own Tier 1 copy.</w:t>
+      </w:r>
+    </w:p>
+    <w:p>
+      <w:pPr>
         <w:pStyle w:val="Heading2"/>
         <w:keepNext/>
         <w:spacing w:after="100" w:before="200"/>
@@ -556,7 +559,7 @@
           <w:sz w:val="21"/>
           <w:szCs w:val="21"/>
         </w:rPr>
-        <w:t xml:space="preserve">Serve the workstation VLAN through an authorized DHCP server and core relay.</w:t>
+        <w:t xml:space="preserve">Stand up single-purpose administration seats for each tier in the Admin OU, with the endpoint seat a virtual machine on the server seat.</w:t>
       </w:r>
     </w:p>
     <w:p>
@@ -575,7 +578,7 @@
           <w:sz w:val="21"/>
           <w:szCs w:val="21"/>
         </w:rPr>
-        <w:t xml:space="preserve">Stand up single-purpose administration seats for each tier in the Admin OU, with the endpoint seat a virtual machine on the server seat.</w:t>
+        <w:t xml:space="preserve">Enforce and prove per-tier sign-in restrictions with captured denial evidence.</w:t>
       </w:r>
     </w:p>
     <w:p>
@@ -594,7 +597,7 @@
           <w:sz w:val="21"/>
           <w:szCs w:val="21"/>
         </w:rPr>
-        <w:t xml:space="preserve">Enforce and prove per-tier sign-in restrictions with captured denial evidence.</w:t>
+        <w:t xml:space="preserve">Move SBD-DHCP01's administration and the assessment tools onto the seats, each tier on its own.</w:t>
       </w:r>
     </w:p>
     <w:p>
@@ -717,7 +720,7 @@
                 <w:sz w:val="19"/>
                 <w:szCs w:val="19"/>
               </w:rPr>
-              <w:t xml:space="preserve">SBD-DHCP01 — name, address, OS build</w:t>
+              <w:t xml:space="preserve">AdminJumpBox01 — name, address, OS build</w:t>
             </w:r>
           </w:p>
         </w:tc>
@@ -786,7 +789,7 @@
                 <w:sz w:val="19"/>
                 <w:szCs w:val="19"/>
               </w:rPr>
-              <w:t xml:space="preserve">AdminJumpBox01 — name, address, OS build</w:t>
+              <w:t xml:space="preserve">SBD-ADMIN-SRV01 — name, address, OS build</w:t>
             </w:r>
           </w:p>
         </w:tc>
@@ -855,75 +858,6 @@
                 <w:sz w:val="19"/>
                 <w:szCs w:val="19"/>
               </w:rPr>
-              <w:t xml:space="preserve">SBD-ADMIN-SRV01 — name, address, OS build</w:t>
-            </w:r>
-          </w:p>
-        </w:tc>
-        <w:tc>
-          <w:tcPr>
-            <w:tcW w:type="dxa" w:w="6360"/>
-            <w:tcMar>
-              <w:top w:type="dxa" w:w="90"/>
-              <w:left w:type="dxa" w:w="120"/>
-              <w:bottom w:type="dxa" w:w="90"/>
-              <w:right w:type="dxa" w:w="120"/>
-            </w:tcMar>
-          </w:tcPr>
-          <w:p>
-            <w:pPr>
-              <w:spacing w:after="0" w:before="0" w:line="288" w:lineRule="auto"/>
-            </w:pPr>
-            <w:r>
-              <w:rPr>
-                <w:rFonts w:ascii="Arial" w:cs="Arial" w:eastAsia="Arial" w:hAnsi="Arial"/>
-                <w:color w:val="193448"/>
-                <w:sz w:val="21"/>
-                <w:szCs w:val="21"/>
-              </w:rPr>
-              <w:t xml:space="preserve"> </w:t>
-            </w:r>
-          </w:p>
-          <w:p>
-            <w:pPr>
-              <w:spacing w:after="0" w:before="0" w:line="288" w:lineRule="auto"/>
-            </w:pPr>
-            <w:r>
-              <w:rPr>
-                <w:rFonts w:ascii="Arial" w:cs="Arial" w:eastAsia="Arial" w:hAnsi="Arial"/>
-                <w:color w:val="193448"/>
-                <w:sz w:val="21"/>
-                <w:szCs w:val="21"/>
-              </w:rPr>
-              <w:t xml:space="preserve"> </w:t>
-            </w:r>
-          </w:p>
-        </w:tc>
-      </w:tr>
-      <w:tr>
-        <w:trPr>
-          <w:cantSplit/>
-        </w:trPr>
-        <w:tc>
-          <w:tcPr>
-            <w:tcW w:type="dxa" w:w="3000"/>
-            <w:tcMar>
-              <w:top w:type="dxa" w:w="90"/>
-              <w:left w:type="dxa" w:w="120"/>
-              <w:bottom w:type="dxa" w:w="90"/>
-              <w:right w:type="dxa" w:w="120"/>
-            </w:tcMar>
-          </w:tcPr>
-          <w:p>
-            <w:pPr>
-              <w:spacing w:after="0" w:before="0" w:line="288" w:lineRule="auto"/>
-            </w:pPr>
-            <w:r>
-              <w:rPr>
-                <w:rFonts w:ascii="Arial" w:cs="Arial" w:eastAsia="Arial" w:hAnsi="Arial"/>
-                <w:color w:val="193448"/>
-                <w:sz w:val="19"/>
-                <w:szCs w:val="19"/>
-              </w:rPr>
               <w:t xml:space="preserve">SBD-ADMIN-PC01 — name, address, OS build</w:t>
             </w:r>
           </w:p>
@@ -1005,7 +939,7 @@
           <w:sz w:val="40"/>
           <w:szCs w:val="40"/>
         </w:rPr>
-        <w:t xml:space="preserve">Design the tiers and the address plan</w:t>
+        <w:t xml:space="preserve">Design the tiers and the admin seats</w:t>
       </w:r>
       <w:bookmarkEnd w:id="3"/>
     </w:p>
@@ -1036,7 +970,7 @@
           <w:sz w:val="20"/>
           <w:szCs w:val="20"/>
         </w:rPr>
-        <w:t xml:space="preserve">Tiering is one sentence with teeth: credentials that control a tier never touch a less-trusted one. Write that policy against the OU structure, then plan the DHCP scope the fleet will live in — both before any host is built.</w:t>
+        <w:t xml:space="preserve">Tiering is one sentence with teeth: credentials that control a tier never touch a less-trusted one. Write that policy against the OU structure and give each tier its seat and its group — all before any host is built.</w:t>
       </w:r>
     </w:p>
     <w:p>
@@ -1116,25 +1050,6 @@
     </w:p>
     <w:p>
       <w:pPr>
-        <w:pStyle w:val="ListParagraph"/>
-        <w:numPr>
-          <w:ilvl w:val="0"/>
-          <w:numId w:val="3"/>
-        </w:numPr>
-        <w:spacing w:after="120" w:before="0" w:line="288" w:lineRule="auto"/>
-      </w:pPr>
-      <w:r>
-        <w:rPr>
-          <w:rFonts w:ascii="Arial" w:cs="Arial" w:eastAsia="Arial" w:hAnsi="Arial"/>
-          <w:color w:val="526B7E"/>
-          <w:sz w:val="21"/>
-          <w:szCs w:val="21"/>
-        </w:rPr>
-        <w:t xml:space="preserve">Plan the VLAN 80 DHCP scope, options, and relay.</w:t>
-      </w:r>
-    </w:p>
-    <w:p>
-      <w:pPr>
         <w:pStyle w:val="Heading2"/>
         <w:keepNext/>
         <w:spacing w:after="100" w:before="200"/>
@@ -1167,7 +1082,7 @@
           <w:sz w:val="21"/>
           <w:szCs w:val="21"/>
         </w:rPr>
-        <w:t xml:space="preserve">Define three tiers against what exists, using Microsoft's rule: anything that can control a Tier 0 system is Tier 0. Tier 0 is the identity and trust fabric (DCs, both CAs, PKI-MGMT01) plus what controls it — the hypervisor hosts and their console, the core router's management, and the DC-facing parts of the tools that patch, protect, scan, monitor, and back up the DCs. Tier 1 is the member servers; Tier 2 the user endpoints. Map each tier to its OUs: Tier 0 to the Domain Controllers OU plus a new Tier 0 Servers OU for SBD-SUBCA01 and SBD-PKI-MGMT01 (lesson 4 moves them out of the Servers OU), Tier 1 to the Servers OU, and Tier 2 to the Workstations OU.</w:t>
+        <w:t xml:space="preserve">Define three tiers against what exists, using Microsoft's rule: anything that can control a Tier 0 system is Tier 0. Tier 0 is the identity and trust fabric (DCs, both CAs, PKI-MGMT01) plus what controls it — the hypervisor hosts and their console, the core router's management, and the DC-facing parts of the tools that patch, protect, scan, monitor, and back up the DCs. Tier 1 is the member servers; Tier 2 the user endpoints. Map each tier to its OUs: Tier 0 to the Domain Controllers OU plus a new Tier 0 Servers OU for SBD-SUBCA01 and SBD-PKI-MGMT01 (lesson 3 moves them out of the Servers OU), Tier 1 to the Servers OU, where course 1.7's SBD-DHCP01 already sits, and Tier 2 to the Workstations OU.</w:t>
       </w:r>
     </w:p>
     <w:p>
@@ -1205,7 +1120,7 @@
           <w:sz w:val="21"/>
           <w:szCs w:val="21"/>
         </w:rPr>
-        <w:t xml:space="preserve">Write the credential rule per tier: a Tier 0 account signs in only on Tier 0 systems and AdminJumpBox01; Tier 1 admins work on the SBD-ADMIN-SRV01 host; Tier 2 admins only inside the SBD-ADMIN-PC01 virtual machine, never on its host. The audit custodian uses separate accounts and sessions on SBD-ADMIN-SRV01 that ordinary server operators cannot use. Each administrator gets separate per-tier accounts — the daily account holds no admin rights anywhere.</w:t>
+        <w:t xml:space="preserve">Write the credential rule per tier: a Tier 0 account signs in only on Tier 0 systems and AdminJumpBox01; Tier 1 admins work on the SBD-ADMIN-SRV01 host; Tier 2 admins only inside the SBD-ADMIN-PC01 virtual machine, never on its host. The audit custodian uses separate accounts and sessions on SBD-ADMIN-SRV01 that ordinary server operators cannot use. Each administrator gets separate per-tier accounts — the daily account holds no admin rights anywhere — gathered in one group per role in the Admin OU: SBD Tier 0 Admins, SBD Tier 1 Admins (course 1.7 created it for SBD-DHCP01), SBD Tier 2 Admins, and SBD Audit Custodians in this sample.</w:t>
       </w:r>
     </w:p>
     <w:p>
@@ -1224,26 +1139,7 @@
           <w:sz w:val="21"/>
           <w:szCs w:val="21"/>
         </w:rPr>
-        <w:t xml:space="preserve">Plan the DHCP design: scope 10.0.80.100–199 for the workstation VLAN — 100 addresses, room for the 50 PCs, the test clients, and replacement machines whose old leases have not yet expired — with options for router 10.0.80.1, the two DCs as DNS, and the sbd.test domain; the core router relays VLAN 80 broadcasts to SBD-DHCP01; everything else stays static.</w:t>
-      </w:r>
-    </w:p>
-    <w:p>
-      <w:pPr>
-        <w:pStyle w:val="ListParagraph"/>
-        <w:numPr>
-          <w:ilvl w:val="0"/>
-          <w:numId w:val="4"/>
-        </w:numPr>
-        <w:spacing w:after="120" w:before="0" w:line="288" w:lineRule="auto"/>
-      </w:pPr>
-      <w:r>
-        <w:rPr>
-          <w:rFonts w:ascii="Arial" w:cs="Arial" w:eastAsia="Arial" w:hAnsi="Arial"/>
-          <w:color w:val="526B7E"/>
-          <w:sz w:val="21"/>
-          <w:szCs w:val="21"/>
-        </w:rPr>
-        <w:t xml:space="preserve">Add the register rows this course needs: VLAN 60 to each tier's management ports (rules A01–A04 in Inside the Network), DHCP relay from the core to SBD-DHCP01 (F04), and explicit denies from VLAN 80 into VLAN 60 — user space never initiates toward the admin plane.</w:t>
+        <w:t xml:space="preserve">Add the register rows this course needs: VLAN 60 to each tier's management ports (rules A01–A04 in Inside the Network), and explicit denies from VLAN 80 into VLAN 60 — user space never initiates toward the admin plane. A02 already names SBD-DHCP01, whose administration moves to SBD-ADMIN-SRV01 in lesson 2.</w:t>
       </w:r>
     </w:p>
     <w:p>
@@ -1277,7 +1173,7 @@
           <w:sz w:val="18"/>
           <w:szCs w:val="18"/>
         </w:rPr>
-        <w:t xml:space="preserve"># Capture the design inputs: OU targets and current account separation.</w:t>
+        <w:t xml:space="preserve"># At SBD-DC01's console until lesson 2 builds AdminJumpBox01: OU targets, current account separation, and the role groups.</w:t>
       </w:r>
     </w:p>
     <w:p>
@@ -1299,6 +1195,38 @@
     <w:p>
       <w:pPr>
         <w:shd w:fill="F1F7FA" w:color="auto" w:val="clear"/>
+        <w:spacing w:after="0" w:before="0" w:line="252" w:lineRule="auto"/>
+        <w:ind w:left="160" w:right="160"/>
+      </w:pPr>
+      <w:r>
+        <w:rPr>
+          <w:rFonts w:ascii="Consolas" w:cs="Consolas" w:eastAsia="Consolas" w:hAnsi="Consolas"/>
+          <w:color w:val="193448"/>
+          <w:sz w:val="18"/>
+          <w:szCs w:val="18"/>
+        </w:rPr>
+        <w:t xml:space="preserve">Get-ADGroupMember 'Domain Admins' | Select-Object Name, SamAccountName</w:t>
+      </w:r>
+    </w:p>
+    <w:p>
+      <w:pPr>
+        <w:shd w:fill="F1F7FA" w:color="auto" w:val="clear"/>
+        <w:spacing w:after="0" w:before="0" w:line="252" w:lineRule="auto"/>
+        <w:ind w:left="160" w:right="160"/>
+      </w:pPr>
+      <w:r>
+        <w:rPr>
+          <w:rFonts w:ascii="Consolas" w:cs="Consolas" w:eastAsia="Consolas" w:hAnsi="Consolas"/>
+          <w:color w:val="193448"/>
+          <w:sz w:val="18"/>
+          <w:szCs w:val="18"/>
+        </w:rPr>
+        <w:t xml:space="preserve">'SBD Tier 0 Admins', 'SBD Tier 2 Admins', 'SBD Audit Custodians' | ForEach-Object { New-ADGroup $_ -GroupScope Global -Path 'OU=Admin,OU=SBD,DC=sbd,DC=test' }</w:t>
+      </w:r>
+    </w:p>
+    <w:p>
+      <w:pPr>
+        <w:shd w:fill="F1F7FA" w:color="auto" w:val="clear"/>
         <w:spacing w:after="160" w:before="0" w:line="252" w:lineRule="auto"/>
         <w:ind w:left="160" w:right="160"/>
       </w:pPr>
@@ -1309,7 +1237,7 @@
           <w:sz w:val="18"/>
           <w:szCs w:val="18"/>
         </w:rPr>
-        <w:t xml:space="preserve">Get-ADGroupMember 'Domain Admins' | Select-Object Name, SamAccountName</w:t>
+        <w:t xml:space="preserve">Get-ADGroup -SearchBase 'OU=Admin,OU=SBD,DC=sbd,DC=test' -Filter * | Select-Object Name   # SBD Tier 1 Admins came from course 1.7</w:t>
       </w:r>
     </w:p>
     <w:p>
@@ -1339,7 +1267,7 @@
           <w:sz w:val="20"/>
           <w:szCs w:val="20"/>
         </w:rPr>
-        <w:t xml:space="preserve">The tier map names systems, OUs, admin seats, and accounts per tier, with SBD-ADMIN-PC01 a virtual machine on SBD-ADMIN-SRV01; the exception record holds the seat plan's STIG differences and open PAW items; the DHCP plan is written; and the register has the new permit and deny rows with owners.</w:t>
+        <w:t xml:space="preserve">The tier map names systems, OUs, admin seats, accounts, and groups per tier, with SBD-ADMIN-PC01 a virtual machine on SBD-ADMIN-SRV01; the exception record holds the seat plan's STIG differences and open PAW items; the role groups exist in the Admin OU; and the register has the new permit and deny rows with owners.</w:t>
       </w:r>
     </w:p>
     <w:p>
@@ -1371,7 +1299,7 @@
           <w:sz w:val="21"/>
           <w:szCs w:val="21"/>
         </w:rPr>
-        <w:t xml:space="preserve">Evidence to keep: Keep the tier access matrix, the seat plan with its STIG rationale and recorded differences, the per-administrator account plan, the DHCP scope design, and the updated register rows.</w:t>
+        <w:t xml:space="preserve">Evidence to keep: Keep the tier access matrix, the seat plan with its STIG rationale and recorded differences, the per-administrator account plan with its groups, and the updated register rows.</w:t>
       </w:r>
     </w:p>
     <w:tbl>
@@ -1918,7 +1846,7 @@
           <w:sz w:val="20"/>
           <w:szCs w:val="20"/>
         </w:rPr>
-        <w:t xml:space="preserve">Three tiers, each with its systems, OU, admin seat, and accounts.  The credential rule is written before any host enforces it.  DHCP scope, options, relay, and register rows are planned.</w:t>
+        <w:t xml:space="preserve">Three tiers, each with its systems, OU, admin seat, accounts, and group.  The credential rule is written before any host enforces it.  Each tier's management path and the VLAN 80 → VLAN 60 deny are register rows.</w:t>
       </w:r>
     </w:p>
     <w:p>
@@ -1926,23 +1854,6 @@
         <w:spacing w:after="60" w:before="0" w:line="288" w:lineRule="auto"/>
       </w:pPr>
       <w:hyperlink w:history="1" r:id="rIdqqezxgfdtjdve2joclfdi">
-        <w:r>
-          <w:rPr>
-            <w:rFonts w:ascii="Arial" w:cs="Arial" w:eastAsia="Arial" w:hAnsi="Arial"/>
-            <w:color w:val="20647C"/>
-            <w:sz w:val="18"/>
-            <w:szCs w:val="18"/>
-            <w:u w:val="single"/>
-          </w:rPr>
-          <w:t xml:space="preserve">Microsoft · Dynamic Host Configuration Protocol (DHCP)</w:t>
-        </w:r>
-      </w:hyperlink>
-    </w:p>
-    <w:p>
-      <w:pPr>
-        <w:spacing w:after="60" w:before="0" w:line="288" w:lineRule="auto"/>
-      </w:pPr>
-      <w:hyperlink w:history="1" r:id="rIdyjlan9qwpayweifleu8jj">
         <w:r>
           <w:rPr>
             <w:rFonts w:ascii="Arial" w:cs="Arial" w:eastAsia="Arial" w:hAnsi="Arial"/>
@@ -1959,7 +1870,7 @@
       <w:pPr>
         <w:spacing w:after="60" w:before="0" w:line="288" w:lineRule="auto"/>
       </w:pPr>
-      <w:hyperlink w:history="1" r:id="rId16">
+      <w:hyperlink w:history="1" r:id="rIdyjlan9qwpayweifleu8jj">
         <w:r>
           <w:rPr>
             <w:rFonts w:ascii="Arial" w:cs="Arial" w:eastAsia="Arial" w:hAnsi="Arial"/>
@@ -1976,7 +1887,7 @@
       <w:pPr>
         <w:spacing w:after="60" w:before="0" w:line="288" w:lineRule="auto"/>
       </w:pPr>
-      <w:hyperlink w:history="1" r:id="rId17">
+      <w:hyperlink w:history="1" r:id="rId16">
         <w:r>
           <w:rPr>
             <w:rFonts w:ascii="Arial" w:cs="Arial" w:eastAsia="Arial" w:hAnsi="Arial"/>
@@ -1993,7 +1904,7 @@
       <w:pPr>
         <w:spacing w:after="60" w:before="0" w:line="288" w:lineRule="auto"/>
       </w:pPr>
-      <w:hyperlink w:history="1" r:id="rIdpamhxgj9ghucxprc3kvqv">
+      <w:hyperlink w:history="1" r:id="rId17">
         <w:r>
           <w:rPr>
             <w:rFonts w:ascii="Arial" w:cs="Arial" w:eastAsia="Arial" w:hAnsi="Arial"/>
@@ -2024,7 +1935,7 @@
           <w:sz w:val="16"/>
           <w:szCs w:val="16"/>
         </w:rPr>
-        <w:t xml:space="preserve">LESSON 02  /  ABOUT 25 MIN</w:t>
+        <w:t xml:space="preserve">LESSON 02  /  ABOUT 45 MIN</w:t>
       </w:r>
     </w:p>
     <w:p>
@@ -2032,7 +1943,7 @@
         <w:pStyle w:val="Heading1"/>
         <w:spacing w:after="120"/>
       </w:pPr>
-      <w:bookmarkStart w:name="lesson-dhcp" w:id="4"/>
+      <w:bookmarkStart w:name="lesson-admin-hosts" w:id="4"/>
       <w:r>
         <w:rPr>
           <w:rFonts w:ascii="Arial" w:cs="Arial" w:eastAsia="Arial" w:hAnsi="Arial"/>
@@ -2042,7 +1953,7 @@
           <w:sz w:val="40"/>
           <w:szCs w:val="40"/>
         </w:rPr>
-        <w:t xml:space="preserve">Build SBD-DHCP01 and the relay</w:t>
+        <w:t xml:space="preserve">Build the administration systems</w:t>
       </w:r>
       <w:bookmarkEnd w:id="4"/>
     </w:p>
@@ -2073,7 +1984,7 @@
           <w:sz w:val="20"/>
           <w:szCs w:val="20"/>
         </w:rPr>
-        <w:t xml:space="preserve">Addressing is the first service fifty machines will ask for. Build the DHCP server, authorize it in the directory so rogue servers stand out, and relay VLAN 80's broadcasts through the core.</w:t>
+        <w:t xml:space="preserve">Privileged work gets dedicated, hardened seats: a Tier 0 jump host that runs no virtual machines, and a server-administration seat that also runs the endpoint seat as a virtual machine. Each seat sits in the Admin OU, does nothing but administer, and is maintained by its own group.</w:t>
       </w:r>
     </w:p>
     <w:p>
@@ -2110,7 +2021,7 @@
           <w:sz w:val="21"/>
           <w:szCs w:val="21"/>
         </w:rPr>
-        <w:t xml:space="preserve">Install and authorize the DHCP role on SBD-DHCP01.</w:t>
+        <w:t xml:space="preserve">Link the hardening policies to the Admin OU's computer sub-OUs, then build the two seats and the seat virtual machine into them, each with its own Group Policy object (GPO) and maintenance group.</w:t>
       </w:r>
     </w:p>
     <w:p>
@@ -2129,7 +2040,7 @@
           <w:sz w:val="21"/>
           <w:szCs w:val="21"/>
         </w:rPr>
-        <w:t xml:space="preserve">Create the VLAN 80 scope with the planned options.</w:t>
+        <w:t xml:space="preserve">Run SBD-ADMIN-PC01 as a virtual machine on SBD-ADMIN-SRV01 with its own name and address, and close the channels that share data between host and guest.</w:t>
       </w:r>
     </w:p>
     <w:p>
@@ -2148,7 +2059,26 @@
           <w:sz w:val="21"/>
           <w:szCs w:val="21"/>
         </w:rPr>
-        <w:t xml:space="preserve">Configure the core relay and prove a lease end to end.</w:t>
+        <w:t xml:space="preserve">Keep the seats single-purpose, with each tier's tools on its own seat, and move earlier courses' console work onto them.</w:t>
+      </w:r>
+    </w:p>
+    <w:p>
+      <w:pPr>
+        <w:pStyle w:val="ListParagraph"/>
+        <w:numPr>
+          <w:ilvl w:val="0"/>
+          <w:numId w:val="3"/>
+        </w:numPr>
+        <w:spacing w:after="120" w:before="0" w:line="288" w:lineRule="auto"/>
+      </w:pPr>
+      <w:r>
+        <w:rPr>
+          <w:rFonts w:ascii="Arial" w:cs="Arial" w:eastAsia="Arial" w:hAnsi="Arial"/>
+          <w:color w:val="526B7E"/>
+          <w:sz w:val="21"/>
+          <w:szCs w:val="21"/>
+        </w:rPr>
+        <w:t xml:space="preserve">Register and restrict their management paths.</w:t>
       </w:r>
     </w:p>
     <w:p>
@@ -2185,7 +2115,7 @@
           <w:sz w:val="21"/>
           <w:szCs w:val="21"/>
         </w:rPr>
-        <w:t xml:space="preserve">Install the DHCP role on SBD-DHCP01 in the Servers OU and complete directory authorization — an unauthorized Windows DHCP server refuses to serve domain networks, the directory's built-in check against rogue DHCP servers.</w:t>
+        <w:t xml:space="preserve">Create two computer sub-OUs under the Admin OU — Admin Servers for AdminJumpBox01 and SBD-ADMIN-SRV01, Admin Workstations for the SBD-ADMIN-PC01 virtual machine — and link course 1.5's STIG GPOs to them before any seat joins: the member-server computer policy, the user policy, and the loopback (Merge) GPO to Admin Servers, and the Windows client computer and user policies, which course 1.5 imported but left unlinked, with the same loopback GPO to Admin Workstations. Course 1.5 linked them only to the Domain Controllers and Servers OUs, so without this step the seats would boot unhardened.</w:t>
       </w:r>
     </w:p>
     <w:p>
@@ -2204,7 +2134,7 @@
           <w:sz w:val="21"/>
           <w:szCs w:val="21"/>
         </w:rPr>
-        <w:t xml:space="preserve">Create the IPv4 scope 10.0.80.100–199 with the planned options: router 10.0.80.1, DNS 10.0.10.10 and 10.0.10.11, domain sbd.test. Leave every other VLAN static as designed.</w:t>
+        <w:t xml:space="preserve">Build AdminJumpBox01 and SBD-ADMIN-SRV01 as clean Windows Server installs and join both into Admin Servers, so the hardening applies from first boot; AdminJumpBox01 never gets the Hyper-V role or a virtual machine, because the seat that manages the domain controllers never hosts a lower tier. Give every seat its own seat GPO, linked above the STIG GPO — one on Admin Workstations, and two on Admin Servers, each filtered to its seat (deny Apply group policy to the other) — that makes the seat's own maintenance group (SBD PAW Maintenance T0, T1, or T2 in this sample), used for nothing else, the only domain group in its local Administrators: the PAW STIG gives tier accounts user rights only on their seat (V-243456, V-243462), and no group spans tiers. SBD-ADMIN-SRV01's GPO also adds NT VIRTUAL MACHINE\Virtual Machines (*S-1-5-83-0) to Create symbolic links beside Administrators: Group Policy replaces the right's local value, and without that entry, which the STIG accepts on Hyper-V hosts, the virtual machine won't start. Lesson 3 adds each seat's sign-in rights.</w:t>
       </w:r>
     </w:p>
     <w:p>
@@ -2223,7 +2153,7 @@
           <w:sz w:val="21"/>
           <w:szCs w:val="21"/>
         </w:rPr>
-        <w:t xml:space="preserve">Configure dynamic DNS updates using a dedicated low-privilege credential so client records register securely in the sbd.test zone from course 1.2.</w:t>
+        <w:t xml:space="preserve">Add the Hyper-V role to SBD-ADMIN-SRV01 and create SBD-ADMIN-PC01 as a generation 2 virtual machine with Secure Boot and a virtual Trusted Platform Module (TPM), set to start whenever the host starts. The Windows client needs the TPM, and Credential Guard, which the Windows client STIG requires, runs in a virtual machine only on generation 2 and on a host with an input–output memory management unit (IOMMU). Connect it through an external virtual switch on the seat's VLAN 60 adapter with its own address, 10.0.60.30, install the Enterprise or Education edition of the Windows client, and join it into Admin Workstations. Because it keeps its own name and address, the register's rule for SBD-ADMIN-PC01 (A03) still names it alone, never its host.</w:t>
       </w:r>
     </w:p>
     <w:p>
@@ -2242,7 +2172,45 @@
           <w:sz w:val="21"/>
           <w:szCs w:val="21"/>
         </w:rPr>
-        <w:t xml:space="preserve">Enable the DHCP relay on the core router's VLAN 80 interface toward 10.0.20.10, confirm the register row (F04) permits it, then pull a lease with a temporary test VM in VLAN 80 and watch its A record appear.</w:t>
+        <w:t xml:space="preserve">Close the channels that share data between host and guest, because the virtual machine separates the tiers only while they share nothing they don't need: turn off enhanced session mode on the host, so the console carries only screen, keyboard, and mouse, with no shared clipboard, drives, or devices; keep the Guest Service Interface off, so the host can't copy files in; turn off Key-Value Pair Exchange, which passes data both ways; turn off Time Synchronization, because the guest takes its time from the domain like every virtual machine (course 1.3); and add no shared folders. What remains, the basic integration services and PowerShell Direct (which can run commands and copy files either way), needs Hyper-V administrator rights on the host, and PowerShell Direct also needs an account in the guest. Administrators who hold both a Tier 1 and a Tier 2 account open the console from the host with the Tier 1 account, which SBD-ADMIN-SRV01's seat GPO puts in the local Hyper-V Administrators group — the one privileged local group the PAW STIG lets a Hyper-V seat fill (V-243463), so they need no host administrator rights — and sign in inside with the Tier 2 one. One person uses the console at a time and signs out of the virtual machine before closing it, because without enhanced session mode the next person to connect takes over an open desktop; a Tier 2-only administrator needs a seat of their own.</w:t>
+      </w:r>
+    </w:p>
+    <w:p>
+      <w:pPr>
+        <w:pStyle w:val="ListParagraph"/>
+        <w:numPr>
+          <w:ilvl w:val="0"/>
+          <w:numId w:val="5"/>
+        </w:numPr>
+        <w:spacing w:after="120" w:before="0" w:line="288" w:lineRule="auto"/>
+      </w:pPr>
+      <w:r>
+        <w:rPr>
+          <w:rFonts w:ascii="Arial" w:cs="Arial" w:eastAsia="Arial" w:hAnsi="Arial"/>
+          <w:color w:val="526B7E"/>
+          <w:sz w:val="21"/>
+          <w:szCs w:val="21"/>
+        </w:rPr>
+        <w:t xml:space="preserve">Strip them to purpose: no browsing to anything but internal admin interfaces, no mail, no file shares hosted, and the management tools for exactly their tier — Remote Server Administration Tools (RSAT) on the two server seats, endpoint tooling inside the SBD-ADMIN-PC01 virtual machine — with SBD-ADMIN-SRV01 running that one virtual machine and no other. Then move the console work earlier courses did onto the seats: Tier 0 directory, DNS, and DHCP authorization work moves from SBD-DC01's console to AdminJumpBox01, so remove the DHCP management tools course 1.7 added to SBD-DC01; and SBD-DHCP01 is administered from SBD-ADMIN-SRV01 with Tier 1 accounts, over the remote desktop and remote management paths rule A02 registers, no longer at its console.</w:t>
+      </w:r>
+    </w:p>
+    <w:p>
+      <w:pPr>
+        <w:pStyle w:val="ListParagraph"/>
+        <w:numPr>
+          <w:ilvl w:val="0"/>
+          <w:numId w:val="5"/>
+        </w:numPr>
+        <w:spacing w:after="120" w:before="0" w:line="288" w:lineRule="auto"/>
+      </w:pPr>
+      <w:r>
+        <w:rPr>
+          <w:rFonts w:ascii="Arial" w:cs="Arial" w:eastAsia="Arial" w:hAnsi="Arial"/>
+          <w:color w:val="526B7E"/>
+          <w:sz w:val="21"/>
+          <w:szCs w:val="21"/>
+        </w:rPr>
+        <w:t xml:space="preserve">Register the management paths: VLAN 60 to Tier 0 and Tier 1 ports (remote desktop 3389, remote management 5985–5986, AD Web Services 9389 to the domain controllers, SSH 22 for the domain-joined Linux servers) from the specific admin host each tier allows, and the router's management on VLAN 100 from AdminJumpBox01 only; keep the VLAN 80 → VLAN 60 deny from lesson 1 in force. Require the admin seats' own local firewalls, the virtual machine's included, to accept management inbound from nowhere — sessions originate here, they never terminate here, so neither the host nor its guest can manage the other over the network. On both domain controllers, scope the existing Remote Desktop, Windows Remote Management, and Active Directory Web Services firewall rules to AdminJumpBox01 and VLAN 10: allow rules add up, so a new, narrower rule would not restrict the broad ones already enabled.</w:t>
       </w:r>
     </w:p>
     <w:p>
@@ -2276,7 +2244,7 @@
           <w:sz w:val="18"/>
           <w:szCs w:val="18"/>
         </w:rPr>
-        <w:t xml:space="preserve">Get-DhcpServerInDC</w:t>
+        <w:t xml:space="preserve">Get-ADComputer -SearchBase 'OU=Admin,OU=SBD,DC=sbd,DC=test' -Filter * | Select-Object Name, DistinguishedName</w:t>
       </w:r>
     </w:p>
     <w:p>
@@ -2292,7 +2260,7 @@
           <w:sz w:val="18"/>
           <w:szCs w:val="18"/>
         </w:rPr>
-        <w:t xml:space="preserve">Get-DhcpServerv4Scope | Select-Object ScopeId, StartRange, EndRange, State</w:t>
+        <w:t xml:space="preserve">Get-GPInheritance -Target 'OU=Admin Servers,OU=Admin,OU=SBD,DC=sbd,DC=test'</w:t>
       </w:r>
     </w:p>
     <w:p>
@@ -2308,7 +2276,279 @@
           <w:sz w:val="18"/>
           <w:szCs w:val="18"/>
         </w:rPr>
-        <w:t xml:space="preserve">Get-DhcpServerv4OptionValue -ScopeId 10.0.80.0 | Select-Object OptionId, Value</w:t>
+        <w:t xml:space="preserve">Get-GPInheritance -Target 'OU=Admin Workstations,OU=Admin,OU=SBD,DC=sbd,DC=test'</w:t>
+      </w:r>
+    </w:p>
+    <w:p>
+      <w:pPr>
+        <w:shd w:fill="F1F7FA" w:color="auto" w:val="clear"/>
+        <w:spacing w:after="0" w:before="0" w:line="252" w:lineRule="auto"/>
+        <w:ind w:left="160" w:right="160"/>
+      </w:pPr>
+      <w:r>
+        <w:rPr>
+          <w:rFonts w:ascii="Consolas" w:cs="Consolas" w:eastAsia="Consolas" w:hAnsi="Consolas"/>
+          <w:color w:val="193448"/>
+          <w:sz w:val="18"/>
+          <w:szCs w:val="18"/>
+        </w:rPr>
+        <w:t xml:space="preserve">Get-LocalGroupMember Administrators   # each seat: its maintenance group, no tier group</w:t>
+      </w:r>
+    </w:p>
+    <w:p>
+      <w:pPr>
+        <w:shd w:fill="F1F7FA" w:color="auto" w:val="clear"/>
+        <w:spacing w:after="0" w:before="0" w:line="252" w:lineRule="auto"/>
+        <w:ind w:left="160" w:right="160"/>
+      </w:pPr>
+      <w:r>
+        <w:rPr>
+          <w:rFonts w:ascii="Consolas" w:cs="Consolas" w:eastAsia="Consolas" w:hAnsi="Consolas"/>
+          <w:color w:val="193448"/>
+          <w:sz w:val="18"/>
+          <w:szCs w:val="18"/>
+        </w:rPr>
+        <w:t xml:space="preserve"># On SBD-ADMIN-SRV01: its one virtual machine, and what host and guest share.</w:t>
+      </w:r>
+    </w:p>
+    <w:p>
+      <w:pPr>
+        <w:shd w:fill="F1F7FA" w:color="auto" w:val="clear"/>
+        <w:spacing w:after="0" w:before="0" w:line="252" w:lineRule="auto"/>
+        <w:ind w:left="160" w:right="160"/>
+      </w:pPr>
+      <w:r>
+        <w:rPr>
+          <w:rFonts w:ascii="Consolas" w:cs="Consolas" w:eastAsia="Consolas" w:hAnsi="Consolas"/>
+          <w:color w:val="193448"/>
+          <w:sz w:val="18"/>
+          <w:szCs w:val="18"/>
+        </w:rPr>
+        <w:t xml:space="preserve">Get-VM | Select-Object Name, Generation, State, AutomaticStartAction   # Start</w:t>
+      </w:r>
+    </w:p>
+    <w:p>
+      <w:pPr>
+        <w:shd w:fill="F1F7FA" w:color="auto" w:val="clear"/>
+        <w:spacing w:after="0" w:before="0" w:line="252" w:lineRule="auto"/>
+        <w:ind w:left="160" w:right="160"/>
+      </w:pPr>
+      <w:r>
+        <w:rPr>
+          <w:rFonts w:ascii="Consolas" w:cs="Consolas" w:eastAsia="Consolas" w:hAnsi="Consolas"/>
+          <w:color w:val="193448"/>
+          <w:sz w:val="18"/>
+          <w:szCs w:val="18"/>
+        </w:rPr>
+        <w:t xml:space="preserve">(Get-VMFirmware SBD-ADMIN-PC01).SecureBoot; (Get-VMSecurity SBD-ADMIN-PC01).TpmEnabled</w:t>
+      </w:r>
+    </w:p>
+    <w:p>
+      <w:pPr>
+        <w:shd w:fill="F1F7FA" w:color="auto" w:val="clear"/>
+        <w:spacing w:after="0" w:before="0" w:line="252" w:lineRule="auto"/>
+        <w:ind w:left="160" w:right="160"/>
+      </w:pPr>
+      <w:r>
+        <w:rPr>
+          <w:rFonts w:ascii="Consolas" w:cs="Consolas" w:eastAsia="Consolas" w:hAnsi="Consolas"/>
+          <w:color w:val="193448"/>
+          <w:sz w:val="18"/>
+          <w:szCs w:val="18"/>
+        </w:rPr>
+        <w:t xml:space="preserve">Get-VMHost | Select-Object EnableEnhancedSessionMode   # False</w:t>
+      </w:r>
+    </w:p>
+    <w:p>
+      <w:pPr>
+        <w:shd w:fill="F1F7FA" w:color="auto" w:val="clear"/>
+        <w:spacing w:after="0" w:before="0" w:line="252" w:lineRule="auto"/>
+        <w:ind w:left="160" w:right="160"/>
+      </w:pPr>
+      <w:r>
+        <w:rPr>
+          <w:rFonts w:ascii="Consolas" w:cs="Consolas" w:eastAsia="Consolas" w:hAnsi="Consolas"/>
+          <w:color w:val="193448"/>
+          <w:sz w:val="18"/>
+          <w:szCs w:val="18"/>
+        </w:rPr>
+        <w:t xml:space="preserve">Get-VMIntegrationService SBD-ADMIN-PC01 | Select-Object Name, Enabled   # Guest Service Interface, Key-Value Pair Exchange, Time Synchronization: False</w:t>
+      </w:r>
+    </w:p>
+    <w:p>
+      <w:pPr>
+        <w:shd w:fill="F1F7FA" w:color="auto" w:val="clear"/>
+        <w:spacing w:after="0" w:before="0" w:line="252" w:lineRule="auto"/>
+        <w:ind w:left="160" w:right="160"/>
+      </w:pPr>
+      <w:r>
+        <w:rPr>
+          <w:rFonts w:ascii="Consolas" w:cs="Consolas" w:eastAsia="Consolas" w:hAnsi="Consolas"/>
+          <w:color w:val="193448"/>
+          <w:sz w:val="18"/>
+          <w:szCs w:val="18"/>
+        </w:rPr>
+        <w:t xml:space="preserve">Get-LocalGroupMember 'Hyper-V Administrators'   # the console users' Tier 1 accounts</w:t>
+      </w:r>
+    </w:p>
+    <w:p>
+      <w:pPr>
+        <w:shd w:fill="F1F7FA" w:color="auto" w:val="clear"/>
+        <w:spacing w:after="0" w:before="0" w:line="252" w:lineRule="auto"/>
+        <w:ind w:left="160" w:right="160"/>
+      </w:pPr>
+      <w:r>
+        <w:rPr>
+          <w:rFonts w:ascii="Consolas" w:cs="Consolas" w:eastAsia="Consolas" w:hAnsi="Consolas"/>
+          <w:color w:val="193448"/>
+          <w:sz w:val="18"/>
+          <w:szCs w:val="18"/>
+        </w:rPr>
+        <w:t xml:space="preserve">Resolve-DnsName SBD-ADMIN-PC01.sbd.test   # 10.0.60.30</w:t>
+      </w:r>
+    </w:p>
+    <w:p>
+      <w:pPr>
+        <w:shd w:fill="F1F7FA" w:color="auto" w:val="clear"/>
+        <w:spacing w:after="0" w:before="0" w:line="252" w:lineRule="auto"/>
+        <w:ind w:left="160" w:right="160"/>
+      </w:pPr>
+      <w:r>
+        <w:rPr>
+          <w:rFonts w:ascii="Consolas" w:cs="Consolas" w:eastAsia="Consolas" w:hAnsi="Consolas"/>
+          <w:color w:val="193448"/>
+          <w:sz w:val="18"/>
+          <w:szCs w:val="18"/>
+        </w:rPr>
+        <w:t xml:space="preserve">Invoke-Command SBD-DHCP01.sbd.test { Get-DhcpServerv4Scope }   # Tier 1 account, over remote management (A02)</w:t>
+      </w:r>
+    </w:p>
+    <w:p>
+      <w:pPr>
+        <w:shd w:fill="F1F7FA" w:color="auto" w:val="clear"/>
+        <w:spacing w:after="0" w:before="0" w:line="252" w:lineRule="auto"/>
+        <w:ind w:left="160" w:right="160"/>
+      </w:pPr>
+      <w:r>
+        <w:rPr>
+          <w:rFonts w:ascii="Consolas" w:cs="Consolas" w:eastAsia="Consolas" w:hAnsi="Consolas"/>
+          <w:color w:val="193448"/>
+          <w:sz w:val="18"/>
+          <w:szCs w:val="18"/>
+        </w:rPr>
+        <w:t xml:space="preserve"># Inside SBD-ADMIN-PC01: Credential Guard is running when the list includes 1.</w:t>
+      </w:r>
+    </w:p>
+    <w:p>
+      <w:pPr>
+        <w:shd w:fill="F1F7FA" w:color="auto" w:val="clear"/>
+        <w:spacing w:after="0" w:before="0" w:line="252" w:lineRule="auto"/>
+        <w:ind w:left="160" w:right="160"/>
+      </w:pPr>
+      <w:r>
+        <w:rPr>
+          <w:rFonts w:ascii="Consolas" w:cs="Consolas" w:eastAsia="Consolas" w:hAnsi="Consolas"/>
+          <w:color w:val="193448"/>
+          <w:sz w:val="18"/>
+          <w:szCs w:val="18"/>
+        </w:rPr>
+        <w:t xml:space="preserve">$dg = Get-CimInstance Win32_DeviceGuard -Namespace root\Microsoft\Windows\DeviceGuard</w:t>
+      </w:r>
+    </w:p>
+    <w:p>
+      <w:pPr>
+        <w:shd w:fill="F1F7FA" w:color="auto" w:val="clear"/>
+        <w:spacing w:after="0" w:before="0" w:line="252" w:lineRule="auto"/>
+        <w:ind w:left="160" w:right="160"/>
+      </w:pPr>
+      <w:r>
+        <w:rPr>
+          <w:rFonts w:ascii="Consolas" w:cs="Consolas" w:eastAsia="Consolas" w:hAnsi="Consolas"/>
+          <w:color w:val="193448"/>
+          <w:sz w:val="18"/>
+          <w:szCs w:val="18"/>
+        </w:rPr>
+        <w:t xml:space="preserve">$dg.SecurityServicesRunning</w:t>
+      </w:r>
+    </w:p>
+    <w:p>
+      <w:pPr>
+        <w:shd w:fill="F1F7FA" w:color="auto" w:val="clear"/>
+        <w:spacing w:after="0" w:before="0" w:line="252" w:lineRule="auto"/>
+        <w:ind w:left="160" w:right="160"/>
+      </w:pPr>
+      <w:r>
+        <w:rPr>
+          <w:rFonts w:ascii="Consolas" w:cs="Consolas" w:eastAsia="Consolas" w:hAnsi="Consolas"/>
+          <w:color w:val="193448"/>
+          <w:sz w:val="18"/>
+          <w:szCs w:val="18"/>
+        </w:rPr>
+        <w:t xml:space="preserve">w32tm /query /source   # a domain controller, never the VM IC Time Synchronization Provider</w:t>
+      </w:r>
+    </w:p>
+    <w:p>
+      <w:pPr>
+        <w:shd w:fill="F1F7FA" w:color="auto" w:val="clear"/>
+        <w:spacing w:after="0" w:before="0" w:line="252" w:lineRule="auto"/>
+        <w:ind w:left="160" w:right="160"/>
+      </w:pPr>
+      <w:r>
+        <w:rPr>
+          <w:rFonts w:ascii="Consolas" w:cs="Consolas" w:eastAsia="Consolas" w:hAnsi="Consolas"/>
+          <w:color w:val="193448"/>
+          <w:sz w:val="18"/>
+          <w:szCs w:val="18"/>
+        </w:rPr>
+        <w:t xml:space="preserve"># On AdminJumpBox01: Hyper-V stays Available, never Installed.</w:t>
+      </w:r>
+    </w:p>
+    <w:p>
+      <w:pPr>
+        <w:shd w:fill="F1F7FA" w:color="auto" w:val="clear"/>
+        <w:spacing w:after="0" w:before="0" w:line="252" w:lineRule="auto"/>
+        <w:ind w:left="160" w:right="160"/>
+      </w:pPr>
+      <w:r>
+        <w:rPr>
+          <w:rFonts w:ascii="Consolas" w:cs="Consolas" w:eastAsia="Consolas" w:hAnsi="Consolas"/>
+          <w:color w:val="193448"/>
+          <w:sz w:val="18"/>
+          <w:szCs w:val="18"/>
+        </w:rPr>
+        <w:t xml:space="preserve">Get-WindowsFeature Hyper-V | Select-Object Name, InstallState</w:t>
+      </w:r>
+    </w:p>
+    <w:p>
+      <w:pPr>
+        <w:shd w:fill="F1F7FA" w:color="auto" w:val="clear"/>
+        <w:spacing w:after="0" w:before="0" w:line="252" w:lineRule="auto"/>
+        <w:ind w:left="160" w:right="160"/>
+      </w:pPr>
+      <w:r>
+        <w:rPr>
+          <w:rFonts w:ascii="Consolas" w:cs="Consolas" w:eastAsia="Consolas" w:hAnsi="Consolas"/>
+          <w:color w:val="193448"/>
+          <w:sz w:val="18"/>
+          <w:szCs w:val="18"/>
+        </w:rPr>
+        <w:t xml:space="preserve">Uninstall-WindowsFeature RSAT-DHCP -ComputerName SBD-DC01   # course 1.7's DHCP tools leave the controller</w:t>
+      </w:r>
+    </w:p>
+    <w:p>
+      <w:pPr>
+        <w:shd w:fill="F1F7FA" w:color="auto" w:val="clear"/>
+        <w:spacing w:after="0" w:before="0" w:line="252" w:lineRule="auto"/>
+        <w:ind w:left="160" w:right="160"/>
+      </w:pPr>
+      <w:r>
+        <w:rPr>
+          <w:rFonts w:ascii="Consolas" w:cs="Consolas" w:eastAsia="Consolas" w:hAnsi="Consolas"/>
+          <w:color w:val="193448"/>
+          <w:sz w:val="18"/>
+          <w:szCs w:val="18"/>
+        </w:rPr>
+        <w:t xml:space="preserve">Test-NetConnection SBD-DC01.sbd.test -Port 5985</w:t>
       </w:r>
     </w:p>
     <w:p>
@@ -2324,7 +2564,7 @@
           <w:sz w:val="18"/>
           <w:szCs w:val="18"/>
         </w:rPr>
-        <w:t xml:space="preserve">Resolve-DnsName sbd-test80.sbd.test</w:t>
+        <w:t xml:space="preserve">gpresult /r /scope:computer</w:t>
       </w:r>
     </w:p>
     <w:p>
@@ -2354,7 +2594,7 @@
           <w:sz w:val="20"/>
           <w:szCs w:val="20"/>
         </w:rPr>
-        <w:t xml:space="preserve">The server shows as authorized, the scope serves the planned range and options through the relay, and the test client's secure dynamic DNS record exists on both DCs.</w:t>
+        <w:t xml:space="preserve">AdminJumpBox01 and SBD-ADMIN-SRV01 sit in Admin Servers and the SBD-ADMIN-PC01 virtual machine in Admin Workstations, with the STIG and seat GPOs applied; each seat's local Administrators holds its maintenance group, no tier group; SBD-ADMIN-SRV01 runs only SBD-ADMIN-PC01 (10.0.60.30, generation 2, Secure Boot on, TPM, Credential Guard, starts with the host) with enhanced session mode, the Guest Service Interface, Key-Value Pair Exchange, and Time Synchronization off, and the guest takes its time from a domain controller; AdminJumpBox01 has no Hyper-V role; SBD-DHCP01 is managed from SBD-ADMIN-SRV01 and the DHCP tools are gone from SBD-DC01; management ports answer from the correct seat per tier; and user space can open no session toward VLAN 60.</w:t>
       </w:r>
     </w:p>
     <w:p>
@@ -2386,7 +2626,7 @@
           <w:sz w:val="21"/>
           <w:szCs w:val="21"/>
         </w:rPr>
-        <w:t xml:space="preserve">Evidence to keep: Record the authorization output, scope and option configuration, the relay setting on the core, and the test lease with its DNS registration.</w:t>
+        <w:t xml:space="preserve">Evidence to keep: Record each seat's build sheet (for the virtual machine: host, generation, address), OU placement, GPO links, gpresult output, local group members, host and guest settings with the guest's time source, the administration moves, and register rows.</w:t>
       </w:r>
     </w:p>
     <w:tbl>
@@ -2841,7 +3081,7 @@
           <w:sz w:val="21"/>
           <w:szCs w:val="21"/>
         </w:rPr>
-        <w:t xml:space="preserve">What does directory authorization of a DHCP server give you?</w:t>
+        <w:t xml:space="preserve">Why do the admin hosts run nothing but administration?</w:t>
       </w:r>
     </w:p>
     <w:p>
@@ -2933,7 +3173,7 @@
           <w:sz w:val="20"/>
           <w:szCs w:val="20"/>
         </w:rPr>
-        <w:t xml:space="preserve">SBD-DHCP01 is authorized, scoped, and serving through the relay.  Options hand out the gateway, both DCs, and the domain.  A test lease proved addressing and secure DNS registration together.</w:t>
+        <w:t xml:space="preserve">Two seats and a seat virtual machine, hardened from first boot; AdminJumpBox01 runs no virtual machines.  Each seat has its own maintenance group; host and guest share no clipboard, drives, or folders.  Management flows outward only; VLAN 60 accepts nothing inbound.  Every management path is a register row.</w:t>
       </w:r>
     </w:p>
     <w:p>
@@ -2949,7 +3189,24 @@
             <w:szCs w:val="18"/>
             <w:u w:val="single"/>
           </w:rPr>
-          <w:t xml:space="preserve">Microsoft · Dynamic Host Configuration Protocol (DHCP)</w:t>
+          <w:t xml:space="preserve">Microsoft · Privileged access workstations and the access model</w:t>
+        </w:r>
+      </w:hyperlink>
+    </w:p>
+    <w:p>
+      <w:pPr>
+        <w:spacing w:after="60" w:before="0" w:line="288" w:lineRule="auto"/>
+      </w:pPr>
+      <w:hyperlink w:history="1" r:id="rId24">
+        <w:r>
+          <w:rPr>
+            <w:rFonts w:ascii="Arial" w:cs="Arial" w:eastAsia="Arial" w:hAnsi="Arial"/>
+            <w:color w:val="20647C"/>
+            <w:sz w:val="18"/>
+            <w:szCs w:val="18"/>
+            <w:u w:val="single"/>
+          </w:rPr>
+          <w:t xml:space="preserve">DISA · STIGs Document Library (Windows PAW STIG)</w:t>
         </w:r>
       </w:hyperlink>
     </w:p>
@@ -2971,6 +3228,91 @@
       </w:hyperlink>
     </w:p>
     <w:p>
+      <w:pPr>
+        <w:spacing w:after="60" w:before="0" w:line="288" w:lineRule="auto"/>
+      </w:pPr>
+      <w:hyperlink w:history="1" r:id="rId29">
+        <w:r>
+          <w:rPr>
+            <w:rFonts w:ascii="Arial" w:cs="Arial" w:eastAsia="Arial" w:hAnsi="Arial"/>
+            <w:color w:val="20647C"/>
+            <w:sz w:val="18"/>
+            <w:szCs w:val="18"/>
+            <w:u w:val="single"/>
+          </w:rPr>
+          <w:t xml:space="preserve">Microsoft · Manage Hyper-V Integration Services</w:t>
+        </w:r>
+      </w:hyperlink>
+    </w:p>
+    <w:p>
+      <w:pPr>
+        <w:spacing w:after="60" w:before="0" w:line="288" w:lineRule="auto"/>
+      </w:pPr>
+      <w:hyperlink w:history="1" r:id="rId30">
+        <w:r>
+          <w:rPr>
+            <w:rFonts w:ascii="Arial" w:cs="Arial" w:eastAsia="Arial" w:hAnsi="Arial"/>
+            <w:color w:val="20647C"/>
+            <w:sz w:val="18"/>
+            <w:szCs w:val="18"/>
+            <w:u w:val="single"/>
+          </w:rPr>
+          <w:t xml:space="preserve">Microsoft · Hyper-V Virtual Machine Connection</w:t>
+        </w:r>
+      </w:hyperlink>
+    </w:p>
+    <w:p>
+      <w:pPr>
+        <w:spacing w:after="60" w:before="0" w:line="288" w:lineRule="auto"/>
+      </w:pPr>
+      <w:hyperlink w:history="1" r:id="rId31">
+        <w:r>
+          <w:rPr>
+            <w:rFonts w:ascii="Arial" w:cs="Arial" w:eastAsia="Arial" w:hAnsi="Arial"/>
+            <w:color w:val="20647C"/>
+            <w:sz w:val="18"/>
+            <w:szCs w:val="18"/>
+            <w:u w:val="single"/>
+          </w:rPr>
+          <w:t xml:space="preserve">Microsoft · Plan for Hyper-V security in Windows Server</w:t>
+        </w:r>
+      </w:hyperlink>
+    </w:p>
+    <w:p>
+      <w:pPr>
+        <w:spacing w:after="60" w:before="0" w:line="288" w:lineRule="auto"/>
+      </w:pPr>
+      <w:hyperlink w:history="1" r:id="rId32">
+        <w:r>
+          <w:rPr>
+            <w:rFonts w:ascii="Arial" w:cs="Arial" w:eastAsia="Arial" w:hAnsi="Arial"/>
+            <w:color w:val="20647C"/>
+            <w:sz w:val="18"/>
+            <w:szCs w:val="18"/>
+            <w:u w:val="single"/>
+          </w:rPr>
+          <w:t xml:space="preserve">Microsoft · Credential Guard overview</w:t>
+        </w:r>
+      </w:hyperlink>
+    </w:p>
+    <w:p>
+      <w:pPr>
+        <w:spacing w:after="60" w:before="0" w:line="288" w:lineRule="auto"/>
+      </w:pPr>
+      <w:hyperlink w:history="1" r:id="rId33">
+        <w:r>
+          <w:rPr>
+            <w:rFonts w:ascii="Arial" w:cs="Arial" w:eastAsia="Arial" w:hAnsi="Arial"/>
+            <w:color w:val="20647C"/>
+            <w:sz w:val="18"/>
+            <w:szCs w:val="18"/>
+            <w:u w:val="single"/>
+          </w:rPr>
+          <w:t xml:space="preserve">Microsoft · Hyper-V virtual machine creation troubleshooting guidance</w:t>
+        </w:r>
+      </w:hyperlink>
+    </w:p>
+    <w:p>
       <w:r>
         <w:br w:type="page"/>
       </w:r>
@@ -2988,7 +3330,7 @@
           <w:sz w:val="16"/>
           <w:szCs w:val="16"/>
         </w:rPr>
-        <w:t xml:space="preserve">LESSON 03  /  ABOUT 50 MIN</w:t>
+        <w:t xml:space="preserve">LESSON 03  /  ABOUT 45 MIN</w:t>
       </w:r>
     </w:p>
     <w:p>
@@ -2996,7 +3338,7 @@
         <w:pStyle w:val="Heading1"/>
         <w:spacing w:after="120"/>
       </w:pPr>
-      <w:bookmarkStart w:name="lesson-admin-hosts" w:id="5"/>
+      <w:bookmarkStart w:name="lesson-logon-restrictions" w:id="5"/>
       <w:r>
         <w:rPr>
           <w:rFonts w:ascii="Arial" w:cs="Arial" w:eastAsia="Arial" w:hAnsi="Arial"/>
@@ -3006,7 +3348,7 @@
           <w:sz w:val="40"/>
           <w:szCs w:val="40"/>
         </w:rPr>
-        <w:t xml:space="preserve">Build the administration systems</w:t>
+        <w:t xml:space="preserve">Restrict where privilege can sign in</w:t>
       </w:r>
       <w:bookmarkEnd w:id="5"/>
     </w:p>
@@ -3037,7 +3379,7 @@
           <w:sz w:val="20"/>
           <w:szCs w:val="20"/>
         </w:rPr>
-        <w:t xml:space="preserve">Privileged work gets dedicated, hardened seats: a Tier 0 jump host that runs no virtual machines, and a server-administration seat that also runs the endpoint seat as a virtual machine. Each seat sits in the Admin OU, does nothing but administer, and is maintained by its own group.</w:t>
+        <w:t xml:space="preserve">The tier rule becomes real when the directory refuses the wrong sign-in. Give Tier 0 servers their own OU first, deny privileged logons on lower tiers by policy, protect the highest accounts, and make the refusal something you can show in a log.</w:t>
       </w:r>
     </w:p>
     <w:p>
@@ -3074,7 +3416,7 @@
           <w:sz w:val="21"/>
           <w:szCs w:val="21"/>
         </w:rPr>
-        <w:t xml:space="preserve">Link the hardening policies to the Admin OU's computer sub-OUs, then build the two seats and the seat virtual machine into them.</w:t>
+        <w:t xml:space="preserve">Move the Tier 0 member servers into their own OU before any deny policy lands.</w:t>
       </w:r>
     </w:p>
     <w:p>
@@ -3093,7 +3435,7 @@
           <w:sz w:val="21"/>
           <w:szCs w:val="21"/>
         </w:rPr>
-        <w:t xml:space="preserve">Give every seat its own Group Policy object (GPO) and maintenance group.</w:t>
+        <w:t xml:space="preserve">Enforce per-tier sign-in restrictions and administrators with Group Policy — on the tier OUs, every admin seat, and both sides of the seat virtual machine — and record the one network-logon exception.</w:t>
       </w:r>
     </w:p>
     <w:p>
@@ -3112,45 +3454,7 @@
           <w:sz w:val="21"/>
           <w:szCs w:val="21"/>
         </w:rPr>
-        <w:t xml:space="preserve">Run SBD-ADMIN-PC01 as a virtual machine on SBD-ADMIN-SRV01 with its own name and address, and close the channels that share data between host and guest.</w:t>
-      </w:r>
-    </w:p>
-    <w:p>
-      <w:pPr>
-        <w:pStyle w:val="ListParagraph"/>
-        <w:numPr>
-          <w:ilvl w:val="0"/>
-          <w:numId w:val="3"/>
-        </w:numPr>
-        <w:spacing w:after="120" w:before="0" w:line="288" w:lineRule="auto"/>
-      </w:pPr>
-      <w:r>
-        <w:rPr>
-          <w:rFonts w:ascii="Arial" w:cs="Arial" w:eastAsia="Arial" w:hAnsi="Arial"/>
-          <w:color w:val="526B7E"/>
-          <w:sz w:val="21"/>
-          <w:szCs w:val="21"/>
-        </w:rPr>
-        <w:t xml:space="preserve">Keep them single-purpose: hardened, minimal, no user-space services.</w:t>
-      </w:r>
-    </w:p>
-    <w:p>
-      <w:pPr>
-        <w:pStyle w:val="ListParagraph"/>
-        <w:numPr>
-          <w:ilvl w:val="0"/>
-          <w:numId w:val="3"/>
-        </w:numPr>
-        <w:spacing w:after="120" w:before="0" w:line="288" w:lineRule="auto"/>
-      </w:pPr>
-      <w:r>
-        <w:rPr>
-          <w:rFonts w:ascii="Arial" w:cs="Arial" w:eastAsia="Arial" w:hAnsi="Arial"/>
-          <w:color w:val="526B7E"/>
-          <w:sz w:val="21"/>
-          <w:szCs w:val="21"/>
-        </w:rPr>
-        <w:t xml:space="preserve">Register and restrict their management paths.</w:t>
+        <w:t xml:space="preserve">Protect Tier 0 accounts and prove a cross-tier sign-in is denied and logged.</w:t>
       </w:r>
     </w:p>
     <w:p>
@@ -3187,7 +3491,7 @@
           <w:sz w:val="21"/>
           <w:szCs w:val="21"/>
         </w:rPr>
-        <w:t xml:space="preserve">Create two computer sub-OUs under the Admin OU — Admin Servers for AdminJumpBox01 and SBD-ADMIN-SRV01, Admin Workstations for the SBD-ADMIN-PC01 virtual machine — and link course 1.3's Security Technical Implementation Guide (STIG) Group Policy objects (GPOs) to them before any seat joins: the member-server policies to Admin Servers and the Windows client policies from the same package to Admin Workstations. Course 1.3 linked them only to the Domain Controllers and Servers OUs, so without this step the seats would boot unhardened.</w:t>
+        <w:t xml:space="preserve">Create the Tier 0 Servers OU (OU=Tier 0 Servers,OU=SBD,DC=sbd,DC=test) with deletion protection, link course 1.5's member-server STIG GPOs to it — the computer policy, the user policy, and the loopback GPO — so nothing loses its hardening, and move SBD-SUBCA01 and SBD-PKI-MGMT01 there. Both are Tier 0, and the Servers OU is about to deny Tier 0 sign-ins — left there, they would lock Tier 0 out of its own systems.</w:t>
       </w:r>
     </w:p>
     <w:p>
@@ -3206,7 +3510,7 @@
           <w:sz w:val="21"/>
           <w:szCs w:val="21"/>
         </w:rPr>
-        <w:t xml:space="preserve">Build AdminJumpBox01 and SBD-ADMIN-SRV01 as clean Windows Server installs and join both into Admin Servers, so the hardening applies from first boot. AdminJumpBox01 never gets the Hyper-V role or a virtual machine: the seat that manages the domain controllers never hosts a lower tier.</w:t>
+        <w:t xml:space="preserve">Create one tier logon GPO for the Servers OU — now Tier 1 only — and one for the Workstations OU, and never link either to the Domain Controllers or Tier 0 Servers OUs. User rights don't merge across GPOs: for each right, the highest-precedence GPO that sets it wins, so each list repeats the entries course 1.5's STIG GPO sets for that right (such as Domain Admins and Enterprise Admins), and the tier GPO links above the STIG GPO. On the Servers OU, give SBD Tier 0 Admins Deny log on locally, Deny log on through Remote Desktop Services, Deny log on as a batch job, and Deny log on as a service. On the Workstations OU, give SBD Tier 0 Admins and SBD Tier 1 Admins those four denies plus Deny access to this computer from the network.</w:t>
       </w:r>
     </w:p>
     <w:p>
@@ -3225,7 +3529,7 @@
           <w:sz w:val="21"/>
           <w:szCs w:val="21"/>
         </w:rPr>
-        <w:t xml:space="preserve">Give every seat its own seat GPO, linked above the STIG GPO: one on Admin Workstations for the virtual machine, and two on Admin Servers, each filtered to its seat (deny Apply group policy to the other). Each makes the seat's own maintenance group (SBD PAW Maintenance T0, T1, or T2 in this sample), used for nothing else, the only domain group in its local Administrators, to build and patch it: the PAW STIG gives tier accounts user rights only on their seat (V-243456, V-243462), and no group spans tiers. SBD-ADMIN-SRV01's GPO also adds NT VIRTUAL MACHINE\Virtual Machines (*S-1-5-83-0) to Create symbolic links beside Administrators: Group Policy replaces the right's local value, and without that entry, which the STIG accepts on Hyper-V hosts, the virtual machine won't start. Lesson 4 adds each seat's sign-in rights.</w:t>
+        <w:t xml:space="preserve">Give the tier OUs their administrators. Now that the Tier 0 servers are out, a GPO linked only to the Servers OU adds SBD Tier 1 Admins to each server's local Administrators group and removes Domain Admins (Group Policy Preferences, Local Users and Groups), as the member-server STIG expects, so every server joined there, starting with SBD-DHCP01, is run by Tier 1 from first boot; kept apart from the tier logon GPO, it lets an OU with its own administrators, such as course 1.11's Audit Servers OU, take the denies without this grant. Then join course 1.7's VLAN 80 test client to the domain with a Tier 2 account, delegated Create Computer objects on the Workstations OU as course 1.7 did for Tier 1 on the Servers OU; the course 1.5 redirect lands it in Workstations. Add SBD Tier 2 Admins to its local Administrators and turn on remote management there, accepted only from SBD-ADMIN-PC01 (10.0.60.30), so it can serve as this course's Tier 2 test machine.</w:t>
       </w:r>
     </w:p>
     <w:p>
@@ -3244,7 +3548,7 @@
           <w:sz w:val="21"/>
           <w:szCs w:val="21"/>
         </w:rPr>
-        <w:t xml:space="preserve">Add the Hyper-V role to SBD-ADMIN-SRV01 and create SBD-ADMIN-PC01 as a generation 2 virtual machine with Secure Boot and a virtual Trusted Platform Module (TPM), set to start whenever the host starts. The Windows client needs the TPM, and Credential Guard, which the Windows client STIG requires, runs in a virtual machine only on generation 2 and on a host with an input–output memory management unit (IOMMU). Connect it through an external virtual switch on the seat's VLAN 60 adapter with its own address, 10.0.60.30, install the Enterprise or Education edition of the Windows client, and join it into Admin Workstations. Because it keeps its own name and address, the register's rule for SBD-ADMIN-PC01 (A03) still names it alone, never its host.</w:t>
+        <w:t xml:space="preserve">On the Servers OU, set Deny access to this computer from the network — SBD Tier 0 Admins plus the STIG's entries — in a separate GPO that excludes the SBD Tier 0 Console Hosts group through security filtering (deny Apply group policy). Course 1.14 adds SBD-WSUS01 to that group, so Tier 0 can manage the domain controllers' update ring there from AdminJumpBox01 with Tier 0 task accounts outside Domain Admins and Enterprise Admins (which the STIG denies network logon on member servers), and SBD-EPO01's console will join it when course 1.16, coming soon, arrives; a Kerberos network logon leaves no reusable credentials on the server. Record the exception — the group, the servers as they join it, the accounts, the reason, and its owner — in the course 1.5 exception record. Link both deny GPOs, this one and the tier logon GPO, to any OU created later for member servers, such as course 1.11's Audit Servers OU, before a server joins it; step 3's administrators GPO never goes there.</w:t>
       </w:r>
     </w:p>
     <w:p>
@@ -3263,7 +3567,7 @@
           <w:sz w:val="21"/>
           <w:szCs w:val="21"/>
         </w:rPr>
-        <w:t xml:space="preserve">Close the channels that share data between host and guest: the virtual machine separates the tiers only while they share nothing they don't need. Turn off enhanced session mode on the host, so the console carries only screen, keyboard, and mouse, with no shared clipboard, drives, or devices; keep the Guest Service Interface off, so the host can't copy files in; turn off Key-Value Pair Exchange, which passes data both ways; and add no shared folders. What remains, the basic integration services and PowerShell Direct (which can run commands and copy files either way), needs Hyper-V administrator rights on the host, and PowerShell Direct also needs an account in the guest.</w:t>
+        <w:t xml:space="preserve">Finish the seat GPOs from lesson 2 so each seat admits only its own tier, on both sides of the seat virtual machine. Allow log on locally replaces the STIG's list with Administrators and the seat's own groups: SBD Tier 0 Admins on AdminJumpBox01 (every Tier 0 account, Domain Admins and Enterprise Admins members included), SBD Tier 1 Admins and SBD Audit Custodians on SBD-ADMIN-SRV01, and SBD Tier 2 Admins inside SBD-ADMIN-PC01 (V-243452; V-243455 for the seat that manages Active Directory). The four denies plus Deny access to this computer from the network go to the other tiers: Tier 0 and Tier 1 inside the virtual machine, Tier 0 and Tier 2 on SBD-ADMIN-SRV01, Tier 1 and Tier 2 on AdminJumpBox01. The PAW STIG requires the higher-tier denies (V-243453, high severity if a Tier 0 account can sign in). Each deny list repeats the STIG GPO's entries for that right, except that AdminJumpBox01 leaves Domain Admins and Enterprise Admins out of Deny log on locally, because V-243455 admits them there. Record every STIG value these settings change in the exception record.</w:t>
       </w:r>
     </w:p>
     <w:p>
@@ -3282,64 +3586,7 @@
           <w:sz w:val="21"/>
           <w:szCs w:val="21"/>
         </w:rPr>
-        <w:t xml:space="preserve">Administrators who hold both a Tier 1 and a Tier 2 account open the virtual machine's console from the host: SBD-ADMIN-SRV01's seat GPO puts their Tier 1 accounts in the local Hyper-V Administrators group, the one privileged local group the PAW STIG lets a Hyper-V seat fill (V-243463), so they need no host administrator rights. They sign in on the host with the Tier 1 account and inside the console with the Tier 2 one. One person uses the console at a time and signs out of the virtual machine before closing it: without enhanced session mode, the next person to connect takes over an open desktop. A Tier 2-only administrator needs a seat of their own.</w:t>
-      </w:r>
-    </w:p>
-    <w:p>
-      <w:pPr>
-        <w:pStyle w:val="ListParagraph"/>
-        <w:numPr>
-          <w:ilvl w:val="0"/>
-          <w:numId w:val="6"/>
-        </w:numPr>
-        <w:spacing w:after="120" w:before="0" w:line="288" w:lineRule="auto"/>
-      </w:pPr>
-      <w:r>
-        <w:rPr>
-          <w:rFonts w:ascii="Arial" w:cs="Arial" w:eastAsia="Arial" w:hAnsi="Arial"/>
-          <w:color w:val="526B7E"/>
-          <w:sz w:val="21"/>
-          <w:szCs w:val="21"/>
-        </w:rPr>
-        <w:t xml:space="preserve">Strip them to purpose: no browsing to anything but internal admin interfaces, no mail, no file shares hosted, and the management tools for exactly their tier — Remote Server Administration Tools (RSAT) on the two server seats, endpoint tooling inside the SBD-ADMIN-PC01 virtual machine. SBD-ADMIN-SRV01 runs that one virtual machine and no other.</w:t>
-      </w:r>
-    </w:p>
-    <w:p>
-      <w:pPr>
-        <w:pStyle w:val="ListParagraph"/>
-        <w:numPr>
-          <w:ilvl w:val="0"/>
-          <w:numId w:val="6"/>
-        </w:numPr>
-        <w:spacing w:after="120" w:before="0" w:line="288" w:lineRule="auto"/>
-      </w:pPr>
-      <w:r>
-        <w:rPr>
-          <w:rFonts w:ascii="Arial" w:cs="Arial" w:eastAsia="Arial" w:hAnsi="Arial"/>
-          <w:color w:val="526B7E"/>
-          <w:sz w:val="21"/>
-          <w:szCs w:val="21"/>
-        </w:rPr>
-        <w:t xml:space="preserve">Register the management paths: VLAN 60 to Tier 0 and Tier 1 ports (remote desktop 3389, remote management 5985–5986, AD Web Services 9389 to the domain controllers, SSH 22 for the domain-joined Linux servers) from the specific admin host each tier allows, and the router's management on VLAN 100 from AdminJumpBox01 only. Keep the VLAN 80 → VLAN 60 deny from lesson 1 in force.</w:t>
-      </w:r>
-    </w:p>
-    <w:p>
-      <w:pPr>
-        <w:pStyle w:val="ListParagraph"/>
-        <w:numPr>
-          <w:ilvl w:val="0"/>
-          <w:numId w:val="6"/>
-        </w:numPr>
-        <w:spacing w:after="120" w:before="0" w:line="288" w:lineRule="auto"/>
-      </w:pPr>
-      <w:r>
-        <w:rPr>
-          <w:rFonts w:ascii="Arial" w:cs="Arial" w:eastAsia="Arial" w:hAnsi="Arial"/>
-          <w:color w:val="526B7E"/>
-          <w:sz w:val="21"/>
-          <w:szCs w:val="21"/>
-        </w:rPr>
-        <w:t xml:space="preserve">Require the admin seats' own local firewalls, the virtual machine's included, to accept management inbound from nowhere — sessions originate here, they never terminate here, so neither the host nor its guest can manage the other over the network. On both domain controllers, scope the existing Remote Desktop, Windows Remote Management, and Active Directory Web Services firewall rules to AdminJumpBox01 and VLAN 10: allow rules add up, so a new, narrower rule would not restrict the broad ones already enabled.</w:t>
+        <w:t xml:space="preserve">Add Tier 0 administrators to the Protected Users group so the domain refuses their weaker authentication paths, and note the behavior of the newest Windows Server release that supports this design: RC4 ticket-granting tickets are gone and legacy remote password changes are blocked for protected accounts. Protected Users accounts also cannot be delegated, which keeps the console exception free of reusable credentials. Keep the built-in safety valve: one documented break-glass account, excluded from the deny policies and used at a domain controller's console (the admin seats admit only their own tiers), with its password sealed and its every use alarmed once course 1.12 builds the alerts. Record the multifactor decision the model calls for on VLAN 60 — smart card or certificate-based sign-in for privileged accounts is the natural follow-on to course 1.6's templates — with its target date, even if implementation waits.</w:t>
       </w:r>
     </w:p>
     <w:p>
@@ -3373,7 +3620,7 @@
           <w:sz w:val="18"/>
           <w:szCs w:val="18"/>
         </w:rPr>
-        <w:t xml:space="preserve">Get-ADComputer -SearchBase 'OU=Admin,OU=SBD,DC=sbd,DC=test' -Filter * | Select-Object Name, DistinguishedName</w:t>
+        <w:t xml:space="preserve">Get-ADComputer -SearchBase 'OU=Tier 0 Servers,OU=SBD,DC=sbd,DC=test' -Filter * | Select-Object Name</w:t>
       </w:r>
     </w:p>
     <w:p>
@@ -3389,7 +3636,7 @@
           <w:sz w:val="18"/>
           <w:szCs w:val="18"/>
         </w:rPr>
-        <w:t xml:space="preserve">Get-GPInheritance -Target 'OU=Admin Servers,OU=Admin,OU=SBD,DC=sbd,DC=test'</w:t>
+        <w:t xml:space="preserve">Get-ADGroupMember 'Protected Users' | Select-Object Name</w:t>
       </w:r>
     </w:p>
     <w:p>
@@ -3405,7 +3652,7 @@
           <w:sz w:val="18"/>
           <w:szCs w:val="18"/>
         </w:rPr>
-        <w:t xml:space="preserve">Get-GPInheritance -Target 'OU=Admin Workstations,OU=Admin,OU=SBD,DC=sbd,DC=test'</w:t>
+        <w:t xml:space="preserve">Invoke-Command SBD-DHCP01.sbd.test { Get-LocalGroupMember Administrators }   # from SBD-ADMIN-SRV01: SBD Tier 1 Admins, no Domain Admins</w:t>
       </w:r>
     </w:p>
     <w:p>
@@ -3421,7 +3668,7 @@
           <w:sz w:val="18"/>
           <w:szCs w:val="18"/>
         </w:rPr>
-        <w:t xml:space="preserve">Get-LocalGroupMember Administrators   # each seat: its maintenance group, no tier group</w:t>
+        <w:t xml:space="preserve">dsacls 'OU=Workstations,OU=SBD,DC=sbd,DC=test' /G 'SBD\SBD Tier 2 Admins:CC;computer'   # from AdminJumpBox01 (Tier 0)</w:t>
       </w:r>
     </w:p>
     <w:p>
@@ -3437,7 +3684,7 @@
           <w:sz w:val="18"/>
           <w:szCs w:val="18"/>
         </w:rPr>
-        <w:t xml:space="preserve"># On SBD-ADMIN-SRV01: its one virtual machine, and what host and guest share.</w:t>
+        <w:t xml:space="preserve"># On the test client, as its local administrator: join with a Tier 2 account, then, after the restart, its managers</w:t>
       </w:r>
     </w:p>
     <w:p>
@@ -3453,7 +3700,7 @@
           <w:sz w:val="18"/>
           <w:szCs w:val="18"/>
         </w:rPr>
-        <w:t xml:space="preserve">Get-VM | Select-Object Name, Generation, State, AutomaticStartAction   # Start</w:t>
+        <w:t xml:space="preserve">Add-Computer -DomainName sbd.test -Credential (Get-Credential) -Restart</w:t>
       </w:r>
     </w:p>
     <w:p>
@@ -3469,7 +3716,7 @@
           <w:sz w:val="18"/>
           <w:szCs w:val="18"/>
         </w:rPr>
-        <w:t xml:space="preserve">(Get-VMFirmware SBD-ADMIN-PC01).SecureBoot; (Get-VMSecurity SBD-ADMIN-PC01).TpmEnabled</w:t>
+        <w:t xml:space="preserve">Add-LocalGroupMember Administrators -Member 'SBD\SBD Tier 2 Admins'; Enable-PSRemoting -Force</w:t>
       </w:r>
     </w:p>
     <w:p>
@@ -3485,7 +3732,7 @@
           <w:sz w:val="18"/>
           <w:szCs w:val="18"/>
         </w:rPr>
-        <w:t xml:space="preserve">Get-VMHost | Select-Object EnableEnhancedSessionMode   # False</w:t>
+        <w:t xml:space="preserve">Set-NetFirewallRule -DisplayGroup 'Windows Remote Management' -RemoteAddress 10.0.60.30</w:t>
       </w:r>
     </w:p>
     <w:p>
@@ -3501,7 +3748,7 @@
           <w:sz w:val="18"/>
           <w:szCs w:val="18"/>
         </w:rPr>
-        <w:t xml:space="preserve">Get-VMIntegrationService SBD-ADMIN-PC01 | Select-Object Name, Enabled</w:t>
+        <w:t xml:space="preserve"># On the Tier 2 test machine: export the effective logon rights and read the deny lines.</w:t>
       </w:r>
     </w:p>
     <w:p>
@@ -3517,7 +3764,7 @@
           <w:sz w:val="18"/>
           <w:szCs w:val="18"/>
         </w:rPr>
-        <w:t xml:space="preserve">Get-LocalGroupMember 'Hyper-V Administrators'   # the console users' Tier 1 accounts</w:t>
+        <w:t xml:space="preserve">secedit /export /mergedpolicy /cfg C:\Evidence\tiered-admin\user-rights.inf /areas user_rights</w:t>
       </w:r>
     </w:p>
     <w:p>
@@ -3533,7 +3780,7 @@
           <w:sz w:val="18"/>
           <w:szCs w:val="18"/>
         </w:rPr>
-        <w:t xml:space="preserve">Resolve-DnsName SBD-ADMIN-PC01.sbd.test   # 10.0.60.30</w:t>
+        <w:t xml:space="preserve">Select-String -Path C:\Evidence\tiered-admin\user-rights.inf -Pattern 'SeDeny'</w:t>
       </w:r>
     </w:p>
     <w:p>
@@ -3549,7 +3796,7 @@
           <w:sz w:val="18"/>
           <w:szCs w:val="18"/>
         </w:rPr>
-        <w:t xml:space="preserve"># Inside SBD-ADMIN-PC01: Credential Guard is running when the list includes 1.</w:t>
+        <w:t xml:space="preserve">(Get-ADGroup 'SBD Tier 0 Admins').SID.Value   # from an admin seat: this SID must appear on those lines</w:t>
       </w:r>
     </w:p>
     <w:p>
@@ -3565,7 +3812,7 @@
           <w:sz w:val="18"/>
           <w:szCs w:val="18"/>
         </w:rPr>
-        <w:t xml:space="preserve">$dg = Get-CimInstance Win32_DeviceGuard -Namespace root\Microsoft\Windows\DeviceGuard</w:t>
+        <w:t xml:space="preserve"># Repeat on each seat as its maintenance account, and read who may sign in there.</w:t>
       </w:r>
     </w:p>
     <w:p>
@@ -3581,7 +3828,7 @@
           <w:sz w:val="18"/>
           <w:szCs w:val="18"/>
         </w:rPr>
-        <w:t xml:space="preserve">$dg.SecurityServicesRunning</w:t>
+        <w:t xml:space="preserve">Select-String -Path C:\Evidence\tiered-admin\user-rights.inf -Pattern 'SeInteractive'</w:t>
       </w:r>
     </w:p>
     <w:p>
@@ -3597,39 +3844,7 @@
           <w:sz w:val="18"/>
           <w:szCs w:val="18"/>
         </w:rPr>
-        <w:t xml:space="preserve"># On AdminJumpBox01: Hyper-V stays Available, never Installed.</w:t>
-      </w:r>
-    </w:p>
-    <w:p>
-      <w:pPr>
-        <w:shd w:fill="F1F7FA" w:color="auto" w:val="clear"/>
-        <w:spacing w:after="0" w:before="0" w:line="252" w:lineRule="auto"/>
-        <w:ind w:left="160" w:right="160"/>
-      </w:pPr>
-      <w:r>
-        <w:rPr>
-          <w:rFonts w:ascii="Consolas" w:cs="Consolas" w:eastAsia="Consolas" w:hAnsi="Consolas"/>
-          <w:color w:val="193448"/>
-          <w:sz w:val="18"/>
-          <w:szCs w:val="18"/>
-        </w:rPr>
-        <w:t xml:space="preserve">Get-WindowsFeature Hyper-V | Select-Object Name, InstallState</w:t>
-      </w:r>
-    </w:p>
-    <w:p>
-      <w:pPr>
-        <w:shd w:fill="F1F7FA" w:color="auto" w:val="clear"/>
-        <w:spacing w:after="0" w:before="0" w:line="252" w:lineRule="auto"/>
-        <w:ind w:left="160" w:right="160"/>
-      </w:pPr>
-      <w:r>
-        <w:rPr>
-          <w:rFonts w:ascii="Consolas" w:cs="Consolas" w:eastAsia="Consolas" w:hAnsi="Consolas"/>
-          <w:color w:val="193448"/>
-          <w:sz w:val="18"/>
-          <w:szCs w:val="18"/>
-        </w:rPr>
-        <w:t xml:space="preserve">Test-NetConnection SBD-DC01.sbd.test -Port 5985</w:t>
+        <w:t xml:space="preserve"># After the refused Tier 0 sign-in: event 4625 with status 0xC000015B (logon type not granted).</w:t>
       </w:r>
     </w:p>
     <w:p>
@@ -3645,7 +3860,7 @@
           <w:sz w:val="18"/>
           <w:szCs w:val="18"/>
         </w:rPr>
-        <w:t xml:space="preserve">gpresult /r /scope:computer</w:t>
+        <w:t xml:space="preserve">Get-WinEvent -FilterHashtable @{LogName='Security'; Id=4625; StartTime=(Get-Date).AddHours(-1)} | Where-Object Message -match '0xC000015B' | Select-Object TimeCreated, Id</w:t>
       </w:r>
     </w:p>
     <w:p>
@@ -3675,7 +3890,7 @@
           <w:sz w:val="20"/>
           <w:szCs w:val="20"/>
         </w:rPr>
-        <w:t xml:space="preserve">AdminJumpBox01 and SBD-ADMIN-SRV01 sit in Admin Servers and the SBD-ADMIN-PC01 virtual machine in Admin Workstations, with the STIG and seat GPOs applied; each seat's local Administrators holds its maintenance group, no tier group; SBD-ADMIN-SRV01 runs only SBD-ADMIN-PC01 (10.0.60.30, generation 2, Secure Boot on, TPM, Credential Guard, starts with the host) with enhanced session mode, the Guest Service Interface, and Key-Value Pair Exchange off; AdminJumpBox01 has no Hyper-V role; management ports answer from the correct seat per tier; and user space can open no session toward VLAN 60.</w:t>
+        <w:t xml:space="preserve">SBD-SUBCA01 and SBD-PKI-MGMT01 sit in the Tier 0 Servers OU and still accept Tier 0 sign-ins; the Servers OU's administrators GPO puts SBD Tier 1 Admins, not Domain Admins, in SBD-DHCP01's local Administrators; on the Tier 2 test machine, course 1.7's test client now in the Workstations OU, the deny rights list the Tier 0 group's SID, and a Tier 0 sign-in there is refused with Security event 4625 (status 0xC000015B); each admin seat lets only its own groups sign in and denies the other tiers — Tier 0 and Tier 1 inside SBD-ADMIN-PC01, Tier 0 and Tier 2 on SBD-ADMIN-SRV01, Tier 1 and Tier 2 on AdminJumpBox01; the exception record holds the console network-logon exception and the seat GPOs' STIG differences; Protected Users contains the Tier 0 admins; and the break-glass and MFA decisions are written.</w:t>
       </w:r>
     </w:p>
     <w:p>
@@ -3707,7 +3922,7 @@
           <w:sz w:val="21"/>
           <w:szCs w:val="21"/>
         </w:rPr>
-        <w:t xml:space="preserve">Evidence to keep: Record each seat's build sheet (for the virtual machine: host, generation, address), OU placement, GPO links, gpresult output, local group members, host and guest settings, and register rows.</w:t>
+        <w:t xml:space="preserve">Evidence to keep: Keep the Tier 0 Servers OU move, the logon-rights and administrators GPO reports with their links and security filtering, the user-rights exports from the test machine and each seat, the refused sign-in's 4625 event, the exception record entries, the Protected Users membership, and the break-glass and MFA decision records.</w:t>
       </w:r>
     </w:p>
     <w:tbl>
@@ -4162,7 +4377,7 @@
           <w:sz w:val="21"/>
           <w:szCs w:val="21"/>
         </w:rPr>
-        <w:t xml:space="preserve">Why do the admin hosts run nothing but administration?</w:t>
+        <w:t xml:space="preserve">What turns the tier rule from policy into enforcement?</w:t>
       </w:r>
     </w:p>
     <w:p>
@@ -4254,7 +4469,7 @@
           <w:sz w:val="20"/>
           <w:szCs w:val="20"/>
         </w:rPr>
-        <w:t xml:space="preserve">Two seats and a seat virtual machine, hardened from first boot; AdminJumpBox01 runs no virtual machines.  Each seat has its own maintenance group; host and guest share no clipboard, drives, or folders.  Management flows outward only; VLAN 60 accepts nothing inbound.  Every management path is a register row.</w:t>
+        <w:t xml:space="preserve">Tier 0 servers have their own OU, so the deny policies never lock Tier 0 out.  Lower tiers refuse higher-tier credentials by policy, with events to prove it, and each admin seat admits only its own tier; the console network-logon exception is recorded.  Tier 0 accounts sit in Protected Users, backed by the stricter defaults of the newest Windows Server release.  Break-glass and MFA are written decisions, not loose ends.</w:t>
       </w:r>
     </w:p>
     <w:p>
@@ -4304,7 +4519,7 @@
             <w:szCs w:val="18"/>
             <w:u w:val="single"/>
           </w:rPr>
-          <w:t xml:space="preserve">Microsoft · Configure a firewall for Active Directory domains</w:t>
+          <w:t xml:space="preserve">Microsoft · User Rights Assignment</w:t>
         </w:r>
       </w:hyperlink>
     </w:p>
@@ -4321,7 +4536,7 @@
             <w:szCs w:val="18"/>
             <w:u w:val="single"/>
           </w:rPr>
-          <w:t xml:space="preserve">Microsoft · Manage Hyper-V Integration Services</w:t>
+          <w:t xml:space="preserve">Microsoft · Administrative tools and logon types</w:t>
         </w:r>
       </w:hyperlink>
     </w:p>
@@ -4338,7 +4553,7 @@
             <w:szCs w:val="18"/>
             <w:u w:val="single"/>
           </w:rPr>
-          <w:t xml:space="preserve">Microsoft · Hyper-V Virtual Machine Connection</w:t>
+          <w:t xml:space="preserve">Microsoft · Protected Users security group</w:t>
         </w:r>
       </w:hyperlink>
     </w:p>
@@ -4355,7 +4570,7 @@
             <w:szCs w:val="18"/>
             <w:u w:val="single"/>
           </w:rPr>
-          <w:t xml:space="preserve">Microsoft · Plan for Hyper-V security in Windows Server</w:t>
+          <w:t xml:space="preserve">Microsoft · secedit /export</w:t>
         </w:r>
       </w:hyperlink>
     </w:p>
@@ -4372,7 +4587,24 @@
             <w:szCs w:val="18"/>
             <w:u w:val="single"/>
           </w:rPr>
-          <w:t xml:space="preserve">Microsoft · Credential Guard overview</w:t>
+          <w:t xml:space="preserve">Microsoft · 4625(F): An account failed to log on</w:t>
+        </w:r>
+      </w:hyperlink>
+    </w:p>
+    <w:p>
+      <w:pPr>
+        <w:spacing w:after="60" w:before="0" w:line="288" w:lineRule="auto"/>
+      </w:pPr>
+      <w:hyperlink w:history="1" r:id="rId34">
+        <w:r>
+          <w:rPr>
+            <w:rFonts w:ascii="Arial" w:cs="Arial" w:eastAsia="Arial" w:hAnsi="Arial"/>
+            <w:color w:val="20647C"/>
+            <w:sz w:val="18"/>
+            <w:szCs w:val="18"/>
+            <w:u w:val="single"/>
+          </w:rPr>
+          <w:t xml:space="preserve">Microsoft · Active Directory domain join permissions</w:t>
         </w:r>
       </w:hyperlink>
     </w:p>
@@ -4389,7 +4621,7 @@
             <w:szCs w:val="18"/>
             <w:u w:val="single"/>
           </w:rPr>
-          <w:t xml:space="preserve">Microsoft · Hyper-V virtual machine creation troubleshooting guidance</w:t>
+          <w:t xml:space="preserve">Microsoft · What's new in Windows Server 2025</w:t>
         </w:r>
       </w:hyperlink>
     </w:p>
@@ -4411,7 +4643,7 @@
           <w:sz w:val="16"/>
           <w:szCs w:val="16"/>
         </w:rPr>
-        <w:t xml:space="preserve">LESSON 04  /  ABOUT 45 MIN</w:t>
+        <w:t xml:space="preserve">LESSON 04  /  ABOUT 30 MIN</w:t>
       </w:r>
     </w:p>
     <w:p>
@@ -4419,7 +4651,7 @@
         <w:pStyle w:val="Heading1"/>
         <w:spacing w:after="120"/>
       </w:pPr>
-      <w:bookmarkStart w:name="lesson-logon-restrictions" w:id="6"/>
+      <w:bookmarkStart w:name="lesson-prove" w:id="6"/>
       <w:r>
         <w:rPr>
           <w:rFonts w:ascii="Arial" w:cs="Arial" w:eastAsia="Arial" w:hAnsi="Arial"/>
@@ -4429,7 +4661,7 @@
           <w:sz w:val="40"/>
           <w:szCs w:val="40"/>
         </w:rPr>
-        <w:t xml:space="preserve">Restrict where privilege can sign in</w:t>
+        <w:t xml:space="preserve">Prove the tiers end to end</w:t>
       </w:r>
       <w:bookmarkEnd w:id="6"/>
     </w:p>
@@ -4460,7 +4692,7 @@
           <w:sz w:val="20"/>
           <w:szCs w:val="20"/>
         </w:rPr>
-        <w:t xml:space="preserve">The tier rule becomes real when the directory refuses the wrong sign-in. Give Tier 0 servers their own OU first, deny privileged logons on lower tiers by policy, protect the highest accounts, and make the refusal something you can show in a log.</w:t>
+        <w:t xml:space="preserve">Run the matrix: every tier's administration works from its seat, every cross-tier attempt fails with an event, and course 1.7's addressing service still behaves exactly as registered.</w:t>
       </w:r>
     </w:p>
     <w:p>
@@ -4497,7 +4729,7 @@
           <w:sz w:val="21"/>
           <w:szCs w:val="21"/>
         </w:rPr>
-        <w:t xml:space="preserve">Move the Tier 0 member servers into their own OU before any deny policy lands.</w:t>
+        <w:t xml:space="preserve">Verify each tier's management path from its designated seat.</w:t>
       </w:r>
     </w:p>
     <w:p>
@@ -4516,7 +4748,7 @@
           <w:sz w:val="21"/>
           <w:szCs w:val="21"/>
         </w:rPr>
-        <w:t xml:space="preserve">Enforce per-tier sign-in restrictions with Group Policy logon rights — on every admin seat and both sides of the seat virtual machine — and record the one network-logon exception.</w:t>
+        <w:t xml:space="preserve">Capture the denial evidence for out-of-tier attempts, across the seat virtual machine's boundary too.</w:t>
       </w:r>
     </w:p>
     <w:p>
@@ -4535,7 +4767,7 @@
           <w:sz w:val="21"/>
           <w:szCs w:val="21"/>
         </w:rPr>
-        <w:t xml:space="preserve">Protect Tier 0 accounts and prove a cross-tier sign-in is denied and logged.</w:t>
+        <w:t xml:space="preserve">Re-prove course 1.7's DHCP service and secure registration under the finished rules.</w:t>
       </w:r>
     </w:p>
     <w:p>
@@ -4572,7 +4804,7 @@
           <w:sz w:val="21"/>
           <w:szCs w:val="21"/>
         </w:rPr>
-        <w:t xml:space="preserve">Create the Tier 0 Servers OU (OU=Tier 0 Servers,OU=SBD,DC=sbd,DC=test) with deletion protection, link course 1.3's member-server STIG GPOs to it so nothing loses its hardening, and move SBD-SUBCA01 and SBD-PKI-MGMT01 there. Both are Tier 0, and the Servers OU is about to deny Tier 0 sign-ins — left there, they would lock Tier 0 out of its own systems.</w:t>
+        <w:t xml:space="preserve">From AdminJumpBox01, manage a DC and SBD-SUBCA01 with a Tier 0 account — the Tier 0 Servers OU kept that access; from SBD-ADMIN-SRV01, manage SBD-DHCP01 with a Tier 1 account; from the SBD-ADMIN-PC01 virtual machine, opened from the host by a Tier 1 account without administrator rights there, manage the VLAN 80 test client with a Tier 2 account. Record each success with its session details, including the target's Security event 4624 (and 4672, which marks a logon that received special privileges).</w:t>
       </w:r>
     </w:p>
     <w:p>
@@ -4591,7 +4823,7 @@
           <w:sz w:val="21"/>
           <w:szCs w:val="21"/>
         </w:rPr>
-        <w:t xml:space="preserve">Create one tier logon GPO for the Servers OU — now Tier 1 only — and one for the Workstations OU, and never link either to the Domain Controllers or Tier 0 Servers OUs. User rights don't merge across GPOs: for each right, the highest-precedence GPO that sets it wins, so each list repeats the entries course 1.3's STIG GPO sets for that right (such as Domain Admins and Enterprise Admins), and the tier GPO links above the STIG GPO. On the Servers OU, give the Tier 0 admin group (SBD Tier 0 Admins in this sample) Deny log on locally, Deny log on through Remote Desktop Services, Deny log on as a batch job, and Deny log on as a service. On the Workstations OU, give both the Tier 0 and Tier 1 groups those four denies plus Deny access to this computer from the network.</w:t>
+        <w:t xml:space="preserve">Attempt the forbidden combinations — Tier 0 credentials at the test client, a Tier 1 account inside the SBD-ADMIN-PC01 virtual machine, a Tier 2 account on its host, a session from VLAN 80 toward VLAN 60 — and capture both the refusal the user sees and the record the infrastructure writes: Security event 4625 with status 0xC000015B on the system that refused each sign-in, and the router's deny-log entry for the VLAN 80 session.</w:t>
       </w:r>
     </w:p>
     <w:p>
@@ -4610,7 +4842,7 @@
           <w:sz w:val="21"/>
           <w:szCs w:val="21"/>
         </w:rPr>
-        <w:t xml:space="preserve">On the Servers OU, set Deny access to this computer from the network — the Tier 0 group plus the STIG's entries — in a separate GPO that excludes the SBD Tier 0 Console Hosts group through security filtering (deny Apply group policy). Course 1.8 adds SBD-WSUS01 and SBD-EPO01 to that group, so those two keep only the STIG's own setting. From AdminJumpBox01, Tier 0 manages the domain controllers' WSUS update ring and their agent policy in Trellix ePolicy Orchestrator (ePO) through those two consoles, using Tier 0 task accounts outside Domain Admins and Enterprise Admins (which the STIG denies network logon on member servers); a Kerberos network logon leaves no reusable credentials on the server. Record the exception — the two servers, the accounts, the reason, and its owner — in the course 1.3 exception record.</w:t>
+        <w:t xml:space="preserve">Prove the virtual machine and its host stay apart: remote management attempts between SBD-ADMIN-PC01 and SBD-ADMIN-SRV01 fail in both directions at the target's firewall (they share VLAN 60, so no router sees them), and the console opens as a basic session, with no clipboard or drive sharing.</w:t>
       </w:r>
     </w:p>
     <w:p>
@@ -4629,7 +4861,7 @@
           <w:sz w:val="21"/>
           <w:szCs w:val="21"/>
         </w:rPr>
-        <w:t xml:space="preserve">Finish the seat GPOs from lesson 3 so each seat admits only its own tier, on both sides of the seat virtual machine. Allow log on locally replaces the STIG's list with Administrators and the seat's own groups: the Tier 0 group on AdminJumpBox01 (every Tier 0 account, Domain Admins and Enterprise Admins members included), the Tier 1 and audit custodian groups on SBD-ADMIN-SRV01, and the Tier 2 group inside SBD-ADMIN-PC01 (V-243452; V-243455 for the seat that manages Active Directory). The four denies plus Deny access to this computer from the network go to the other tiers: Tier 0 and Tier 1 inside the virtual machine, Tier 0 and Tier 2 on SBD-ADMIN-SRV01, Tier 1 and Tier 2 on AdminJumpBox01. The PAW STIG requires the higher-tier denies (V-243453, high severity if a Tier 0 account can sign in). Each deny list repeats the STIG GPO's entries for that right, except that AdminJumpBox01 leaves Domain Admins and Enterprise Admins out of Deny log on locally, because V-243455 admits them there. Record every STIG value these settings change in the exception record.</w:t>
+        <w:t xml:space="preserve">Renew the test client's lease and confirm course 1.7's results still hold with every restriction active — the options, the relay, and the records owned by the DHCP update account; the control plane must not have broken the service plane.</w:t>
       </w:r>
     </w:p>
     <w:p>
@@ -4648,45 +4880,7 @@
           <w:sz w:val="21"/>
           <w:szCs w:val="21"/>
         </w:rPr>
-        <w:t xml:space="preserve">Add Tier 0 administrators to the Protected Users group so the domain refuses their weaker authentication paths, and note the behavior of the newest Windows Server release that supports this design: RC4 ticket-granting tickets are gone and legacy remote password changes are blocked for protected accounts. Protected Users accounts also cannot be delegated, which keeps the console exception free of reusable credentials.</w:t>
-      </w:r>
-    </w:p>
-    <w:p>
-      <w:pPr>
-        <w:pStyle w:val="ListParagraph"/>
-        <w:numPr>
-          <w:ilvl w:val="0"/>
-          <w:numId w:val="7"/>
-        </w:numPr>
-        <w:spacing w:after="120" w:before="0" w:line="288" w:lineRule="auto"/>
-      </w:pPr>
-      <w:r>
-        <w:rPr>
-          <w:rFonts w:ascii="Arial" w:cs="Arial" w:eastAsia="Arial" w:hAnsi="Arial"/>
-          <w:color w:val="526B7E"/>
-          <w:sz w:val="21"/>
-          <w:szCs w:val="21"/>
-        </w:rPr>
-        <w:t xml:space="preserve">Keep the built-in safety valves: one documented break-glass account, excluded from the deny policies and used at a domain controller's console (the admin seats admit only their own tiers), with its password sealed and its every use alarmed in a later logging course.</w:t>
-      </w:r>
-    </w:p>
-    <w:p>
-      <w:pPr>
-        <w:pStyle w:val="ListParagraph"/>
-        <w:numPr>
-          <w:ilvl w:val="0"/>
-          <w:numId w:val="7"/>
-        </w:numPr>
-        <w:spacing w:after="120" w:before="0" w:line="288" w:lineRule="auto"/>
-      </w:pPr>
-      <w:r>
-        <w:rPr>
-          <w:rFonts w:ascii="Arial" w:cs="Arial" w:eastAsia="Arial" w:hAnsi="Arial"/>
-          <w:color w:val="526B7E"/>
-          <w:sz w:val="21"/>
-          <w:szCs w:val="21"/>
-        </w:rPr>
-        <w:t xml:space="preserve">Record the multifactor decision the model calls for on VLAN 60 — smart card or certificate-based sign-in for privileged accounts is the natural follow-on to course 1.4's templates; write the decision and its target date even if implementation waits.</w:t>
+        <w:t xml:space="preserve">Reconcile the tier access matrix against what you just proved and file it with the register — the two documents together are the admin plane's assessable record.</w:t>
       </w:r>
     </w:p>
     <w:p>
@@ -4720,7 +4914,7 @@
           <w:sz w:val="18"/>
           <w:szCs w:val="18"/>
         </w:rPr>
-        <w:t xml:space="preserve">Get-ADComputer -SearchBase 'OU=Tier 0 Servers,OU=SBD,DC=sbd,DC=test' -Filter * | Select-Object Name</w:t>
+        <w:t xml:space="preserve">Enter-PSSession SBD-DHCP01.sbd.test   # from SBD-ADMIN-SRV01, Tier 1 account</w:t>
       </w:r>
     </w:p>
     <w:p>
@@ -4736,7 +4930,7 @@
           <w:sz w:val="18"/>
           <w:szCs w:val="18"/>
         </w:rPr>
-        <w:t xml:space="preserve">Get-ADGroupMember 'Protected Users' | Select-Object Name</w:t>
+        <w:t xml:space="preserve">vmconnect.exe localhost SBD-ADMIN-PC01   # same account, not elevated: the console opens</w:t>
       </w:r>
     </w:p>
     <w:p>
@@ -4752,7 +4946,7 @@
           <w:sz w:val="18"/>
           <w:szCs w:val="18"/>
         </w:rPr>
-        <w:t xml:space="preserve"># On the Tier 2 test machine: export the effective logon rights and read the deny lines.</w:t>
+        <w:t xml:space="preserve">Test-NetConnection SBD-ADMIN-SRV01.sbd.test -Port 5985   # from the guest: must fail</w:t>
       </w:r>
     </w:p>
     <w:p>
@@ -4768,7 +4962,7 @@
           <w:sz w:val="18"/>
           <w:szCs w:val="18"/>
         </w:rPr>
-        <w:t xml:space="preserve">secedit /export /mergedpolicy /cfg C:\Evidence\tiered-admin\user-rights.inf /areas user_rights</w:t>
+        <w:t xml:space="preserve">Test-NetConnection SBD-ADMIN-PC01.sbd.test -Port 5985   # from the host: must fail</w:t>
       </w:r>
     </w:p>
     <w:p>
@@ -4784,7 +4978,7 @@
           <w:sz w:val="18"/>
           <w:szCs w:val="18"/>
         </w:rPr>
-        <w:t xml:space="preserve">Select-String -Path C:\Evidence\tiered-admin\user-rights.inf -Pattern 'SeDeny'</w:t>
+        <w:t xml:space="preserve">ipconfig /renew   # on the VLAN 80 test client</w:t>
       </w:r>
     </w:p>
     <w:p>
@@ -4800,55 +4994,7 @@
           <w:sz w:val="18"/>
           <w:szCs w:val="18"/>
         </w:rPr>
-        <w:t xml:space="preserve">(Get-ADGroup 'SBD Tier 0 Admins').SID.Value   # from an admin seat: this SID must appear on those lines</w:t>
-      </w:r>
-    </w:p>
-    <w:p>
-      <w:pPr>
-        <w:shd w:fill="F1F7FA" w:color="auto" w:val="clear"/>
-        <w:spacing w:after="0" w:before="0" w:line="252" w:lineRule="auto"/>
-        <w:ind w:left="160" w:right="160"/>
-      </w:pPr>
-      <w:r>
-        <w:rPr>
-          <w:rFonts w:ascii="Consolas" w:cs="Consolas" w:eastAsia="Consolas" w:hAnsi="Consolas"/>
-          <w:color w:val="193448"/>
-          <w:sz w:val="18"/>
-          <w:szCs w:val="18"/>
-        </w:rPr>
-        <w:t xml:space="preserve"># Repeat on each seat as its maintenance account, and read who may sign in there.</w:t>
-      </w:r>
-    </w:p>
-    <w:p>
-      <w:pPr>
-        <w:shd w:fill="F1F7FA" w:color="auto" w:val="clear"/>
-        <w:spacing w:after="0" w:before="0" w:line="252" w:lineRule="auto"/>
-        <w:ind w:left="160" w:right="160"/>
-      </w:pPr>
-      <w:r>
-        <w:rPr>
-          <w:rFonts w:ascii="Consolas" w:cs="Consolas" w:eastAsia="Consolas" w:hAnsi="Consolas"/>
-          <w:color w:val="193448"/>
-          <w:sz w:val="18"/>
-          <w:szCs w:val="18"/>
-        </w:rPr>
-        <w:t xml:space="preserve">Select-String -Path C:\Evidence\tiered-admin\user-rights.inf -Pattern 'SeInteractive'</w:t>
-      </w:r>
-    </w:p>
-    <w:p>
-      <w:pPr>
-        <w:shd w:fill="F1F7FA" w:color="auto" w:val="clear"/>
-        <w:spacing w:after="0" w:before="0" w:line="252" w:lineRule="auto"/>
-        <w:ind w:left="160" w:right="160"/>
-      </w:pPr>
-      <w:r>
-        <w:rPr>
-          <w:rFonts w:ascii="Consolas" w:cs="Consolas" w:eastAsia="Consolas" w:hAnsi="Consolas"/>
-          <w:color w:val="193448"/>
-          <w:sz w:val="18"/>
-          <w:szCs w:val="18"/>
-        </w:rPr>
-        <w:t xml:space="preserve"># After the refused Tier 0 sign-in: event 4625 with status 0xC000015B (logon type not granted).</w:t>
+        <w:t xml:space="preserve"># Where a sign-in was refused: last hour's 0xC000015B failures (logon type not granted).</w:t>
       </w:r>
     </w:p>
     <w:p>
@@ -4894,13 +5040,14 @@
           <w:sz w:val="20"/>
           <w:szCs w:val="20"/>
         </w:rPr>
-        <w:t xml:space="preserve">SBD-SUBCA01 and SBD-PKI-MGMT01 sit in the Tier 0 Servers OU and still accept Tier 0 sign-ins; on a Tier 2 test machine the deny rights list the Tier 0 group's SID, and a Tier 0 sign-in there is refused with Security event 4625 (status 0xC000015B); each admin seat lets only its own groups sign in and denies the other tiers — Tier 0 and Tier 1 inside SBD-ADMIN-PC01, Tier 0 and Tier 2 on SBD-ADMIN-SRV01, Tier 1 and Tier 2 on AdminJumpBox01; the exception record holds the console network-logon exception and the seat GPOs' STIG differences; Protected Users contains the Tier 0 admins; and the break-glass and MFA decisions are written.</w:t>
+        <w:t xml:space="preserve">Every in-tier path succeeds, every tested out-of-tier path fails with captured evidence — in both directions across the seat virtual machine's boundary too — and course 1.7's DHCP service and secure registration still work end to end under the full rule set.</w:t>
       </w:r>
     </w:p>
     <w:p>
       <w:pPr>
         <w:pStyle w:val="Heading2"/>
         <w:keepNext/>
+        <w:pageBreakBefore/>
         <w:spacing w:after="100" w:before="200"/>
       </w:pPr>
       <w:r>
@@ -4926,7 +5073,7 @@
           <w:sz w:val="21"/>
           <w:szCs w:val="21"/>
         </w:rPr>
-        <w:t xml:space="preserve">Evidence to keep: Keep the Tier 0 Servers OU move, the logon-rights GPO reports with their links and security filtering, the user-rights exports from the test machine and each seat, the refused sign-in's 4625 event, the exception record entries, the Protected Users membership, and the break-glass and MFA decision records.</w:t>
+        <w:t xml:space="preserve">Evidence to keep: Keep the completed tier matrix with timestamps, the denial captures, the host and guest separation results, and the post-restriction lease and registration proof.</w:t>
       </w:r>
     </w:p>
     <w:tbl>
@@ -5381,7 +5528,7 @@
           <w:sz w:val="21"/>
           <w:szCs w:val="21"/>
         </w:rPr>
-        <w:t xml:space="preserve">What turns the tier rule from policy into enforcement?</w:t>
+        <w:t xml:space="preserve">What pairs make the denial evidence complete?</w:t>
       </w:r>
     </w:p>
     <w:p>
@@ -5473,7 +5620,7 @@
           <w:sz w:val="20"/>
           <w:szCs w:val="20"/>
         </w:rPr>
-        <w:t xml:space="preserve">Tier 0 servers have their own OU, so the deny policies never lock Tier 0 out.  Lower tiers refuse higher-tier credentials by policy, with events to prove it, and each admin seat admits only its own tier; the console network-logon exception is recorded.  Tier 0 accounts sit in Protected Users, backed by the stricter defaults of the newest Windows Server release.  Break-glass and MFA are written decisions, not loose ends.</w:t>
+        <w:t xml:space="preserve">In-tier works, out-of-tier fails — across the seat virtual machine's boundary too — and both are on record.  Addressing and registration survived the restrictions.  Matrix and register reconcile as one assessable story.</w:t>
       </w:r>
     </w:p>
     <w:p>
@@ -5523,7 +5670,7 @@
             <w:szCs w:val="18"/>
             <w:u w:val="single"/>
           </w:rPr>
-          <w:t xml:space="preserve">Microsoft · User Rights Assignment</w:t>
+          <w:t xml:space="preserve">Microsoft · 4625(F): An account failed to log on</w:t>
         </w:r>
       </w:hyperlink>
     </w:p>
@@ -5540,7 +5687,7 @@
             <w:szCs w:val="18"/>
             <w:u w:val="single"/>
           </w:rPr>
-          <w:t xml:space="preserve">Microsoft · Administrative tools and logon types</w:t>
+          <w:t xml:space="preserve">Microsoft · Get-WinEvent</w:t>
         </w:r>
       </w:hyperlink>
     </w:p>
@@ -5557,7 +5704,7 @@
             <w:szCs w:val="18"/>
             <w:u w:val="single"/>
           </w:rPr>
-          <w:t xml:space="preserve">Microsoft · Protected Users security group</w:t>
+          <w:t xml:space="preserve">Microsoft · Configure a firewall for Active Directory domains</w:t>
         </w:r>
       </w:hyperlink>
     </w:p>
@@ -5574,41 +5721,7 @@
             <w:szCs w:val="18"/>
             <w:u w:val="single"/>
           </w:rPr>
-          <w:t xml:space="preserve">Microsoft · secedit /export</w:t>
-        </w:r>
-      </w:hyperlink>
-    </w:p>
-    <w:p>
-      <w:pPr>
-        <w:spacing w:after="60" w:before="0" w:line="288" w:lineRule="auto"/>
-      </w:pPr>
-      <w:hyperlink w:history="1" r:id="rId25">
-        <w:r>
-          <w:rPr>
-            <w:rFonts w:ascii="Arial" w:cs="Arial" w:eastAsia="Arial" w:hAnsi="Arial"/>
-            <w:color w:val="20647C"/>
-            <w:sz w:val="18"/>
-            <w:szCs w:val="18"/>
-            <w:u w:val="single"/>
-          </w:rPr>
-          <w:t xml:space="preserve">Microsoft · 4625(F): An account failed to log on</w:t>
-        </w:r>
-      </w:hyperlink>
-    </w:p>
-    <w:p>
-      <w:pPr>
-        <w:spacing w:after="60" w:before="0" w:line="288" w:lineRule="auto"/>
-      </w:pPr>
-      <w:hyperlink w:history="1" r:id="rIdkyce152j_nmfvzc7yafwj">
-        <w:r>
-          <w:rPr>
-            <w:rFonts w:ascii="Arial" w:cs="Arial" w:eastAsia="Arial" w:hAnsi="Arial"/>
-            <w:color w:val="20647C"/>
-            <w:sz w:val="18"/>
-            <w:szCs w:val="18"/>
-            <w:u w:val="single"/>
-          </w:rPr>
-          <w:t xml:space="preserve">Microsoft · What's new in Windows Server 2025</w:t>
+          <w:t xml:space="preserve">Microsoft · Use local resources on Hyper-V virtual machine with VMConnect</w:t>
         </w:r>
       </w:hyperlink>
     </w:p>
@@ -5630,7 +5743,7 @@
           <w:sz w:val="16"/>
           <w:szCs w:val="16"/>
         </w:rPr>
-        <w:t xml:space="preserve">LESSON 05  /  ABOUT 30 MIN</w:t>
+        <w:t xml:space="preserve">LESSON 05  /  ABOUT 25 MIN</w:t>
       </w:r>
     </w:p>
     <w:p>
@@ -5638,7 +5751,7 @@
         <w:pStyle w:val="Heading1"/>
         <w:spacing w:after="120"/>
       </w:pPr>
-      <w:bookmarkStart w:name="lesson-prove" w:id="7"/>
+      <w:bookmarkStart w:name="lesson-scan" w:id="7"/>
       <w:r>
         <w:rPr>
           <w:rFonts w:ascii="Arial" w:cs="Arial" w:eastAsia="Arial" w:hAnsi="Arial"/>
@@ -5648,7 +5761,7 @@
           <w:sz w:val="40"/>
           <w:szCs w:val="40"/>
         </w:rPr>
-        <w:t xml:space="preserve">Prove the tiers and the addressing</w:t>
+        <w:t xml:space="preserve">Move the scan tools, rescan, and hand off</w:t>
       </w:r>
       <w:bookmarkEnd w:id="7"/>
     </w:p>
@@ -5679,7 +5792,7 @@
           <w:sz w:val="20"/>
           <w:szCs w:val="20"/>
         </w:rPr>
-        <w:t xml:space="preserve">Run the matrix: every tier's administration works from its seat, every cross-tier attempt fails with an event, and the addressing service behaves exactly as registered.</w:t>
+        <w:t xml:space="preserve">Three new seats joined, SBD-DHCP01 changed hands, and the directory's logon policy changed — the cadence fires again. Move the assessment tools off the domain controllers onto the seats, baseline the physical seats, rescan what changed, and hand the next course a network administered only from somewhere safe.</w:t>
       </w:r>
     </w:p>
     <w:p>
@@ -5716,7 +5829,7 @@
           <w:sz w:val="21"/>
           <w:szCs w:val="21"/>
         </w:rPr>
-        <w:t xml:space="preserve">Verify each tier's management path from its designated seat.</w:t>
+        <w:t xml:space="preserve">Move SCC, STIG Viewer, and the evidence from the domain controllers onto the seats, each tier on its own.</w:t>
       </w:r>
     </w:p>
     <w:p>
@@ -5735,7 +5848,7 @@
           <w:sz w:val="21"/>
           <w:szCs w:val="21"/>
         </w:rPr>
-        <w:t xml:space="preserve">Capture the denial evidence for out-of-tier attempts, across the seat virtual machine's boundary too.</w:t>
+        <w:t xml:space="preserve">Baseline the two physical seats and rescan the changed systems.</w:t>
       </w:r>
     </w:p>
     <w:p>
@@ -5754,7 +5867,7 @@
           <w:sz w:val="21"/>
           <w:szCs w:val="21"/>
         </w:rPr>
-        <w:t xml:space="preserve">Re-prove DHCP, relay, and dynamic DNS under the finished rules.</w:t>
+        <w:t xml:space="preserve">Fold the course's decisions into the standing records and write the handoff to course 1.9.</w:t>
       </w:r>
     </w:p>
     <w:p>
@@ -5791,7 +5904,7 @@
           <w:sz w:val="21"/>
           <w:szCs w:val="21"/>
         </w:rPr>
-        <w:t xml:space="preserve">From AdminJumpBox01, manage a DC and SBD-SUBCA01 with a Tier 0 account — the Tier 0 Servers OU kept that access; from SBD-ADMIN-SRV01, manage SBD-DHCP01 with a Tier 1 account; from the SBD-ADMIN-PC01 virtual machine, opened from the host by a Tier 1 account without administrator rights there, manage the VLAN 80 test client with a Tier 2 account. Record each success with its session details, including the target's Security event 4624 (and 4672, which marks a logon that received special privileges).</w:t>
+        <w:t xml:space="preserve">Move the assessment tools onto the seats, the last step of course 1.4's convention. Install SCC and STIG Viewer on AdminJumpBox01 from the course 1.4 media set, checked against connected-side-hashes.csv and at the same versions, and copy C:\Evidence from SBD-DC01 — the baseline and hardening folders, course 1.6's pki folder, and the course 1.7 Tier 0 folders, their manifests, and the exception record; once every set matches its manifest, remove SCC from both controllers and STIG Viewer from SBD-DC01, and retire the controllers' copy of the evidence. Each tier then assesses its own systems from its own seat: SBD-ADMIN-SRV01 gets its own copy of the tools and course 1.7's C:\Evidence\dhcp, and scans member servers locally in Tier 1 sessions, because A02 carries remote desktop and remote management, not the file-sharing and RPC ports SCC's remote scans use; SBD-ADMIN-PC01 gets its own copy in course 1.13, before the fleet's first scans.</w:t>
       </w:r>
     </w:p>
     <w:p>
@@ -5810,7 +5923,7 @@
           <w:sz w:val="21"/>
           <w:szCs w:val="21"/>
         </w:rPr>
-        <w:t xml:space="preserve">Attempt the forbidden combinations — Tier 0 credentials at the test client, a Tier 1 account inside the SBD-ADMIN-PC01 virtual machine, a Tier 2 account on its host, a session from VLAN 80 toward VLAN 60 — and capture both the refusal the user sees and the record the infrastructure writes: Security event 4625 with status 0xC000015B on the system that refused each sign-in, and the router's deny-log entry for the VLAN 80 session.</w:t>
+        <w:t xml:space="preserve">Run first baselines on the two physical seats with the standard benchmark and tool versions — SBD-ADMIN-PC01's waits for its own SCC copy in course 1.13, with lesson 2's gpresult and host and guest settings as its record until then — and rescan what this course changed: SBD-SUBCA01 and SBD-PKI-MGMT01, whose move to the Tier 0 Servers OU should leave their hardening intact; SBD-DHCP01, whose administrators and logon rights now come from the tier GPOs; and both domain controllers from AdminJumpBox01, whose firewall rules lesson 2 scoped and whose results also show the moved tools reproduce course 1.5's. Complete SBD-DHCP01's STIG Viewer checklist on SBD-ADMIN-SRV01 with the manual answers course 1.7 left open.</w:t>
       </w:r>
     </w:p>
     <w:p>
@@ -5829,7 +5942,7 @@
           <w:sz w:val="21"/>
           <w:szCs w:val="21"/>
         </w:rPr>
-        <w:t xml:space="preserve">Prove the virtual machine and its host stay apart: remote management attempts between SBD-ADMIN-PC01 and SBD-ADMIN-SRV01 fail in both directions at the target's firewall (they share VLAN 60, so no router sees them), and the console opens as a basic session, with no clipboard or drive sharing.</w:t>
+        <w:t xml:space="preserve">Add this course's rows to the living records: the deny-logon, local Administrators, and Protected Users decisions into the exception record where they interact with STIG values, beside lesson 3's console network-logon exception, and the new permit and deny rows into the register with owners. The exception record stays one record, kept on AdminJumpBox01 by its owner, who adds the rows that Tier 1 and Tier 2 work sends in.</w:t>
       </w:r>
     </w:p>
     <w:p>
@@ -5848,7 +5961,7 @@
           <w:sz w:val="21"/>
           <w:szCs w:val="21"/>
         </w:rPr>
-        <w:t xml:space="preserve">Renew the test client's lease and confirm options, registration, and the relay still behave with all restrictions active; the control plane must not have broken the service plane.</w:t>
+        <w:t xml:space="preserve">Confirm the admin hosts appear in course 1.5's quarterly cadence; privileged seats are rescanned first from now on, not last.</w:t>
       </w:r>
     </w:p>
     <w:p>
@@ -5867,7 +5980,7 @@
           <w:sz w:val="21"/>
           <w:szCs w:val="21"/>
         </w:rPr>
-        <w:t xml:space="preserve">Reconcile the tier access matrix against what you just proved and file it with the register — the two documents together are the admin plane's assessable record.</w:t>
+        <w:t xml:space="preserve">Write the handoff: administration now has a home, so course 1.9 can build SBD-REPO01 administered over SSH from SBD-ADMIN-SRV01 alone, and the logging courses (1.10–1.12) can require that collectors, the archive, and SIEM consoles are managed only from VLAN 60 — with the DC-facing scopes from the Tier 0 seat and audit retention under the custodian's separate accounts. Say so explicitly for course 1.9 and the courses after it.</w:t>
       </w:r>
     </w:p>
     <w:p>
@@ -5901,7 +6014,7 @@
           <w:sz w:val="18"/>
           <w:szCs w:val="18"/>
         </w:rPr>
-        <w:t xml:space="preserve">Enter-PSSession SBD-DHCP01.sbd.test   # from SBD-ADMIN-SRV01, Tier 1 account</w:t>
+        <w:t xml:space="preserve"># On AdminJumpBox01 (Tier 0): carry the evidence over; no output means a set matches its manifest</w:t>
       </w:r>
     </w:p>
     <w:p>
@@ -5917,7 +6030,7 @@
           <w:sz w:val="18"/>
           <w:szCs w:val="18"/>
         </w:rPr>
-        <w:t xml:space="preserve">vmconnect.exe localhost SBD-ADMIN-PC01   # same account, not elevated: the console opens</w:t>
+        <w:t xml:space="preserve">Copy-Item \\SBD-DC01\C$\Evidence -Destination C:\ -Recurse</w:t>
       </w:r>
     </w:p>
     <w:p>
@@ -5933,7 +6046,7 @@
           <w:sz w:val="18"/>
           <w:szCs w:val="18"/>
         </w:rPr>
-        <w:t xml:space="preserve">Test-NetConnection SBD-ADMIN-SRV01.sbd.test -Port 5985   # from the guest: must fail</w:t>
+        <w:t xml:space="preserve">'baseline', 'hardened', 'pki', 'dhcp' | ForEach-Object { Compare-Object (Import-Csv "C:\Evidence\$_-manifest.csv").Hash (Get-ChildItem "C:\Evidence\$_" -Recurse -File | Get-FileHash -Algorithm SHA256).Hash }</w:t>
       </w:r>
     </w:p>
     <w:p>
@@ -5949,7 +6062,7 @@
           <w:sz w:val="18"/>
           <w:szCs w:val="18"/>
         </w:rPr>
-        <w:t xml:space="preserve">Test-NetConnection SBD-ADMIN-PC01.sbd.test -Port 5985   # from the host: must fail</w:t>
+        <w:t xml:space="preserve">Invoke-Command SBD-DC01, SBD-DC02 { Test-Path 'C:\Program Files*\SCAP Compliance Checker*' }   # False once SCC is removed</w:t>
       </w:r>
     </w:p>
     <w:p>
@@ -5965,7 +6078,7 @@
           <w:sz w:val="18"/>
           <w:szCs w:val="18"/>
         </w:rPr>
-        <w:t xml:space="preserve">ipconfig /renew   # on the VLAN 80 test client</w:t>
+        <w:t xml:space="preserve"># On SBD-ADMIN-SRV01 (Tier 1): course 1.7's server record, checked the same way</w:t>
       </w:r>
     </w:p>
     <w:p>
@@ -5981,7 +6094,71 @@
           <w:sz w:val="18"/>
           <w:szCs w:val="18"/>
         </w:rPr>
-        <w:t xml:space="preserve"># Where a sign-in was refused: last hour's 0xC000015B failures (logon type not granted).</w:t>
+        <w:t xml:space="preserve">$s = New-PSSession SBD-DHCP01.sbd.test</w:t>
+      </w:r>
+    </w:p>
+    <w:p>
+      <w:pPr>
+        <w:shd w:fill="F1F7FA" w:color="auto" w:val="clear"/>
+        <w:spacing w:after="0" w:before="0" w:line="252" w:lineRule="auto"/>
+        <w:ind w:left="160" w:right="160"/>
+      </w:pPr>
+      <w:r>
+        <w:rPr>
+          <w:rFonts w:ascii="Consolas" w:cs="Consolas" w:eastAsia="Consolas" w:hAnsi="Consolas"/>
+          <w:color w:val="193448"/>
+          <w:sz w:val="18"/>
+          <w:szCs w:val="18"/>
+        </w:rPr>
+        <w:t xml:space="preserve">Copy-Item C:\Evidence\dhcp, C:\Evidence\dhcp-manifest.csv -FromSession $s -Destination C:\Evidence\ -Recurse</w:t>
+      </w:r>
+    </w:p>
+    <w:p>
+      <w:pPr>
+        <w:shd w:fill="F1F7FA" w:color="auto" w:val="clear"/>
+        <w:spacing w:after="0" w:before="0" w:line="252" w:lineRule="auto"/>
+        <w:ind w:left="160" w:right="160"/>
+      </w:pPr>
+      <w:r>
+        <w:rPr>
+          <w:rFonts w:ascii="Consolas" w:cs="Consolas" w:eastAsia="Consolas" w:hAnsi="Consolas"/>
+          <w:color w:val="193448"/>
+          <w:sz w:val="18"/>
+          <w:szCs w:val="18"/>
+        </w:rPr>
+        <w:t xml:space="preserve">Compare-Object (Import-Csv C:\Evidence\dhcp-manifest.csv).Hash (Get-ChildItem C:\Evidence\dhcp -Recurse -File | Get-FileHash -Algorithm SHA256).Hash</w:t>
+      </w:r>
+    </w:p>
+    <w:p>
+      <w:pPr>
+        <w:shd w:fill="F1F7FA" w:color="auto" w:val="clear"/>
+        <w:spacing w:after="0" w:before="0" w:line="252" w:lineRule="auto"/>
+        <w:ind w:left="160" w:right="160"/>
+      </w:pPr>
+      <w:r>
+        <w:rPr>
+          <w:rFonts w:ascii="Consolas" w:cs="Consolas" w:eastAsia="Consolas" w:hAnsi="Consolas"/>
+          <w:color w:val="193448"/>
+          <w:sz w:val="18"/>
+          <w:szCs w:val="18"/>
+        </w:rPr>
+        <w:t xml:space="preserve"># On each seat, after its scans: this course's evidence, hashed</w:t>
+      </w:r>
+    </w:p>
+    <w:p>
+      <w:pPr>
+        <w:shd w:fill="F1F7FA" w:color="auto" w:val="clear"/>
+        <w:spacing w:after="0" w:before="0" w:line="252" w:lineRule="auto"/>
+        <w:ind w:left="160" w:right="160"/>
+      </w:pPr>
+      <w:r>
+        <w:rPr>
+          <w:rFonts w:ascii="Consolas" w:cs="Consolas" w:eastAsia="Consolas" w:hAnsi="Consolas"/>
+          <w:color w:val="193448"/>
+          <w:sz w:val="18"/>
+          <w:szCs w:val="18"/>
+        </w:rPr>
+        <w:t xml:space="preserve">Get-ChildItem C:\Evidence\tiered-admin -Recurse | Select-Object Name, LastWriteTime</w:t>
       </w:r>
     </w:p>
     <w:p>
@@ -5997,7 +6174,7 @@
           <w:sz w:val="18"/>
           <w:szCs w:val="18"/>
         </w:rPr>
-        <w:t xml:space="preserve">Get-WinEvent -FilterHashtable @{LogName='Security'; Id=4625; StartTime=(Get-Date).AddHours(-1)} | Where-Object Message -match '0xC000015B' | Select-Object TimeCreated, Id</w:t>
+        <w:t xml:space="preserve">Get-FileHash -Algorithm SHA256 C:\Evidence\tiered-admin\*</w:t>
       </w:r>
     </w:p>
     <w:p>
@@ -6027,14 +6204,13 @@
           <w:sz w:val="20"/>
           <w:szCs w:val="20"/>
         </w:rPr>
-        <w:t xml:space="preserve">Every in-tier path succeeds, every tested out-of-tier path fails with captured evidence — in both directions across the seat virtual machine's boundary too — and DHCP with dynamic DNS still works end to end under the full rule set.</w:t>
+        <w:t xml:space="preserve">SCC and STIG Viewer run from AdminJumpBox01 and are gone from the controllers, every moved evidence set matches its manifest, and each seat has its tier's tools; first baselines for the two physical seats and rescans of SBD-SUBCA01, SBD-PKI-MGMT01, SBD-DHCP01, and both domain controllers are filed with attributed deltas; SBD-DHCP01's checklist is complete; the exception record and register carry the new rows; and the handoff names the management constraint for course 1.9 and the logging courses.</w:t>
       </w:r>
     </w:p>
     <w:p>
       <w:pPr>
         <w:pStyle w:val="Heading2"/>
         <w:keepNext/>
-        <w:pageBreakBefore/>
         <w:spacing w:after="100" w:before="200"/>
       </w:pPr>
       <w:r>
@@ -6060,7 +6236,7 @@
           <w:sz w:val="21"/>
           <w:szCs w:val="21"/>
         </w:rPr>
-        <w:t xml:space="preserve">Evidence to keep: Keep the completed tier matrix with timestamps, the denial captures, the host and guest separation results, and the post-restriction lease and registration proof.</w:t>
+        <w:t xml:space="preserve">Evidence to keep: Finish the checklist: the tool and evidence moves with their hash comparisons, the scan set, the updated records, the tier matrix, and the handoff note.</w:t>
       </w:r>
     </w:p>
     <w:tbl>
@@ -6515,7 +6691,7 @@
           <w:sz w:val="21"/>
           <w:szCs w:val="21"/>
         </w:rPr>
-        <w:t xml:space="preserve">What pairs make the denial evidence complete?</w:t>
+        <w:t xml:space="preserve">Which systems are rescanned, not baselined, this time?</w:t>
       </w:r>
     </w:p>
     <w:p>
@@ -6607,7 +6783,7 @@
           <w:sz w:val="20"/>
           <w:szCs w:val="20"/>
         </w:rPr>
-        <w:t xml:space="preserve">In-tier works, out-of-tier fails — across the seat virtual machine's boundary too — and both are on record.  Addressing and registration survived the restrictions.  Matrix and register reconcile as one assessable story.</w:t>
+        <w:t xml:space="preserve">The assessment tools and the evidence moved onto the seats, one tier per seat.  Baselines, rescans, and attributed deltas are on file, and the records absorbed the course's decisions.  Course 1.9 inherits a network administered only from VLAN 60.</w:t>
       </w:r>
     </w:p>
     <w:p>
@@ -6623,7 +6799,7 @@
             <w:szCs w:val="18"/>
             <w:u w:val="single"/>
           </w:rPr>
-          <w:t xml:space="preserve">Microsoft · Privileged access workstations and the access model</w:t>
+          <w:t xml:space="preserve">DISA · Security Content Automation Protocol (SCC and SCAP benchmarks)</w:t>
         </w:r>
       </w:hyperlink>
     </w:p>
@@ -6640,7 +6816,7 @@
             <w:szCs w:val="18"/>
             <w:u w:val="single"/>
           </w:rPr>
-          <w:t xml:space="preserve">DISA · STIGs Document Library (Windows PAW STIG)</w:t>
+          <w:t xml:space="preserve">DISA · SRG/STIG tools (STIG Viewer)</w:t>
         </w:r>
       </w:hyperlink>
     </w:p>
@@ -6649,972 +6825,6 @@
         <w:spacing w:after="60" w:before="0" w:line="288" w:lineRule="auto"/>
       </w:pPr>
       <w:hyperlink w:history="1" r:id="rId15">
-        <w:r>
-          <w:rPr>
-            <w:rFonts w:ascii="Arial" w:cs="Arial" w:eastAsia="Arial" w:hAnsi="Arial"/>
-            <w:color w:val="20647C"/>
-            <w:sz w:val="18"/>
-            <w:szCs w:val="18"/>
-            <w:u w:val="single"/>
-          </w:rPr>
-          <w:t xml:space="preserve">Microsoft · 4625(F): An account failed to log on</w:t>
-        </w:r>
-      </w:hyperlink>
-    </w:p>
-    <w:p>
-      <w:pPr>
-        <w:spacing w:after="60" w:before="0" w:line="288" w:lineRule="auto"/>
-      </w:pPr>
-      <w:hyperlink w:history="1" r:id="rId26">
-        <w:r>
-          <w:rPr>
-            <w:rFonts w:ascii="Arial" w:cs="Arial" w:eastAsia="Arial" w:hAnsi="Arial"/>
-            <w:color w:val="20647C"/>
-            <w:sz w:val="18"/>
-            <w:szCs w:val="18"/>
-            <w:u w:val="single"/>
-          </w:rPr>
-          <w:t xml:space="preserve">Microsoft · Get-WinEvent</w:t>
-        </w:r>
-      </w:hyperlink>
-    </w:p>
-    <w:p>
-      <w:pPr>
-        <w:spacing w:after="60" w:before="0" w:line="288" w:lineRule="auto"/>
-      </w:pPr>
-      <w:hyperlink w:history="1" r:id="rId_7gu1no5mbchg7p_pjxo9">
-        <w:r>
-          <w:rPr>
-            <w:rFonts w:ascii="Arial" w:cs="Arial" w:eastAsia="Arial" w:hAnsi="Arial"/>
-            <w:color w:val="20647C"/>
-            <w:sz w:val="18"/>
-            <w:szCs w:val="18"/>
-            <w:u w:val="single"/>
-          </w:rPr>
-          <w:t xml:space="preserve">Microsoft · Configure a firewall for Active Directory domains</w:t>
-        </w:r>
-      </w:hyperlink>
-    </w:p>
-    <w:p>
-      <w:pPr>
-        <w:spacing w:after="60" w:before="0" w:line="288" w:lineRule="auto"/>
-      </w:pPr>
-      <w:hyperlink w:history="1" r:id="rId28">
-        <w:r>
-          <w:rPr>
-            <w:rFonts w:ascii="Arial" w:cs="Arial" w:eastAsia="Arial" w:hAnsi="Arial"/>
-            <w:color w:val="20647C"/>
-            <w:sz w:val="18"/>
-            <w:szCs w:val="18"/>
-            <w:u w:val="single"/>
-          </w:rPr>
-          <w:t xml:space="preserve">Microsoft · Use local resources on Hyper-V virtual machine with VMConnect</w:t>
-        </w:r>
-      </w:hyperlink>
-    </w:p>
-    <w:p>
-      <w:r>
-        <w:br w:type="page"/>
-      </w:r>
-    </w:p>
-    <w:p>
-      <w:pPr>
-        <w:spacing w:after="80" w:before="0" w:line="288" w:lineRule="auto"/>
-      </w:pPr>
-      <w:r>
-        <w:rPr>
-          <w:rFonts w:ascii="Arial" w:cs="Arial" w:eastAsia="Arial" w:hAnsi="Arial"/>
-          <w:b/>
-          <w:bCs/>
-          <w:color w:val="20647C"/>
-          <w:sz w:val="16"/>
-          <w:szCs w:val="16"/>
-        </w:rPr>
-        <w:t xml:space="preserve">LESSON 06  /  ABOUT 20 MIN</w:t>
-      </w:r>
-    </w:p>
-    <w:p>
-      <w:pPr>
-        <w:pStyle w:val="Heading1"/>
-        <w:spacing w:after="120"/>
-      </w:pPr>
-      <w:bookmarkStart w:name="lesson-scan" w:id="8"/>
-      <w:r>
-        <w:rPr>
-          <w:rFonts w:ascii="Arial" w:cs="Arial" w:eastAsia="Arial" w:hAnsi="Arial"/>
-          <w:b/>
-          <w:bCs/>
-          <w:color w:val="193448"/>
-          <w:sz w:val="40"/>
-          <w:szCs w:val="40"/>
-        </w:rPr>
-        <w:t xml:space="preserve">Delta scan and hand off</w:t>
-      </w:r>
-      <w:bookmarkEnd w:id="8"/>
-    </w:p>
-    <w:p>
-      <w:pPr>
-        <w:pBdr>
-          <w:left w:val="single" w:color="20647C" w:sz="18" w:space="8"/>
-        </w:pBdr>
-        <w:shd w:fill="F1F7FA" w:color="auto" w:val="clear"/>
-        <w:spacing w:after="160" w:before="120" w:line="288" w:lineRule="auto"/>
-        <w:ind w:left="160" w:right="160"/>
-      </w:pPr>
-      <w:r>
-        <w:rPr>
-          <w:rFonts w:ascii="Arial" w:cs="Arial" w:eastAsia="Arial" w:hAnsi="Arial"/>
-          <w:b/>
-          <w:bCs/>
-          <w:color w:val="20647C"/>
-          <w:sz w:val="17"/>
-          <w:szCs w:val="17"/>
-        </w:rPr>
-        <w:t xml:space="preserve">WHY THIS MATTERS  </w:t>
-      </w:r>
-      <w:r>
-        <w:rPr>
-          <w:rFonts w:ascii="Arial" w:cs="Arial" w:eastAsia="Arial" w:hAnsi="Arial"/>
-          <w:color w:val="193448"/>
-          <w:sz w:val="20"/>
-          <w:szCs w:val="20"/>
-        </w:rPr>
-        <w:t xml:space="preserve">Four new systems joined and the directory's logon policy changed — the cadence fires again. Baseline the newcomers, rescan what changed, and hand the next course a network that can finally be watched from somewhere safe.</w:t>
-      </w:r>
-    </w:p>
-    <w:p>
-      <w:pPr>
-        <w:pStyle w:val="Heading2"/>
-        <w:keepNext/>
-        <w:spacing w:after="100" w:before="200"/>
-      </w:pPr>
-      <w:r>
-        <w:rPr>
-          <w:rFonts w:ascii="Arial" w:cs="Arial" w:eastAsia="Arial" w:hAnsi="Arial"/>
-          <w:b/>
-          <w:bCs/>
-          <w:color w:val="193448"/>
-          <w:sz w:val="26"/>
-          <w:szCs w:val="26"/>
-        </w:rPr>
-        <w:t xml:space="preserve">In this lesson you will</w:t>
-      </w:r>
-    </w:p>
-    <w:p>
-      <w:pPr>
-        <w:pStyle w:val="ListParagraph"/>
-        <w:numPr>
-          <w:ilvl w:val="0"/>
-          <w:numId w:val="3"/>
-        </w:numPr>
-        <w:spacing w:after="120" w:before="0" w:line="288" w:lineRule="auto"/>
-      </w:pPr>
-      <w:r>
-        <w:rPr>
-          <w:rFonts w:ascii="Arial" w:cs="Arial" w:eastAsia="Arial" w:hAnsi="Arial"/>
-          <w:color w:val="526B7E"/>
-          <w:sz w:val="21"/>
-          <w:szCs w:val="21"/>
-        </w:rPr>
-        <w:t xml:space="preserve">Baseline the four new systems and rescan the changed ones.</w:t>
-      </w:r>
-    </w:p>
-    <w:p>
-      <w:pPr>
-        <w:pStyle w:val="ListParagraph"/>
-        <w:numPr>
-          <w:ilvl w:val="0"/>
-          <w:numId w:val="3"/>
-        </w:numPr>
-        <w:spacing w:after="120" w:before="0" w:line="288" w:lineRule="auto"/>
-      </w:pPr>
-      <w:r>
-        <w:rPr>
-          <w:rFonts w:ascii="Arial" w:cs="Arial" w:eastAsia="Arial" w:hAnsi="Arial"/>
-          <w:color w:val="526B7E"/>
-          <w:sz w:val="21"/>
-          <w:szCs w:val="21"/>
-        </w:rPr>
-        <w:t xml:space="preserve">Fold the course's decisions into the standing records.</w:t>
-      </w:r>
-    </w:p>
-    <w:p>
-      <w:pPr>
-        <w:pStyle w:val="ListParagraph"/>
-        <w:numPr>
-          <w:ilvl w:val="0"/>
-          <w:numId w:val="3"/>
-        </w:numPr>
-        <w:spacing w:after="120" w:before="0" w:line="288" w:lineRule="auto"/>
-      </w:pPr>
-      <w:r>
-        <w:rPr>
-          <w:rFonts w:ascii="Arial" w:cs="Arial" w:eastAsia="Arial" w:hAnsi="Arial"/>
-          <w:color w:val="526B7E"/>
-          <w:sz w:val="21"/>
-          <w:szCs w:val="21"/>
-        </w:rPr>
-        <w:t xml:space="preserve">Write the handoff course 1.6 builds on.</w:t>
-      </w:r>
-    </w:p>
-    <w:p>
-      <w:pPr>
-        <w:pStyle w:val="Heading2"/>
-        <w:keepNext/>
-        <w:spacing w:after="100" w:before="200"/>
-      </w:pPr>
-      <w:r>
-        <w:rPr>
-          <w:rFonts w:ascii="Arial" w:cs="Arial" w:eastAsia="Arial" w:hAnsi="Arial"/>
-          <w:b/>
-          <w:bCs/>
-          <w:color w:val="193448"/>
-          <w:sz w:val="26"/>
-          <w:szCs w:val="26"/>
-        </w:rPr>
-        <w:t xml:space="preserve">Follow the build</w:t>
-      </w:r>
-    </w:p>
-    <w:p>
-      <w:pPr>
-        <w:pStyle w:val="ListParagraph"/>
-        <w:numPr>
-          <w:ilvl w:val="0"/>
-          <w:numId w:val="9"/>
-        </w:numPr>
-        <w:spacing w:after="120" w:before="0" w:line="288" w:lineRule="auto"/>
-      </w:pPr>
-      <w:r>
-        <w:rPr>
-          <w:rFonts w:ascii="Arial" w:cs="Arial" w:eastAsia="Arial" w:hAnsi="Arial"/>
-          <w:color w:val="526B7E"/>
-          <w:sz w:val="21"/>
-          <w:szCs w:val="21"/>
-        </w:rPr>
-        <w:t xml:space="preserve">Run first baselines on SBD-DHCP01, the two physical seats, and the SBD-ADMIN-PC01 virtual machine with the standard benchmark and tool versions — the Windows client benchmark inside the virtual machine — and rescan SBD-SUBCA01 and SBD-PKI-MGMT01: the move to the Tier 0 Servers OU is their change, and the rescan should show their hardening intact.</w:t>
-      </w:r>
-    </w:p>
-    <w:p>
-      <w:pPr>
-        <w:pStyle w:val="ListParagraph"/>
-        <w:numPr>
-          <w:ilvl w:val="0"/>
-          <w:numId w:val="9"/>
-        </w:numPr>
-        <w:spacing w:after="120" w:before="0" w:line="288" w:lineRule="auto"/>
-      </w:pPr>
-      <w:r>
-        <w:rPr>
-          <w:rFonts w:ascii="Arial" w:cs="Arial" w:eastAsia="Arial" w:hAnsi="Arial"/>
-          <w:color w:val="526B7E"/>
-          <w:sz w:val="21"/>
-          <w:szCs w:val="21"/>
-        </w:rPr>
-        <w:t xml:space="preserve">Add this course's rows to the living records: the deny-logon and Protected Users decisions into the exception record where they interact with STIG values, beside lesson 4's console network-logon exception, and the new permit and deny rows into the register with owners.</w:t>
-      </w:r>
-    </w:p>
-    <w:p>
-      <w:pPr>
-        <w:pStyle w:val="ListParagraph"/>
-        <w:numPr>
-          <w:ilvl w:val="0"/>
-          <w:numId w:val="9"/>
-        </w:numPr>
-        <w:spacing w:after="120" w:before="0" w:line="288" w:lineRule="auto"/>
-      </w:pPr>
-      <w:r>
-        <w:rPr>
-          <w:rFonts w:ascii="Arial" w:cs="Arial" w:eastAsia="Arial" w:hAnsi="Arial"/>
-          <w:color w:val="526B7E"/>
-          <w:sz w:val="21"/>
-          <w:szCs w:val="21"/>
-        </w:rPr>
-        <w:t xml:space="preserve">Confirm the admin hosts appear in the hardening course's quarterly cadence; privileged seats are rescanned first from now on, not last.</w:t>
-      </w:r>
-    </w:p>
-    <w:p>
-      <w:pPr>
-        <w:pStyle w:val="ListParagraph"/>
-        <w:numPr>
-          <w:ilvl w:val="0"/>
-          <w:numId w:val="9"/>
-        </w:numPr>
-        <w:spacing w:after="120" w:before="0" w:line="288" w:lineRule="auto"/>
-      </w:pPr>
-      <w:r>
-        <w:rPr>
-          <w:rFonts w:ascii="Arial" w:cs="Arial" w:eastAsia="Arial" w:hAnsi="Arial"/>
-          <w:color w:val="526B7E"/>
-          <w:sz w:val="21"/>
-          <w:szCs w:val="21"/>
-        </w:rPr>
-        <w:t xml:space="preserve">Write the handoff: administration now has a home, which means the logging course can require that SIEM consoles and collectors are managed only from VLAN 60 — with the DC-facing scopes from the Tier 0 seat and audit retention under the custodian's separate accounts — say so explicitly for course 1.6.</w:t>
-      </w:r>
-    </w:p>
-    <w:p>
-      <w:pPr>
-        <w:pStyle w:val="Heading2"/>
-        <w:keepNext/>
-        <w:spacing w:after="100" w:before="200"/>
-      </w:pPr>
-      <w:r>
-        <w:rPr>
-          <w:rFonts w:ascii="Arial" w:cs="Arial" w:eastAsia="Arial" w:hAnsi="Arial"/>
-          <w:b/>
-          <w:bCs/>
-          <w:color w:val="193448"/>
-          <w:sz w:val="26"/>
-          <w:szCs w:val="26"/>
-        </w:rPr>
-        <w:t xml:space="preserve">Check your result</w:t>
-      </w:r>
-    </w:p>
-    <w:p>
-      <w:pPr>
-        <w:shd w:fill="F1F7FA" w:color="auto" w:val="clear"/>
-        <w:spacing w:after="0" w:before="0" w:line="252" w:lineRule="auto"/>
-        <w:ind w:left="160" w:right="160"/>
-      </w:pPr>
-      <w:r>
-        <w:rPr>
-          <w:rFonts w:ascii="Consolas" w:cs="Consolas" w:eastAsia="Consolas" w:hAnsi="Consolas"/>
-          <w:color w:val="193448"/>
-          <w:sz w:val="18"/>
-          <w:szCs w:val="18"/>
-        </w:rPr>
-        <w:t xml:space="preserve">Get-ChildItem C:\Evidence\tiered-admin -Recurse | Select-Object Name, LastWriteTime</w:t>
-      </w:r>
-    </w:p>
-    <w:p>
-      <w:pPr>
-        <w:shd w:fill="F1F7FA" w:color="auto" w:val="clear"/>
-        <w:spacing w:after="160" w:before="0" w:line="252" w:lineRule="auto"/>
-        <w:ind w:left="160" w:right="160"/>
-      </w:pPr>
-      <w:r>
-        <w:rPr>
-          <w:rFonts w:ascii="Consolas" w:cs="Consolas" w:eastAsia="Consolas" w:hAnsi="Consolas"/>
-          <w:color w:val="193448"/>
-          <w:sz w:val="18"/>
-          <w:szCs w:val="18"/>
-        </w:rPr>
-        <w:t xml:space="preserve">Get-FileHash -Algorithm SHA256 C:\Evidence\tiered-admin\*</w:t>
-      </w:r>
-    </w:p>
-    <w:p>
-      <w:pPr>
-        <w:pBdr>
-          <w:left w:val="single" w:color="20647C" w:sz="18" w:space="8"/>
-        </w:pBdr>
-        <w:shd w:fill="F1F7FA" w:color="auto" w:val="clear"/>
-        <w:spacing w:after="160" w:before="120" w:line="288" w:lineRule="auto"/>
-        <w:ind w:left="160" w:right="160"/>
-      </w:pPr>
-      <w:r>
-        <w:rPr>
-          <w:rFonts w:ascii="Arial" w:cs="Arial" w:eastAsia="Arial" w:hAnsi="Arial"/>
-          <w:b/>
-          <w:bCs/>
-          <w:color w:val="20647C"/>
-          <w:sz w:val="17"/>
-          <w:szCs w:val="17"/>
-        </w:rPr>
-        <w:t xml:space="preserve">WHAT SUCCESS LOOKS LIKE  </w:t>
-      </w:r>
-      <w:r>
-        <w:rPr>
-          <w:rFonts w:ascii="Arial" w:cs="Arial" w:eastAsia="Arial" w:hAnsi="Arial"/>
-          <w:color w:val="193448"/>
-          <w:sz w:val="20"/>
-          <w:szCs w:val="20"/>
-        </w:rPr>
-        <w:t xml:space="preserve">Four baselines and the Tier 0 server rescans are filed with attributed deltas, the exception record and register carry the new rows, and the handoff names the logging course's management constraint.</w:t>
-      </w:r>
-    </w:p>
-    <w:p>
-      <w:pPr>
-        <w:pStyle w:val="Heading2"/>
-        <w:keepNext/>
-        <w:spacing w:after="100" w:before="200"/>
-      </w:pPr>
-      <w:r>
-        <w:rPr>
-          <w:rFonts w:ascii="Arial" w:cs="Arial" w:eastAsia="Arial" w:hAnsi="Arial"/>
-          <w:b/>
-          <w:bCs/>
-          <w:color w:val="193448"/>
-          <w:sz w:val="26"/>
-          <w:szCs w:val="26"/>
-        </w:rPr>
-        <w:t xml:space="preserve">Your record</w:t>
-      </w:r>
-    </w:p>
-    <w:p>
-      <w:pPr>
-        <w:spacing w:after="160" w:before="0" w:line="288" w:lineRule="auto"/>
-      </w:pPr>
-      <w:r>
-        <w:rPr>
-          <w:rFonts w:ascii="Arial" w:cs="Arial" w:eastAsia="Arial" w:hAnsi="Arial"/>
-          <w:color w:val="526B7E"/>
-          <w:sz w:val="21"/>
-          <w:szCs w:val="21"/>
-        </w:rPr>
-        <w:t xml:space="preserve">Evidence to keep: Finish the checklist: scan set, updated records, the tier matrix, and the handoff note.</w:t>
-      </w:r>
-    </w:p>
-    <w:tbl>
-      <w:tblPr>
-        <w:tblW w:type="dxa" w:w="9360"/>
-        <w:tblBorders>
-          <w:top w:val="single" w:color="C7D9E2" w:sz="4"/>
-          <w:left w:val="single" w:color="C7D9E2" w:sz="4"/>
-          <w:bottom w:val="single" w:color="C7D9E2" w:sz="4"/>
-          <w:right w:val="single" w:color="C7D9E2" w:sz="4"/>
-          <w:insideH w:val="single" w:color="C7D9E2" w:sz="4"/>
-          <w:insideV w:val="single" w:color="C7D9E2" w:sz="4"/>
-        </w:tblBorders>
-      </w:tblPr>
-      <w:tblGrid>
-        <w:gridCol w:w="3000"/>
-        <w:gridCol w:w="6360"/>
-      </w:tblGrid>
-      <w:tr>
-        <w:trPr>
-          <w:tblHeader/>
-        </w:trPr>
-        <w:tc>
-          <w:tcPr>
-            <w:tcW w:type="dxa" w:w="3000"/>
-            <w:shd w:fill="F1F7FA" w:color="auto" w:val="clear"/>
-            <w:tcMar>
-              <w:top w:type="dxa" w:w="90"/>
-              <w:left w:type="dxa" w:w="120"/>
-              <w:bottom w:type="dxa" w:w="90"/>
-              <w:right w:type="dxa" w:w="120"/>
-            </w:tcMar>
-          </w:tcPr>
-          <w:p>
-            <w:pPr>
-              <w:spacing w:after="0" w:before="0" w:line="288" w:lineRule="auto"/>
-            </w:pPr>
-            <w:r>
-              <w:rPr>
-                <w:rFonts w:ascii="Arial" w:cs="Arial" w:eastAsia="Arial" w:hAnsi="Arial"/>
-                <w:b/>
-                <w:bCs/>
-                <w:color w:val="20647C"/>
-                <w:sz w:val="16"/>
-                <w:szCs w:val="16"/>
-              </w:rPr>
-              <w:t xml:space="preserve">RECORD</w:t>
-            </w:r>
-          </w:p>
-        </w:tc>
-        <w:tc>
-          <w:tcPr>
-            <w:tcW w:type="dxa" w:w="6360"/>
-            <w:shd w:fill="F1F7FA" w:color="auto" w:val="clear"/>
-            <w:tcMar>
-              <w:top w:type="dxa" w:w="90"/>
-              <w:left w:type="dxa" w:w="120"/>
-              <w:bottom w:type="dxa" w:w="90"/>
-              <w:right w:type="dxa" w:w="120"/>
-            </w:tcMar>
-          </w:tcPr>
-          <w:p>
-            <w:pPr>
-              <w:spacing w:after="0" w:before="0" w:line="288" w:lineRule="auto"/>
-            </w:pPr>
-            <w:r>
-              <w:rPr>
-                <w:rFonts w:ascii="Arial" w:cs="Arial" w:eastAsia="Arial" w:hAnsi="Arial"/>
-                <w:b/>
-                <w:bCs/>
-                <w:color w:val="20647C"/>
-                <w:sz w:val="16"/>
-                <w:szCs w:val="16"/>
-              </w:rPr>
-              <w:t xml:space="preserve">YOUR OBSERVATION</w:t>
-            </w:r>
-          </w:p>
-        </w:tc>
-      </w:tr>
-      <w:tr>
-        <w:trPr>
-          <w:cantSplit/>
-        </w:trPr>
-        <w:tc>
-          <w:tcPr>
-            <w:tcW w:type="dxa" w:w="3000"/>
-            <w:tcMar>
-              <w:top w:type="dxa" w:w="90"/>
-              <w:left w:type="dxa" w:w="120"/>
-              <w:bottom w:type="dxa" w:w="90"/>
-              <w:right w:type="dxa" w:w="120"/>
-            </w:tcMar>
-          </w:tcPr>
-          <w:p>
-            <w:pPr>
-              <w:spacing w:after="0" w:before="0" w:line="288" w:lineRule="auto"/>
-            </w:pPr>
-            <w:r>
-              <w:rPr>
-                <w:rFonts w:ascii="Arial" w:cs="Arial" w:eastAsia="Arial" w:hAnsi="Arial"/>
-                <w:color w:val="193448"/>
-                <w:sz w:val="19"/>
-                <w:szCs w:val="19"/>
-              </w:rPr>
-              <w:t xml:space="preserve">Host(s) and time collected</w:t>
-            </w:r>
-          </w:p>
-        </w:tc>
-        <w:tc>
-          <w:tcPr>
-            <w:tcW w:type="dxa" w:w="6360"/>
-            <w:tcMar>
-              <w:top w:type="dxa" w:w="90"/>
-              <w:left w:type="dxa" w:w="120"/>
-              <w:bottom w:type="dxa" w:w="90"/>
-              <w:right w:type="dxa" w:w="120"/>
-            </w:tcMar>
-          </w:tcPr>
-          <w:p>
-            <w:pPr>
-              <w:spacing w:after="0" w:before="0" w:line="288" w:lineRule="auto"/>
-            </w:pPr>
-            <w:r>
-              <w:rPr>
-                <w:rFonts w:ascii="Arial" w:cs="Arial" w:eastAsia="Arial" w:hAnsi="Arial"/>
-                <w:color w:val="193448"/>
-                <w:sz w:val="21"/>
-                <w:szCs w:val="21"/>
-              </w:rPr>
-              <w:t xml:space="preserve"> </w:t>
-            </w:r>
-          </w:p>
-          <w:p>
-            <w:pPr>
-              <w:spacing w:after="0" w:before="0" w:line="288" w:lineRule="auto"/>
-            </w:pPr>
-            <w:r>
-              <w:rPr>
-                <w:rFonts w:ascii="Arial" w:cs="Arial" w:eastAsia="Arial" w:hAnsi="Arial"/>
-                <w:color w:val="193448"/>
-                <w:sz w:val="21"/>
-                <w:szCs w:val="21"/>
-              </w:rPr>
-              <w:t xml:space="preserve"> </w:t>
-            </w:r>
-          </w:p>
-        </w:tc>
-      </w:tr>
-      <w:tr>
-        <w:trPr>
-          <w:cantSplit/>
-        </w:trPr>
-        <w:tc>
-          <w:tcPr>
-            <w:tcW w:type="dxa" w:w="3000"/>
-            <w:tcMar>
-              <w:top w:type="dxa" w:w="90"/>
-              <w:left w:type="dxa" w:w="120"/>
-              <w:bottom w:type="dxa" w:w="90"/>
-              <w:right w:type="dxa" w:w="120"/>
-            </w:tcMar>
-          </w:tcPr>
-          <w:p>
-            <w:pPr>
-              <w:spacing w:after="0" w:before="0" w:line="288" w:lineRule="auto"/>
-            </w:pPr>
-            <w:r>
-              <w:rPr>
-                <w:rFonts w:ascii="Arial" w:cs="Arial" w:eastAsia="Arial" w:hAnsi="Arial"/>
-                <w:color w:val="193448"/>
-                <w:sz w:val="19"/>
-                <w:szCs w:val="19"/>
-              </w:rPr>
-              <w:t xml:space="preserve">Observed result</w:t>
-            </w:r>
-          </w:p>
-        </w:tc>
-        <w:tc>
-          <w:tcPr>
-            <w:tcW w:type="dxa" w:w="6360"/>
-            <w:tcMar>
-              <w:top w:type="dxa" w:w="90"/>
-              <w:left w:type="dxa" w:w="120"/>
-              <w:bottom w:type="dxa" w:w="90"/>
-              <w:right w:type="dxa" w:w="120"/>
-            </w:tcMar>
-          </w:tcPr>
-          <w:p>
-            <w:pPr>
-              <w:spacing w:after="0" w:before="0" w:line="288" w:lineRule="auto"/>
-            </w:pPr>
-            <w:r>
-              <w:rPr>
-                <w:rFonts w:ascii="Arial" w:cs="Arial" w:eastAsia="Arial" w:hAnsi="Arial"/>
-                <w:color w:val="193448"/>
-                <w:sz w:val="21"/>
-                <w:szCs w:val="21"/>
-              </w:rPr>
-              <w:t xml:space="preserve"> </w:t>
-            </w:r>
-          </w:p>
-          <w:p>
-            <w:pPr>
-              <w:spacing w:after="0" w:before="0" w:line="288" w:lineRule="auto"/>
-            </w:pPr>
-            <w:r>
-              <w:rPr>
-                <w:rFonts w:ascii="Arial" w:cs="Arial" w:eastAsia="Arial" w:hAnsi="Arial"/>
-                <w:color w:val="193448"/>
-                <w:sz w:val="21"/>
-                <w:szCs w:val="21"/>
-              </w:rPr>
-              <w:t xml:space="preserve"> </w:t>
-            </w:r>
-          </w:p>
-        </w:tc>
-      </w:tr>
-      <w:tr>
-        <w:trPr>
-          <w:cantSplit/>
-        </w:trPr>
-        <w:tc>
-          <w:tcPr>
-            <w:tcW w:type="dxa" w:w="3000"/>
-            <w:tcMar>
-              <w:top w:type="dxa" w:w="90"/>
-              <w:left w:type="dxa" w:w="120"/>
-              <w:bottom w:type="dxa" w:w="90"/>
-              <w:right w:type="dxa" w:w="120"/>
-            </w:tcMar>
-          </w:tcPr>
-          <w:p>
-            <w:pPr>
-              <w:spacing w:after="0" w:before="0" w:line="288" w:lineRule="auto"/>
-            </w:pPr>
-            <w:r>
-              <w:rPr>
-                <w:rFonts w:ascii="Arial" w:cs="Arial" w:eastAsia="Arial" w:hAnsi="Arial"/>
-                <w:color w:val="193448"/>
-                <w:sz w:val="19"/>
-                <w:szCs w:val="19"/>
-              </w:rPr>
-              <w:t xml:space="preserve">Differences from the plan</w:t>
-            </w:r>
-          </w:p>
-        </w:tc>
-        <w:tc>
-          <w:tcPr>
-            <w:tcW w:type="dxa" w:w="6360"/>
-            <w:tcMar>
-              <w:top w:type="dxa" w:w="90"/>
-              <w:left w:type="dxa" w:w="120"/>
-              <w:bottom w:type="dxa" w:w="90"/>
-              <w:right w:type="dxa" w:w="120"/>
-            </w:tcMar>
-          </w:tcPr>
-          <w:p>
-            <w:pPr>
-              <w:spacing w:after="0" w:before="0" w:line="288" w:lineRule="auto"/>
-            </w:pPr>
-            <w:r>
-              <w:rPr>
-                <w:rFonts w:ascii="Arial" w:cs="Arial" w:eastAsia="Arial" w:hAnsi="Arial"/>
-                <w:color w:val="193448"/>
-                <w:sz w:val="21"/>
-                <w:szCs w:val="21"/>
-              </w:rPr>
-              <w:t xml:space="preserve"> </w:t>
-            </w:r>
-          </w:p>
-          <w:p>
-            <w:pPr>
-              <w:spacing w:after="0" w:before="0" w:line="288" w:lineRule="auto"/>
-            </w:pPr>
-            <w:r>
-              <w:rPr>
-                <w:rFonts w:ascii="Arial" w:cs="Arial" w:eastAsia="Arial" w:hAnsi="Arial"/>
-                <w:color w:val="193448"/>
-                <w:sz w:val="21"/>
-                <w:szCs w:val="21"/>
-              </w:rPr>
-              <w:t xml:space="preserve"> </w:t>
-            </w:r>
-          </w:p>
-        </w:tc>
-      </w:tr>
-      <w:tr>
-        <w:trPr>
-          <w:cantSplit/>
-        </w:trPr>
-        <w:tc>
-          <w:tcPr>
-            <w:tcW w:type="dxa" w:w="3000"/>
-            <w:tcMar>
-              <w:top w:type="dxa" w:w="90"/>
-              <w:left w:type="dxa" w:w="120"/>
-              <w:bottom w:type="dxa" w:w="90"/>
-              <w:right w:type="dxa" w:w="120"/>
-            </w:tcMar>
-          </w:tcPr>
-          <w:p>
-            <w:pPr>
-              <w:spacing w:after="0" w:before="0" w:line="288" w:lineRule="auto"/>
-            </w:pPr>
-            <w:r>
-              <w:rPr>
-                <w:rFonts w:ascii="Arial" w:cs="Arial" w:eastAsia="Arial" w:hAnsi="Arial"/>
-                <w:color w:val="193448"/>
-                <w:sz w:val="19"/>
-                <w:szCs w:val="19"/>
-              </w:rPr>
-              <w:t xml:space="preserve">Evidence file names</w:t>
-            </w:r>
-          </w:p>
-        </w:tc>
-        <w:tc>
-          <w:tcPr>
-            <w:tcW w:type="dxa" w:w="6360"/>
-            <w:tcMar>
-              <w:top w:type="dxa" w:w="90"/>
-              <w:left w:type="dxa" w:w="120"/>
-              <w:bottom w:type="dxa" w:w="90"/>
-              <w:right w:type="dxa" w:w="120"/>
-            </w:tcMar>
-          </w:tcPr>
-          <w:p>
-            <w:pPr>
-              <w:spacing w:after="0" w:before="0" w:line="288" w:lineRule="auto"/>
-            </w:pPr>
-            <w:r>
-              <w:rPr>
-                <w:rFonts w:ascii="Arial" w:cs="Arial" w:eastAsia="Arial" w:hAnsi="Arial"/>
-                <w:color w:val="193448"/>
-                <w:sz w:val="21"/>
-                <w:szCs w:val="21"/>
-              </w:rPr>
-              <w:t xml:space="preserve"> </w:t>
-            </w:r>
-          </w:p>
-          <w:p>
-            <w:pPr>
-              <w:spacing w:after="0" w:before="0" w:line="288" w:lineRule="auto"/>
-            </w:pPr>
-            <w:r>
-              <w:rPr>
-                <w:rFonts w:ascii="Arial" w:cs="Arial" w:eastAsia="Arial" w:hAnsi="Arial"/>
-                <w:color w:val="193448"/>
-                <w:sz w:val="21"/>
-                <w:szCs w:val="21"/>
-              </w:rPr>
-              <w:t xml:space="preserve"> </w:t>
-            </w:r>
-          </w:p>
-        </w:tc>
-      </w:tr>
-      <w:tr>
-        <w:trPr>
-          <w:cantSplit/>
-        </w:trPr>
-        <w:tc>
-          <w:tcPr>
-            <w:tcW w:type="dxa" w:w="3000"/>
-            <w:tcMar>
-              <w:top w:type="dxa" w:w="90"/>
-              <w:left w:type="dxa" w:w="120"/>
-              <w:bottom w:type="dxa" w:w="90"/>
-              <w:right w:type="dxa" w:w="120"/>
-            </w:tcMar>
-          </w:tcPr>
-          <w:p>
-            <w:pPr>
-              <w:spacing w:after="0" w:before="0" w:line="288" w:lineRule="auto"/>
-            </w:pPr>
-            <w:r>
-              <w:rPr>
-                <w:rFonts w:ascii="Arial" w:cs="Arial" w:eastAsia="Arial" w:hAnsi="Arial"/>
-                <w:color w:val="193448"/>
-                <w:sz w:val="19"/>
-                <w:szCs w:val="19"/>
-              </w:rPr>
-              <w:t xml:space="preserve">Open items or findings</w:t>
-            </w:r>
-          </w:p>
-        </w:tc>
-        <w:tc>
-          <w:tcPr>
-            <w:tcW w:type="dxa" w:w="6360"/>
-            <w:tcMar>
-              <w:top w:type="dxa" w:w="90"/>
-              <w:left w:type="dxa" w:w="120"/>
-              <w:bottom w:type="dxa" w:w="90"/>
-              <w:right w:type="dxa" w:w="120"/>
-            </w:tcMar>
-          </w:tcPr>
-          <w:p>
-            <w:pPr>
-              <w:spacing w:after="0" w:before="0" w:line="288" w:lineRule="auto"/>
-            </w:pPr>
-            <w:r>
-              <w:rPr>
-                <w:rFonts w:ascii="Arial" w:cs="Arial" w:eastAsia="Arial" w:hAnsi="Arial"/>
-                <w:color w:val="193448"/>
-                <w:sz w:val="21"/>
-                <w:szCs w:val="21"/>
-              </w:rPr>
-              <w:t xml:space="preserve"> </w:t>
-            </w:r>
-          </w:p>
-          <w:p>
-            <w:pPr>
-              <w:spacing w:after="0" w:before="0" w:line="288" w:lineRule="auto"/>
-            </w:pPr>
-            <w:r>
-              <w:rPr>
-                <w:rFonts w:ascii="Arial" w:cs="Arial" w:eastAsia="Arial" w:hAnsi="Arial"/>
-                <w:color w:val="193448"/>
-                <w:sz w:val="21"/>
-                <w:szCs w:val="21"/>
-              </w:rPr>
-              <w:t xml:space="preserve"> </w:t>
-            </w:r>
-          </w:p>
-        </w:tc>
-      </w:tr>
-    </w:tbl>
-    <w:p>
-      <w:pPr>
-        <w:pStyle w:val="Heading2"/>
-        <w:keepNext/>
-        <w:spacing w:after="100" w:before="200"/>
-      </w:pPr>
-      <w:r>
-        <w:rPr>
-          <w:rFonts w:ascii="Arial" w:cs="Arial" w:eastAsia="Arial" w:hAnsi="Arial"/>
-          <w:b/>
-          <w:bCs/>
-          <w:color w:val="193448"/>
-          <w:sz w:val="26"/>
-          <w:szCs w:val="26"/>
-        </w:rPr>
-        <w:t xml:space="preserve">Think it through</w:t>
-      </w:r>
-    </w:p>
-    <w:p>
-      <w:pPr>
-        <w:spacing w:after="120" w:before="0" w:line="288" w:lineRule="auto"/>
-      </w:pPr>
-      <w:r>
-        <w:rPr>
-          <w:rFonts w:ascii="Arial" w:cs="Arial" w:eastAsia="Arial" w:hAnsi="Arial"/>
-          <w:color w:val="193448"/>
-          <w:sz w:val="21"/>
-          <w:szCs w:val="21"/>
-        </w:rPr>
-        <w:t xml:space="preserve">Which systems are rescanned, not baselined, this time?</w:t>
-      </w:r>
-    </w:p>
-    <w:p>
-      <w:pPr>
-        <w:pBdr>
-          <w:bottom w:val="single" w:color="C7D9E2" w:sz="4" w:space="1"/>
-        </w:pBdr>
-        <w:spacing w:after="0" w:before="0" w:line="288" w:lineRule="auto"/>
-      </w:pPr>
-      <w:r>
-        <w:rPr>
-          <w:rFonts w:ascii="Arial" w:cs="Arial" w:eastAsia="Arial" w:hAnsi="Arial"/>
-          <w:color w:val="193448"/>
-          <w:sz w:val="21"/>
-          <w:szCs w:val="21"/>
-        </w:rPr>
-        <w:t xml:space="preserve"> </w:t>
-      </w:r>
-    </w:p>
-    <w:p>
-      <w:pPr>
-        <w:spacing w:after="120" w:before="0"/>
-      </w:pPr>
-      <w:r>
-        <w:rPr>
-          <w:rFonts w:ascii="Arial" w:cs="Arial" w:eastAsia="Arial" w:hAnsi="Arial"/>
-          <w:color w:val="193448"/>
-          <w:sz w:val="8"/>
-          <w:szCs w:val="8"/>
-        </w:rPr>
-        <w:t xml:space="preserve"> </w:t>
-      </w:r>
-    </w:p>
-    <w:p>
-      <w:pPr>
-        <w:pBdr>
-          <w:bottom w:val="single" w:color="C7D9E2" w:sz="4" w:space="1"/>
-        </w:pBdr>
-        <w:spacing w:after="0" w:before="0" w:line="288" w:lineRule="auto"/>
-      </w:pPr>
-      <w:r>
-        <w:rPr>
-          <w:rFonts w:ascii="Arial" w:cs="Arial" w:eastAsia="Arial" w:hAnsi="Arial"/>
-          <w:color w:val="193448"/>
-          <w:sz w:val="21"/>
-          <w:szCs w:val="21"/>
-        </w:rPr>
-        <w:t xml:space="preserve"> </w:t>
-      </w:r>
-    </w:p>
-    <w:p>
-      <w:pPr>
-        <w:spacing w:after="120" w:before="0"/>
-      </w:pPr>
-      <w:r>
-        <w:rPr>
-          <w:rFonts w:ascii="Arial" w:cs="Arial" w:eastAsia="Arial" w:hAnsi="Arial"/>
-          <w:color w:val="193448"/>
-          <w:sz w:val="8"/>
-          <w:szCs w:val="8"/>
-        </w:rPr>
-        <w:t xml:space="preserve"> </w:t>
-      </w:r>
-    </w:p>
-    <w:p>
-      <w:pPr>
-        <w:pBdr>
-          <w:left w:val="single" w:color="20647C" w:sz="18" w:space="8"/>
-        </w:pBdr>
-        <w:shd w:fill="F1F7FA" w:color="auto" w:val="clear"/>
-        <w:spacing w:after="160" w:before="120" w:line="288" w:lineRule="auto"/>
-        <w:ind w:left="160" w:right="160"/>
-      </w:pPr>
-      <w:r>
-        <w:rPr>
-          <w:rFonts w:ascii="Arial" w:cs="Arial" w:eastAsia="Arial" w:hAnsi="Arial"/>
-          <w:b/>
-          <w:bCs/>
-          <w:color w:val="20647C"/>
-          <w:sz w:val="17"/>
-          <w:szCs w:val="17"/>
-        </w:rPr>
-        <w:t xml:space="preserve">REMEMBER  </w:t>
-      </w:r>
-      <w:r>
-        <w:rPr>
-          <w:rFonts w:ascii="Arial" w:cs="Arial" w:eastAsia="Arial" w:hAnsi="Arial"/>
-          <w:color w:val="193448"/>
-          <w:sz w:val="20"/>
-          <w:szCs w:val="20"/>
-        </w:rPr>
-        <w:t xml:space="preserve">Baselines, rescans, and attributed deltas are on file.  Exception record and register absorbed the course's decisions.  Course 1.6 inherits a managed, addressable network.</w:t>
-      </w:r>
-    </w:p>
-    <w:p>
-      <w:pPr>
-        <w:spacing w:after="60" w:before="0" w:line="288" w:lineRule="auto"/>
-      </w:pPr>
-      <w:hyperlink w:history="1" r:id="rIdbe0rv_77aoq688jgexwg6">
         <w:r>
           <w:rPr>
             <w:rFonts w:ascii="Arial" w:cs="Arial" w:eastAsia="Arial" w:hAnsi="Arial"/>
@@ -7645,7 +6855,7 @@
           <w:sz w:val="16"/>
           <w:szCs w:val="16"/>
         </w:rPr>
-        <w:t xml:space="preserve">COURSE 1.5 / CLOSE OUT</w:t>
+        <w:t xml:space="preserve">COURSE 1.8 / CLOSE OUT</w:t>
       </w:r>
     </w:p>
     <w:p>
@@ -7653,7 +6863,7 @@
         <w:pStyle w:val="Heading1"/>
         <w:spacing w:after="120"/>
       </w:pPr>
-      <w:bookmarkStart w:name="review" w:id="9"/>
+      <w:bookmarkStart w:name="review" w:id="8"/>
       <w:r>
         <w:rPr>
           <w:rFonts w:ascii="Arial" w:cs="Arial" w:eastAsia="Arial" w:hAnsi="Arial"/>
@@ -7665,7 +6875,7 @@
         </w:rPr>
         <w:t xml:space="preserve">Course review and sign-off</w:t>
       </w:r>
-      <w:bookmarkEnd w:id="9"/>
+      <w:bookmarkEnd w:id="8"/>
     </w:p>
     <w:p>
       <w:pPr>
@@ -7830,7 +7040,7 @@
                 <w:sz w:val="19"/>
                 <w:szCs w:val="19"/>
               </w:rPr>
-              <w:t xml:space="preserve">01  Design the tiers and the address plan</w:t>
+              <w:t xml:space="preserve">01  Design the tiers and the admin seats</w:t>
             </w:r>
           </w:p>
         </w:tc>
@@ -7910,7 +7120,7 @@
                 <w:sz w:val="19"/>
                 <w:szCs w:val="19"/>
               </w:rPr>
-              <w:t xml:space="preserve">02  Build SBD-DHCP01 and the relay</w:t>
+              <w:t xml:space="preserve">02  Build the administration systems</w:t>
             </w:r>
           </w:p>
         </w:tc>
@@ -7990,7 +7200,7 @@
                 <w:sz w:val="19"/>
                 <w:szCs w:val="19"/>
               </w:rPr>
-              <w:t xml:space="preserve">03  Build the administration systems</w:t>
+              <w:t xml:space="preserve">03  Restrict where privilege can sign in</w:t>
             </w:r>
           </w:p>
         </w:tc>
@@ -8070,7 +7280,7 @@
                 <w:sz w:val="19"/>
                 <w:szCs w:val="19"/>
               </w:rPr>
-              <w:t xml:space="preserve">04  Restrict where privilege can sign in</w:t>
+              <w:t xml:space="preserve">04  Prove the tiers end to end</w:t>
             </w:r>
           </w:p>
         </w:tc>
@@ -8150,87 +7360,7 @@
                 <w:sz w:val="19"/>
                 <w:szCs w:val="19"/>
               </w:rPr>
-              <w:t xml:space="preserve">05  Prove the tiers and the addressing</w:t>
-            </w:r>
-          </w:p>
-        </w:tc>
-        <w:tc>
-          <w:tcPr>
-            <w:tcW w:type="dxa" w:w="1800"/>
-            <w:tcMar>
-              <w:top w:type="dxa" w:w="90"/>
-              <w:left w:type="dxa" w:w="120"/>
-              <w:bottom w:type="dxa" w:w="90"/>
-              <w:right w:type="dxa" w:w="120"/>
-            </w:tcMar>
-          </w:tcPr>
-          <w:p>
-            <w:pPr>
-              <w:spacing w:after="0" w:before="0" w:line="288" w:lineRule="auto"/>
-            </w:pPr>
-            <w:r>
-              <w:rPr>
-                <w:rFonts w:ascii="Arial" w:cs="Arial" w:eastAsia="Arial" w:hAnsi="Arial"/>
-                <w:color w:val="526B7E"/>
-                <w:sz w:val="19"/>
-                <w:szCs w:val="19"/>
-              </w:rPr>
-              <w:t xml:space="preserve">☐ yes</w:t>
-            </w:r>
-          </w:p>
-        </w:tc>
-        <w:tc>
-          <w:tcPr>
-            <w:tcW w:type="dxa" w:w="2000"/>
-            <w:tcMar>
-              <w:top w:type="dxa" w:w="90"/>
-              <w:left w:type="dxa" w:w="120"/>
-              <w:bottom w:type="dxa" w:w="90"/>
-              <w:right w:type="dxa" w:w="120"/>
-            </w:tcMar>
-          </w:tcPr>
-          <w:p>
-            <w:pPr>
-              <w:spacing w:after="0" w:before="0" w:line="288" w:lineRule="auto"/>
-            </w:pPr>
-            <w:r>
-              <w:rPr>
-                <w:rFonts w:ascii="Arial" w:cs="Arial" w:eastAsia="Arial" w:hAnsi="Arial"/>
-                <w:color w:val="193448"/>
-                <w:sz w:val="21"/>
-                <w:szCs w:val="21"/>
-              </w:rPr>
-              <w:t xml:space="preserve"> </w:t>
-            </w:r>
-          </w:p>
-        </w:tc>
-      </w:tr>
-      <w:tr>
-        <w:trPr>
-          <w:cantSplit/>
-        </w:trPr>
-        <w:tc>
-          <w:tcPr>
-            <w:tcW w:type="dxa" w:w="5560"/>
-            <w:tcMar>
-              <w:top w:type="dxa" w:w="90"/>
-              <w:left w:type="dxa" w:w="120"/>
-              <w:bottom w:type="dxa" w:w="90"/>
-              <w:right w:type="dxa" w:w="120"/>
-            </w:tcMar>
-          </w:tcPr>
-          <w:p>
-            <w:pPr>
-              <w:spacing w:after="0" w:before="0" w:line="288" w:lineRule="auto"/>
-            </w:pPr>
-            <w:r>
-              <w:rPr>
-                <w:rFonts w:ascii="Arial" w:cs="Arial" w:eastAsia="Arial" w:hAnsi="Arial"/>
-                <w:color w:val="193448"/>
-                <w:sz w:val="19"/>
-                <w:szCs w:val="19"/>
-              </w:rPr>
-              <w:t xml:space="preserve">06  Delta scan and hand off</w:t>
+              <w:t xml:space="preserve">05  Move the scan tools, rescan, and hand off</w:t>
             </w:r>
           </w:p>
         </w:tc>
@@ -8426,7 +7556,7 @@
           <w:sz w:val="21"/>
           <w:szCs w:val="21"/>
         </w:rPr>
-        <w:t xml:space="preserve">That completes course 1.5. Course 1.6 builds the logging pipeline — collect, protect, analyze — before the fleet arrives to be watched.</w:t>
+        <w:t xml:space="preserve">That completes course 1.8. Course 1.9 builds SBD-REPO01, the Linux repository, administered from SBD-ADMIN-SRV01 before any Linux server exists.</w:t>
       </w:r>
     </w:p>
     <w:p>
@@ -8524,7 +7654,7 @@
         <w:sz w:val="15"/>
         <w:szCs w:val="15"/>
       </w:rPr>
-      <w:t xml:space="preserve">© 2026 Secure By Design Team LLC.   Course 1.5 · Materials edition 1.5     </w:t>
+      <w:t xml:space="preserve">© 2026 Secure By Design Team LLC.   Course 1.8 · Materials edition 2.0     </w:t>
     </w:r>
     <w:r>
       <w:rPr>

--- a/public/training/tiered-admin/SecureByDesign-tiered-admin-Workbook.docx
+++ b/public/training/tiered-admin/SecureByDesign-tiered-admin-Workbook.docx
@@ -428,7 +428,7 @@
           <w:sz w:val="21"/>
           <w:szCs w:val="21"/>
         </w:rPr>
-        <w:t xml:space="preserve">This course builds the administration plane before the fleet exists: a tiered model where privileged sessions only ever start from dedicated hosts. The model's rule is strict — the jump systems administer; they browse nothing, read no mail, and accept no inbound sessions from user space. To save a machine, the three seats run on two: the endpoint seat is a virtual machine on the server seat, the arrangement the Defense Information Systems Agency (DISA) Windows Privileged Access Workstation (PAW) Security Technical Implementation Guide (STIG) allows where workstations are scarce. The Tier 0 seat runs no virtual machines. Work that earlier courses did at consoles moves onto the seats: SBD-DHCP01's administration (course 1.7) to the Tier 1 seat, and the assessment tools and evidence (course 1.4) from the domain controllers to AdminJumpBox01, with a Tier 1 copy of the tools on SBD-ADMIN-SRV01.</w:t>
+        <w:t xml:space="preserve">This course builds the administration plane before the fleet exists: a tiered model where privileged sessions only ever start from dedicated hosts. The model's rule is strict — the jump systems administer; they browse nothing, read no mail, and accept no inbound sessions from user space. To save a machine, the three seats run on two: the endpoint seat is a virtual machine on the server seat, the arrangement the Defense Information Systems Agency (DISA) Windows Privileged Access Workstation (PAW) Security Technical Implementation Guide (STIG) allows where workstations are scarce. The Tier 0 seat runs no virtual machines. Work that earlier courses did at consoles moves onto the seats: SBD-DHCP01's administration (course 1.7) to the Tier 1 seat, and the assessment tools and evidence (course 1.4) from the domain controllers to AdminJumpBox01, with a Tier 1 copy of the tools on SBD-ADMIN-SRV01 and SBD-ADMIN-PC01's own SCC copy for Tier 2.</w:t>
       </w:r>
     </w:p>
     <w:p>
@@ -522,7 +522,7 @@
           <w:sz w:val="21"/>
           <w:szCs w:val="21"/>
         </w:rPr>
-        <w:t xml:space="preserve">Have course 1.4's media set at hand — SCC, STIG Viewer, and the benchmarks, with connected-side-hashes.csv — because lesson 5 moves the assessment tools from the domain controllers onto AdminJumpBox01 and gives SBD-ADMIN-SRV01 its own Tier 1 copy.</w:t>
+        <w:t xml:space="preserve">Have course 1.4's media set at hand — SCC, STIG Viewer, and the benchmarks, with connected-side-hashes.csv — because lesson 5 moves the assessment tools from the domain controllers onto AdminJumpBox01, gives SBD-ADMIN-SRV01 its own Tier 1 copy, and installs SBD-ADMIN-PC01's own SCC copy, with the Windows client benchmark course 1.4 staged, to baseline the Tier 2 seat.</w:t>
       </w:r>
     </w:p>
     <w:p>
@@ -1120,7 +1120,7 @@
           <w:sz w:val="21"/>
           <w:szCs w:val="21"/>
         </w:rPr>
-        <w:t xml:space="preserve">Write the credential rule per tier: a Tier 0 account signs in only on Tier 0 systems and AdminJumpBox01; Tier 1 admins work on the SBD-ADMIN-SRV01 host; Tier 2 admins only inside the SBD-ADMIN-PC01 virtual machine, never on its host. The audit custodian uses separate accounts and sessions on SBD-ADMIN-SRV01 that ordinary server operators cannot use. Each administrator gets separate per-tier accounts — the daily account holds no admin rights anywhere — gathered in one group per role in the Admin OU: SBD Tier 0 Admins, SBD Tier 1 Admins (course 1.7 created it for SBD-DHCP01), SBD Tier 2 Admins, and SBD Audit Custodians in this sample.</w:t>
+        <w:t xml:space="preserve">Write the credential rule per tier: a Tier 0 account signs in only on Tier 0 systems and AdminJumpBox01; Tier 1 admins work on the SBD-ADMIN-SRV01 host; Tier 2 admins only inside the SBD-ADMIN-PC01 virtual machine, never on its host. The audit custodian uses separate accounts and sessions on SBD-ADMIN-SRV01 that ordinary server operators cannot use, and is refused on Tier 2 machines like the higher tiers. Each administrator gets separate per-tier accounts — the daily account holds no admin rights anywhere — gathered in one group per role in the Admin OU: SBD Tier 0 Admins, SBD Tier 1 Admins (course 1.7 created it for SBD-DHCP01), SBD Tier 2 Admins, and SBD Audit Custodians in this sample.</w:t>
       </w:r>
     </w:p>
     <w:p>
@@ -3510,7 +3510,7 @@
           <w:sz w:val="21"/>
           <w:szCs w:val="21"/>
         </w:rPr>
-        <w:t xml:space="preserve">Create one tier logon GPO for the Servers OU — now Tier 1 only — and one for the Workstations OU, and never link either to the Domain Controllers or Tier 0 Servers OUs. User rights don't merge across GPOs: for each right, the highest-precedence GPO that sets it wins, so each list repeats the entries course 1.5's STIG GPO sets for that right (such as Domain Admins and Enterprise Admins), and the tier GPO links above the STIG GPO. On the Servers OU, give SBD Tier 0 Admins Deny log on locally, Deny log on through Remote Desktop Services, Deny log on as a batch job, and Deny log on as a service. On the Workstations OU, give SBD Tier 0 Admins and SBD Tier 1 Admins those four denies plus Deny access to this computer from the network.</w:t>
+        <w:t xml:space="preserve">Create one tier logon GPO for the Servers OU — now Tier 1 only — and one for the Workstations OU, and never link either to the Domain Controllers or Tier 0 Servers OUs. User rights don't merge across GPOs: for each right, the highest-precedence GPO that sets it wins, so each list repeats the entries course 1.5's STIG GPO sets for that right (such as Domain Admins and Enterprise Admins), and the tier GPO links above the STIG GPO. On the Servers OU, give SBD Tier 0 Admins Deny log on locally, Deny log on through Remote Desktop Services, Deny log on as a batch job, and Deny log on as a service. On the Workstations OU, give SBD Tier 0 Admins, SBD Tier 1 Admins, and SBD Audit Custodians those four denies plus Deny access to this computer from the network: the custodian's accounts administer the audit record, so they never sign in where Tier 2 risks apply.</w:t>
       </w:r>
     </w:p>
     <w:p>
@@ -3567,7 +3567,7 @@
           <w:sz w:val="21"/>
           <w:szCs w:val="21"/>
         </w:rPr>
-        <w:t xml:space="preserve">Finish the seat GPOs from lesson 2 so each seat admits only its own tier, on both sides of the seat virtual machine. Allow log on locally replaces the STIG's list with Administrators and the seat's own groups: SBD Tier 0 Admins on AdminJumpBox01 (every Tier 0 account, Domain Admins and Enterprise Admins members included), SBD Tier 1 Admins and SBD Audit Custodians on SBD-ADMIN-SRV01, and SBD Tier 2 Admins inside SBD-ADMIN-PC01 (V-243452; V-243455 for the seat that manages Active Directory). The four denies plus Deny access to this computer from the network go to the other tiers: Tier 0 and Tier 1 inside the virtual machine, Tier 0 and Tier 2 on SBD-ADMIN-SRV01, Tier 1 and Tier 2 on AdminJumpBox01. The PAW STIG requires the higher-tier denies (V-243453, high severity if a Tier 0 account can sign in). Each deny list repeats the STIG GPO's entries for that right, except that AdminJumpBox01 leaves Domain Admins and Enterprise Admins out of Deny log on locally, because V-243455 admits them there. Record every STIG value these settings change in the exception record.</w:t>
+        <w:t xml:space="preserve">Finish the seat GPOs from lesson 2 so each seat admits only its own tier, on both sides of the seat virtual machine. Allow log on locally replaces the STIG's list with Administrators and the seat's own groups: SBD Tier 0 Admins on AdminJumpBox01 (every Tier 0 account, Domain Admins and Enterprise Admins members included), SBD Tier 1 Admins and SBD Audit Custodians on SBD-ADMIN-SRV01, and SBD Tier 2 Admins inside SBD-ADMIN-PC01 (V-243452; V-243455 for the seat that manages Active Directory). The four denies plus Deny access to this computer from the network go to the other tiers: Tier 0, Tier 1, and SBD Audit Custodians inside the virtual machine, Tier 0 and Tier 2 on SBD-ADMIN-SRV01, Tier 1 and Tier 2 on AdminJumpBox01. The PAW STIG requires the higher-tier denies (V-243453, high severity if a Tier 0 account can sign in). Each deny list repeats the STIG GPO's entries for that right, except that AdminJumpBox01 leaves Domain Admins and Enterprise Admins out of Deny log on locally, because V-243455 admits them there. Record every STIG value these settings change in the exception record.</w:t>
       </w:r>
     </w:p>
     <w:p>
@@ -3796,7 +3796,7 @@
           <w:sz w:val="18"/>
           <w:szCs w:val="18"/>
         </w:rPr>
-        <w:t xml:space="preserve">(Get-ADGroup 'SBD Tier 0 Admins').SID.Value   # from an admin seat: this SID must appear on those lines</w:t>
+        <w:t xml:space="preserve">'SBD Tier 0 Admins', 'SBD Tier 1 Admins', 'SBD Audit Custodians' | ForEach-Object { (Get-ADGroup $_).SID.Value }   # from an admin seat: these SIDs must appear on those lines</w:t>
       </w:r>
     </w:p>
     <w:p>
@@ -3890,7 +3890,7 @@
           <w:sz w:val="20"/>
           <w:szCs w:val="20"/>
         </w:rPr>
-        <w:t xml:space="preserve">SBD-SUBCA01 and SBD-PKI-MGMT01 sit in the Tier 0 Servers OU and still accept Tier 0 sign-ins; the Servers OU's administrators GPO puts SBD Tier 1 Admins, not Domain Admins, in SBD-DHCP01's local Administrators; on the Tier 2 test machine, course 1.7's test client now in the Workstations OU, the deny rights list the Tier 0 group's SID, and a Tier 0 sign-in there is refused with Security event 4625 (status 0xC000015B); each admin seat lets only its own groups sign in and denies the other tiers — Tier 0 and Tier 1 inside SBD-ADMIN-PC01, Tier 0 and Tier 2 on SBD-ADMIN-SRV01, Tier 1 and Tier 2 on AdminJumpBox01; the exception record holds the console network-logon exception and the seat GPOs' STIG differences; Protected Users contains the Tier 0 admins; and the break-glass and MFA decisions are written.</w:t>
+        <w:t xml:space="preserve">SBD-SUBCA01 and SBD-PKI-MGMT01 sit in the Tier 0 Servers OU and still accept Tier 0 sign-ins; the Servers OU's administrators GPO puts SBD Tier 1 Admins, not Domain Admins, in SBD-DHCP01's local Administrators; on the Tier 2 test machine, course 1.7's test client now in the Workstations OU, the deny rights list the SIDs of the Tier 0, Tier 1, and audit custodian groups, and a Tier 0 sign-in there is refused with Security event 4625 (status 0xC000015B); each admin seat lets only its own groups sign in and denies the other tiers — Tier 0, Tier 1, and the audit custodians inside SBD-ADMIN-PC01, Tier 0 and Tier 2 on SBD-ADMIN-SRV01, Tier 1 and Tier 2 on AdminJumpBox01; the exception record holds the console network-logon exception and the seat GPOs' STIG differences; Protected Users contains the Tier 0 admins; and the break-glass and MFA decisions are written.</w:t>
       </w:r>
     </w:p>
     <w:p>
@@ -4621,7 +4621,7 @@
             <w:szCs w:val="18"/>
             <w:u w:val="single"/>
           </w:rPr>
-          <w:t xml:space="preserve">Microsoft · What's new in Windows Server 2025</w:t>
+          <w:t xml:space="preserve">Microsoft · What's new in Windows Server (newest release)</w:t>
         </w:r>
       </w:hyperlink>
     </w:p>
@@ -4823,7 +4823,7 @@
           <w:sz w:val="21"/>
           <w:szCs w:val="21"/>
         </w:rPr>
-        <w:t xml:space="preserve">Attempt the forbidden combinations — Tier 0 credentials at the test client, a Tier 1 account inside the SBD-ADMIN-PC01 virtual machine, a Tier 2 account on its host, a session from VLAN 80 toward VLAN 60 — and capture both the refusal the user sees and the record the infrastructure writes: Security event 4625 with status 0xC000015B on the system that refused each sign-in, and the router's deny-log entry for the VLAN 80 session.</w:t>
+        <w:t xml:space="preserve">Attempt the forbidden combinations — Tier 0 credentials at the test client, a Tier 1 account and an audit custodian account inside the SBD-ADMIN-PC01 virtual machine, a Tier 2 account on its host, a session from VLAN 80 toward VLAN 60 — and capture both the refusal the user sees and the record the infrastructure writes: Security event 4625 with status 0xC000015B on the system that refused each sign-in, and the router's deny-log entry for the VLAN 80 session.</w:t>
       </w:r>
     </w:p>
     <w:p>
@@ -5743,7 +5743,7 @@
           <w:sz w:val="16"/>
           <w:szCs w:val="16"/>
         </w:rPr>
-        <w:t xml:space="preserve">LESSON 05  /  ABOUT 25 MIN</w:t>
+        <w:t xml:space="preserve">LESSON 05  /  ABOUT 30 MIN</w:t>
       </w:r>
     </w:p>
     <w:p>
@@ -5792,7 +5792,7 @@
           <w:sz w:val="20"/>
           <w:szCs w:val="20"/>
         </w:rPr>
-        <w:t xml:space="preserve">Three new seats joined, SBD-DHCP01 changed hands, and the directory's logon policy changed — the cadence fires again. Move the assessment tools off the domain controllers onto the seats, baseline the physical seats, rescan what changed, and hand the next course a network administered only from somewhere safe.</w:t>
+        <w:t xml:space="preserve">Three new seats joined, SBD-DHCP01 changed hands, and the directory's logon policy changed — the cadence fires again. Move the assessment tools off the domain controllers onto the seats, baseline the three seats, rescan what changed, and hand the next course a network administered only from somewhere safe.</w:t>
       </w:r>
     </w:p>
     <w:p>
@@ -5848,7 +5848,7 @@
           <w:sz w:val="21"/>
           <w:szCs w:val="21"/>
         </w:rPr>
-        <w:t xml:space="preserve">Baseline the two physical seats and rescan the changed systems.</w:t>
+        <w:t xml:space="preserve">Baseline the three seats, SBD-ADMIN-PC01 from its own SCC copy, and rescan the changed systems.</w:t>
       </w:r>
     </w:p>
     <w:p>
@@ -5904,7 +5904,7 @@
           <w:sz w:val="21"/>
           <w:szCs w:val="21"/>
         </w:rPr>
-        <w:t xml:space="preserve">Move the assessment tools onto the seats, the last step of course 1.4's convention. Install SCC and STIG Viewer on AdminJumpBox01 from the course 1.4 media set, checked against connected-side-hashes.csv and at the same versions, and copy C:\Evidence from SBD-DC01 — the baseline and hardening folders, course 1.6's pki folder, and the course 1.7 Tier 0 folders, their manifests, and the exception record; once every set matches its manifest, remove SCC from both controllers and STIG Viewer from SBD-DC01, and retire the controllers' copy of the evidence. Each tier then assesses its own systems from its own seat: SBD-ADMIN-SRV01 gets its own copy of the tools and course 1.7's C:\Evidence\dhcp, and scans member servers locally in Tier 1 sessions, because A02 carries remote desktop and remote management, not the file-sharing and RPC ports SCC's remote scans use; SBD-ADMIN-PC01 gets its own copy in course 1.13, before the fleet's first scans.</w:t>
+        <w:t xml:space="preserve">Move the assessment tools onto the seats, the last step of course 1.4's convention. Install SCC and STIG Viewer on AdminJumpBox01 from the course 1.4 media set, checked against connected-side-hashes.csv and at the same versions, and copy C:\Evidence from SBD-DC01 — the baseline and hardening folders, course 1.6's pki folder, and the course 1.7 Tier 0 folders, their manifests, and the exception record; once every set matches its manifest, remove SCC from both controllers and STIG Viewer from SBD-DC01, and retire the controllers' copy of the evidence. Each tier then assesses its own systems from its own seat: SBD-ADMIN-SRV01 gets its own copy of the tools and course 1.7's C:\Evidence\dhcp, and scans member servers locally in Tier 1 sessions, because A02 carries remote desktop and remote management, not the file-sharing and RPC ports SCC's remote scans use; and SBD-ADMIN-PC01 gets its own SCC copy, carried into the virtual machine on read-only media — an ISO image of the course 1.4 media set, attached to its virtual DVD drive from the host, because the Guest Service Interface stays off — checked against connected-side-hashes.csv, at the same version as the other seats' copies, with the Windows client benchmark course 1.4 staged. Keep the checked installer and the hash list in C:\Staging\DISA inside the virtual machine, where course 1.13 reuses them for the fleet's scans, and detach the ISO.</w:t>
       </w:r>
     </w:p>
     <w:p>
@@ -5923,7 +5923,7 @@
           <w:sz w:val="21"/>
           <w:szCs w:val="21"/>
         </w:rPr>
-        <w:t xml:space="preserve">Run first baselines on the two physical seats with the standard benchmark and tool versions — SBD-ADMIN-PC01's waits for its own SCC copy in course 1.13, with lesson 2's gpresult and host and guest settings as its record until then — and rescan what this course changed: SBD-SUBCA01 and SBD-PKI-MGMT01, whose move to the Tier 0 Servers OU should leave their hardening intact; SBD-DHCP01, whose administrators and logon rights now come from the tier GPOs; and both domain controllers from AdminJumpBox01, whose firewall rules lesson 2 scoped and whose results also show the moved tools reproduce course 1.5's. Complete SBD-DHCP01's STIG Viewer checklist on SBD-ADMIN-SRV01 with the manual answers course 1.7 left open.</w:t>
+        <w:t xml:space="preserve">Run first baselines on the three seats with the standard tool versions — AdminJumpBox01 and SBD-ADMIN-SRV01 with the Windows Server benchmark, SBD-ADMIN-PC01 with the Windows client benchmark, scanned locally in a Tier 2 session from its own copy — and rescan what this course changed: SBD-SUBCA01 and SBD-PKI-MGMT01, whose move to the Tier 0 Servers OU should leave their hardening intact; SBD-DHCP01, whose administrators and logon rights now come from the tier GPOs; and both domain controllers from AdminJumpBox01, whose firewall rules lesson 2 scoped and whose results also show the moved tools reproduce course 1.5's. Complete SBD-DHCP01's STIG Viewer checklist on SBD-ADMIN-SRV01 with the manual answers course 1.7 left open.</w:t>
       </w:r>
     </w:p>
     <w:p>
@@ -6142,6 +6142,134 @@
           <w:sz w:val="18"/>
           <w:szCs w:val="18"/>
         </w:rPr>
+        <w:t xml:space="preserve"># Still on SBD-ADMIN-SRV01, as a Hyper-V administrator: the media set's ISO into the Tier 2 seat, read-only</w:t>
+      </w:r>
+    </w:p>
+    <w:p>
+      <w:pPr>
+        <w:shd w:fill="F1F7FA" w:color="auto" w:val="clear"/>
+        <w:spacing w:after="0" w:before="0" w:line="252" w:lineRule="auto"/>
+        <w:ind w:left="160" w:right="160"/>
+      </w:pPr>
+      <w:r>
+        <w:rPr>
+          <w:rFonts w:ascii="Consolas" w:cs="Consolas" w:eastAsia="Consolas" w:hAnsi="Consolas"/>
+          <w:color w:val="193448"/>
+          <w:sz w:val="18"/>
+          <w:szCs w:val="18"/>
+        </w:rPr>
+        <w:t xml:space="preserve">Set-VMDvdDrive -VMName SBD-ADMIN-PC01 -Path '&lt;course 1.4 media set ISO&gt;'</w:t>
+      </w:r>
+    </w:p>
+    <w:p>
+      <w:pPr>
+        <w:shd w:fill="F1F7FA" w:color="auto" w:val="clear"/>
+        <w:spacing w:after="0" w:before="0" w:line="252" w:lineRule="auto"/>
+        <w:ind w:left="160" w:right="160"/>
+      </w:pPr>
+      <w:r>
+        <w:rPr>
+          <w:rFonts w:ascii="Consolas" w:cs="Consolas" w:eastAsia="Consolas" w:hAnsi="Consolas"/>
+          <w:color w:val="193448"/>
+          <w:sz w:val="18"/>
+          <w:szCs w:val="18"/>
+        </w:rPr>
+        <w:t xml:space="preserve"># Inside SBD-ADMIN-PC01 (Tier 2), with the ISO as D: the installer matches the record (expected: True); keep both for course 1.13</w:t>
+      </w:r>
+    </w:p>
+    <w:p>
+      <w:pPr>
+        <w:shd w:fill="F1F7FA" w:color="auto" w:val="clear"/>
+        <w:spacing w:after="0" w:before="0" w:line="252" w:lineRule="auto"/>
+        <w:ind w:left="160" w:right="160"/>
+      </w:pPr>
+      <w:r>
+        <w:rPr>
+          <w:rFonts w:ascii="Consolas" w:cs="Consolas" w:eastAsia="Consolas" w:hAnsi="Consolas"/>
+          <w:color w:val="193448"/>
+          <w:sz w:val="18"/>
+          <w:szCs w:val="18"/>
+        </w:rPr>
+        <w:t xml:space="preserve">$scc = Get-Item 'D:\&lt;SCC installer&gt;'</w:t>
+      </w:r>
+    </w:p>
+    <w:p>
+      <w:pPr>
+        <w:shd w:fill="F1F7FA" w:color="auto" w:val="clear"/>
+        <w:spacing w:after="0" w:before="0" w:line="252" w:lineRule="auto"/>
+        <w:ind w:left="160" w:right="160"/>
+      </w:pPr>
+      <w:r>
+        <w:rPr>
+          <w:rFonts w:ascii="Consolas" w:cs="Consolas" w:eastAsia="Consolas" w:hAnsi="Consolas"/>
+          <w:color w:val="193448"/>
+          <w:sz w:val="18"/>
+          <w:szCs w:val="18"/>
+        </w:rPr>
+        <w:t xml:space="preserve">(Get-FileHash $scc.FullName -Algorithm SHA256).Hash -in (Import-Csv D:\connected-side-hashes.csv).Hash</w:t>
+      </w:r>
+    </w:p>
+    <w:p>
+      <w:pPr>
+        <w:shd w:fill="F1F7FA" w:color="auto" w:val="clear"/>
+        <w:spacing w:after="0" w:before="0" w:line="252" w:lineRule="auto"/>
+        <w:ind w:left="160" w:right="160"/>
+      </w:pPr>
+      <w:r>
+        <w:rPr>
+          <w:rFonts w:ascii="Consolas" w:cs="Consolas" w:eastAsia="Consolas" w:hAnsi="Consolas"/>
+          <w:color w:val="193448"/>
+          <w:sz w:val="18"/>
+          <w:szCs w:val="18"/>
+        </w:rPr>
+        <w:t xml:space="preserve">New-Item -ItemType Directory -Force C:\Staging\DISA | Out-Null</w:t>
+      </w:r>
+    </w:p>
+    <w:p>
+      <w:pPr>
+        <w:shd w:fill="F1F7FA" w:color="auto" w:val="clear"/>
+        <w:spacing w:after="0" w:before="0" w:line="252" w:lineRule="auto"/>
+        <w:ind w:left="160" w:right="160"/>
+      </w:pPr>
+      <w:r>
+        <w:rPr>
+          <w:rFonts w:ascii="Consolas" w:cs="Consolas" w:eastAsia="Consolas" w:hAnsi="Consolas"/>
+          <w:color w:val="193448"/>
+          <w:sz w:val="18"/>
+          <w:szCs w:val="18"/>
+        </w:rPr>
+        <w:t xml:space="preserve">Copy-Item $scc.FullName, D:\connected-side-hashes.csv -Destination C:\Staging\DISA\</w:t>
+      </w:r>
+    </w:p>
+    <w:p>
+      <w:pPr>
+        <w:shd w:fill="F1F7FA" w:color="auto" w:val="clear"/>
+        <w:spacing w:after="0" w:before="0" w:line="252" w:lineRule="auto"/>
+        <w:ind w:left="160" w:right="160"/>
+      </w:pPr>
+      <w:r>
+        <w:rPr>
+          <w:rFonts w:ascii="Consolas" w:cs="Consolas" w:eastAsia="Consolas" w:hAnsi="Consolas"/>
+          <w:color w:val="193448"/>
+          <w:sz w:val="18"/>
+          <w:szCs w:val="18"/>
+        </w:rPr>
+        <w:t xml:space="preserve">Set-VMDvdDrive -VMName SBD-ADMIN-PC01 -Path $null   # back on the host, after the install: detach the ISO</w:t>
+      </w:r>
+    </w:p>
+    <w:p>
+      <w:pPr>
+        <w:shd w:fill="F1F7FA" w:color="auto" w:val="clear"/>
+        <w:spacing w:after="0" w:before="0" w:line="252" w:lineRule="auto"/>
+        <w:ind w:left="160" w:right="160"/>
+      </w:pPr>
+      <w:r>
+        <w:rPr>
+          <w:rFonts w:ascii="Consolas" w:cs="Consolas" w:eastAsia="Consolas" w:hAnsi="Consolas"/>
+          <w:color w:val="193448"/>
+          <w:sz w:val="18"/>
+          <w:szCs w:val="18"/>
+        </w:rPr>
         <w:t xml:space="preserve"># On each seat, after its scans: this course's evidence, hashed</w:t>
       </w:r>
     </w:p>
@@ -6204,7 +6332,7 @@
           <w:sz w:val="20"/>
           <w:szCs w:val="20"/>
         </w:rPr>
-        <w:t xml:space="preserve">SCC and STIG Viewer run from AdminJumpBox01 and are gone from the controllers, every moved evidence set matches its manifest, and each seat has its tier's tools; first baselines for the two physical seats and rescans of SBD-SUBCA01, SBD-PKI-MGMT01, SBD-DHCP01, and both domain controllers are filed with attributed deltas; SBD-DHCP01's checklist is complete; the exception record and register carry the new rows; and the handoff names the management constraint for course 1.9 and the logging courses.</w:t>
+        <w:t xml:space="preserve">SCC and STIG Viewer run from AdminJumpBox01 and are gone from the controllers, every moved evidence set matches its manifest, and each seat has its tier's tools; first baselines for the three seats, SBD-ADMIN-PC01's from its own SCC copy, and rescans of SBD-SUBCA01, SBD-PKI-MGMT01, SBD-DHCP01, and both domain controllers are filed with attributed deltas; SBD-DHCP01's checklist is complete; the exception record and register carry the new rows; and the handoff names the management constraint for course 1.9 and the logging courses.</w:t>
       </w:r>
     </w:p>
     <w:p>
@@ -6236,7 +6364,7 @@
           <w:sz w:val="21"/>
           <w:szCs w:val="21"/>
         </w:rPr>
-        <w:t xml:space="preserve">Evidence to keep: Finish the checklist: the tool and evidence moves with their hash comparisons, the scan set, the updated records, the tier matrix, and the handoff note.</w:t>
+        <w:t xml:space="preserve">Evidence to keep: Finish the checklist: the tool and evidence moves with their hash comparisons, SBD-ADMIN-PC01's installer check, the scan set, the updated records, the tier matrix, and the handoff note.</w:t>
       </w:r>
     </w:p>
     <w:tbl>

--- a/public/training/tiered-admin/SecureByDesign-tiered-admin-Workbook.docx
+++ b/public/training/tiered-admin/SecureByDesign-tiered-admin-Workbook.docx
@@ -1139,7 +1139,7 @@
           <w:sz w:val="21"/>
           <w:szCs w:val="21"/>
         </w:rPr>
-        <w:t xml:space="preserve">Add the register rows this course needs: VLAN 60 to each tier's management ports (rules A01–A04 in Inside the Network), and explicit denies from VLAN 80 into VLAN 60 — user space never initiates toward the admin plane. A02 already names SBD-DHCP01, whose administration moves to SBD-ADMIN-SRV01 in lesson 2.</w:t>
+        <w:t xml:space="preserve">Add the register rows this course needs: VLAN 60 to each tier's management ports (rules A01–A04 in the System Hub), and explicit denies from VLAN 80 into VLAN 60 — user space never initiates toward the admin plane. A02 already names SBD-DHCP01, whose administration moves to SBD-ADMIN-SRV01 in lesson 2.</w:t>
       </w:r>
     </w:p>
     <w:p>
